--- a/Отчёты/Отчёт_2_Мартини.docx
+++ b/Отчёты/Отчёт_2_Мартини.docx
@@ -7,11 +7,1228 @@
         <w:pStyle w:val="PreformattedText"/>
         <w:bidi w:val="0"/>
         <w:spacing w:before="0" w:after="0"/>
-        <w:rPr/>
-      </w:pPr>
-      <w:r>
-        <w:rPr/>
-        <w:t>//</w:t>
+        <w:rPr>
+          <w:b/>
+          <w:bCs/>
+          <w:sz w:val="24"/>
+          <w:szCs w:val="24"/>
+          <w:u w:val="single"/>
+        </w:rPr>
+      </w:pPr>
+      <w:r>
+        <w:rPr>
+          <w:b/>
+          <w:bCs/>
+          <w:sz w:val="24"/>
+          <w:szCs w:val="24"/>
+          <w:u w:val="single"/>
+        </w:rPr>
+        <w:t>Отчёт по лабораторной работе №1</w:t>
+        <w:br/>
+        <w:t>Работу выполнил: Мартини П.А. ТКИ-241</w:t>
+      </w:r>
+    </w:p>
+    <w:p>
+      <w:pPr>
+        <w:pStyle w:val="PreformattedText"/>
+        <w:bidi w:val="0"/>
+        <w:spacing w:before="0" w:after="0"/>
+        <w:rPr>
+          <w:sz w:val="24"/>
+          <w:szCs w:val="24"/>
+        </w:rPr>
+      </w:pPr>
+      <w:r>
+        <w:rPr>
+          <w:sz w:val="24"/>
+          <w:szCs w:val="24"/>
+        </w:rPr>
+      </w:r>
+    </w:p>
+    <w:p>
+      <w:pPr>
+        <w:pStyle w:val="PreformattedText"/>
+        <w:bidi w:val="0"/>
+        <w:spacing w:before="0" w:after="0"/>
+        <w:rPr>
+          <w:sz w:val="24"/>
+          <w:szCs w:val="24"/>
+        </w:rPr>
+      </w:pPr>
+      <w:r>
+        <w:rPr>
+          <w:sz w:val="24"/>
+          <w:szCs w:val="24"/>
+        </w:rPr>
+        <w:t>Задание: изобразить на графике дискретные сигналы:</w:t>
+        <w:br/>
+        <w:t>1. Единичный импульс, задержанный единичный импульс</w:t>
+      </w:r>
+    </w:p>
+    <w:p>
+      <w:pPr>
+        <w:pStyle w:val="PreformattedText"/>
+        <w:bidi w:val="0"/>
+        <w:spacing w:before="0" w:after="0"/>
+        <w:rPr>
+          <w:sz w:val="24"/>
+          <w:szCs w:val="24"/>
+        </w:rPr>
+      </w:pPr>
+      <w:r>
+        <w:rPr>
+          <w:sz w:val="24"/>
+          <w:szCs w:val="24"/>
+        </w:rPr>
+        <w:t>2. Единичный скачок, задержанный единичный скачок</w:t>
+      </w:r>
+    </w:p>
+    <w:p>
+      <w:pPr>
+        <w:pStyle w:val="PreformattedText"/>
+        <w:bidi w:val="0"/>
+        <w:spacing w:before="0" w:after="0"/>
+        <w:rPr>
+          <w:sz w:val="24"/>
+          <w:szCs w:val="24"/>
+        </w:rPr>
+      </w:pPr>
+      <w:r>
+        <w:rPr>
+          <w:sz w:val="24"/>
+          <w:szCs w:val="24"/>
+        </w:rPr>
+        <w:t>3. Дискретную экспоненту</w:t>
+      </w:r>
+    </w:p>
+    <w:p>
+      <w:pPr>
+        <w:pStyle w:val="PreformattedText"/>
+        <w:bidi w:val="0"/>
+        <w:spacing w:before="0" w:after="0"/>
+        <w:rPr>
+          <w:sz w:val="24"/>
+          <w:szCs w:val="24"/>
+        </w:rPr>
+      </w:pPr>
+      <w:r>
+        <w:rPr>
+          <w:sz w:val="24"/>
+          <w:szCs w:val="24"/>
+        </w:rPr>
+        <w:t>4. Дискретную косинусоиду (гармонический сигнал).</w:t>
+      </w:r>
+    </w:p>
+    <w:p>
+      <w:pPr>
+        <w:pStyle w:val="PreformattedText"/>
+        <w:bidi w:val="0"/>
+        <w:spacing w:before="0" w:after="0"/>
+        <w:rPr>
+          <w:sz w:val="24"/>
+          <w:szCs w:val="24"/>
+        </w:rPr>
+      </w:pPr>
+      <w:r>
+        <w:rPr>
+          <w:sz w:val="24"/>
+          <w:szCs w:val="24"/>
+        </w:rPr>
+      </w:r>
+    </w:p>
+    <w:p>
+      <w:pPr>
+        <w:pStyle w:val="PreformattedText"/>
+        <w:bidi w:val="0"/>
+        <w:spacing w:before="0" w:after="0"/>
+        <w:rPr>
+          <w:sz w:val="24"/>
+          <w:szCs w:val="24"/>
+        </w:rPr>
+      </w:pPr>
+      <w:r>
+        <w:rPr>
+          <w:sz w:val="24"/>
+          <w:szCs w:val="24"/>
+        </w:rPr>
+        <w:t>Задание выполнено на языке программирования c++ с использованием пользовательской библиотеки MatPlot++. Исходный код программы указан в приложении.</w:t>
+      </w:r>
+    </w:p>
+    <w:p>
+      <w:pPr>
+        <w:pStyle w:val="PreformattedText"/>
+        <w:bidi w:val="0"/>
+        <w:spacing w:before="0" w:after="0"/>
+        <w:rPr>
+          <w:sz w:val="24"/>
+          <w:szCs w:val="24"/>
+        </w:rPr>
+      </w:pPr>
+      <w:r>
+        <w:rPr>
+          <w:sz w:val="24"/>
+          <w:szCs w:val="24"/>
+        </w:rPr>
+      </w:r>
+    </w:p>
+    <w:p>
+      <w:pPr>
+        <w:pStyle w:val="PreformattedText"/>
+        <w:bidi w:val="0"/>
+        <w:spacing w:before="0" w:after="0"/>
+        <w:rPr>
+          <w:sz w:val="24"/>
+          <w:szCs w:val="24"/>
+        </w:rPr>
+      </w:pPr>
+      <w:r>
+        <w:rPr>
+          <w:sz w:val="24"/>
+          <w:szCs w:val="24"/>
+          <w:u w:val="single"/>
+        </w:rPr>
+        <w:t>Задание 1. Единичный испульс.</w:t>
+      </w:r>
+      <w:r>
+        <w:rPr>
+          <w:sz w:val="24"/>
+          <w:szCs w:val="24"/>
+        </w:rPr>
+        <w:br/>
+      </w:r>
+      <w:r>
+        <w:rPr>
+          <w:b/>
+          <w:bCs/>
+          <w:sz w:val="24"/>
+          <w:szCs w:val="24"/>
+        </w:rPr>
+        <w:t>Единичный импульс</w:t>
+      </w:r>
+      <w:r>
+        <w:rPr>
+          <w:sz w:val="24"/>
+          <w:szCs w:val="24"/>
+        </w:rPr>
+        <w:t xml:space="preserve"> — дискретный сигнал, который существует только в определённый момент времени (например, равный единице в нулевой момент времени и нулю — во все остальные).</w:t>
+      </w:r>
+    </w:p>
+    <w:p>
+      <w:pPr>
+        <w:pStyle w:val="PreformattedText"/>
+        <w:bidi w:val="0"/>
+        <w:spacing w:before="0" w:after="0"/>
+        <w:rPr>
+          <w:sz w:val="24"/>
+          <w:szCs w:val="24"/>
+        </w:rPr>
+      </w:pPr>
+      <w:r>
+        <w:rPr>
+          <w:sz w:val="24"/>
+          <w:szCs w:val="24"/>
+        </w:rPr>
+      </w:r>
+    </w:p>
+    <w:p>
+      <w:pPr>
+        <w:pStyle w:val="PreformattedText"/>
+        <w:bidi w:val="0"/>
+        <w:spacing w:before="0" w:after="0"/>
+        <w:jc w:val="center"/>
+        <w:rPr>
+          <w:sz w:val="24"/>
+          <w:szCs w:val="24"/>
+        </w:rPr>
+      </w:pPr>
+      <w:r>
+        <w:drawing>
+          <wp:anchor distT="0" distB="0" distL="0" distR="0" simplePos="0" relativeHeight="2" behindDoc="0" locked="0" layoutInCell="0" allowOverlap="1">
+            <wp:simplePos x="0" y="0"/>
+            <wp:positionH relativeFrom="column">
+              <wp:align>center</wp:align>
+            </wp:positionH>
+            <wp:positionV relativeFrom="paragraph">
+              <wp:posOffset>635</wp:posOffset>
+            </wp:positionV>
+            <wp:extent cx="6120130" cy="3442335"/>
+            <wp:effectExtent l="0" t="0" r="0" b="0"/>
+            <wp:wrapSquare wrapText="largest"/>
+            <wp:docPr id="1" name="Image1"/>
+            <wp:cNvGraphicFramePr>
+              <a:graphicFrameLocks xmlns:a="http://schemas.openxmlformats.org/drawingml/2006/main" noChangeAspect="1"/>
+            </wp:cNvGraphicFramePr>
+            <a:graphic xmlns:a="http://schemas.openxmlformats.org/drawingml/2006/main">
+              <a:graphicData uri="http://schemas.openxmlformats.org/drawingml/2006/picture">
+                <pic:pic xmlns:pic="http://schemas.openxmlformats.org/drawingml/2006/picture">
+                  <pic:nvPicPr>
+                    <pic:cNvPr id="1" name="Image1"/>
+                    <pic:cNvPicPr>
+                      <a:picLocks noChangeAspect="1" noChangeArrowheads="1"/>
+                    </pic:cNvPicPr>
+                  </pic:nvPicPr>
+                  <pic:blipFill>
+                    <a:blip r:embed="rId2"/>
+                    <a:stretch>
+                      <a:fillRect/>
+                    </a:stretch>
+                  </pic:blipFill>
+                  <pic:spPr bwMode="auto">
+                    <a:xfrm>
+                      <a:off x="0" y="0"/>
+                      <a:ext cx="6120130" cy="3442335"/>
+                    </a:xfrm>
+                    <a:prstGeom prst="rect">
+                      <a:avLst/>
+                    </a:prstGeom>
+                    <a:noFill/>
+                  </pic:spPr>
+                </pic:pic>
+              </a:graphicData>
+            </a:graphic>
+          </wp:anchor>
+        </w:drawing>
+      </w:r>
+      <w:r>
+        <w:rPr>
+          <w:b/>
+          <w:bCs/>
+          <w:sz w:val="24"/>
+          <w:szCs w:val="24"/>
+        </w:rPr>
+        <w:t>Рисунок 1. График единичного испульса (без задержки)</w:t>
+      </w:r>
+    </w:p>
+    <w:p>
+      <w:pPr>
+        <w:pStyle w:val="PreformattedText"/>
+        <w:bidi w:val="0"/>
+        <w:spacing w:before="0" w:after="0"/>
+        <w:jc w:val="center"/>
+        <w:rPr>
+          <w:sz w:val="24"/>
+          <w:szCs w:val="24"/>
+        </w:rPr>
+      </w:pPr>
+      <w:r>
+        <w:rPr>
+          <w:sz w:val="24"/>
+          <w:szCs w:val="24"/>
+        </w:rPr>
+      </w:r>
+    </w:p>
+    <w:p>
+      <w:pPr>
+        <w:pStyle w:val="PreformattedText"/>
+        <w:bidi w:val="0"/>
+        <w:spacing w:before="0" w:after="0"/>
+        <w:jc w:val="start"/>
+        <w:rPr>
+          <w:sz w:val="24"/>
+          <w:szCs w:val="24"/>
+        </w:rPr>
+      </w:pPr>
+      <w:r>
+        <w:rPr>
+          <w:sz w:val="24"/>
+          <w:szCs w:val="24"/>
+        </w:rPr>
+      </w:r>
+    </w:p>
+    <w:p>
+      <w:pPr>
+        <w:pStyle w:val="PreformattedText"/>
+        <w:bidi w:val="0"/>
+        <w:spacing w:before="0" w:after="0"/>
+        <w:jc w:val="center"/>
+        <w:rPr>
+          <w:b/>
+          <w:bCs/>
+          <w:sz w:val="24"/>
+          <w:szCs w:val="24"/>
+        </w:rPr>
+      </w:pPr>
+      <w:r>
+        <w:drawing>
+          <wp:anchor distT="0" distB="0" distL="0" distR="0" simplePos="0" relativeHeight="3" behindDoc="0" locked="0" layoutInCell="0" allowOverlap="1">
+            <wp:simplePos x="0" y="0"/>
+            <wp:positionH relativeFrom="column">
+              <wp:align>center</wp:align>
+            </wp:positionH>
+            <wp:positionV relativeFrom="paragraph">
+              <wp:posOffset>635</wp:posOffset>
+            </wp:positionV>
+            <wp:extent cx="6120130" cy="3442335"/>
+            <wp:effectExtent l="0" t="0" r="0" b="0"/>
+            <wp:wrapSquare wrapText="largest"/>
+            <wp:docPr id="2" name="Image2"/>
+            <wp:cNvGraphicFramePr>
+              <a:graphicFrameLocks xmlns:a="http://schemas.openxmlformats.org/drawingml/2006/main" noChangeAspect="1"/>
+            </wp:cNvGraphicFramePr>
+            <a:graphic xmlns:a="http://schemas.openxmlformats.org/drawingml/2006/main">
+              <a:graphicData uri="http://schemas.openxmlformats.org/drawingml/2006/picture">
+                <pic:pic xmlns:pic="http://schemas.openxmlformats.org/drawingml/2006/picture">
+                  <pic:nvPicPr>
+                    <pic:cNvPr id="2" name="Image2"/>
+                    <pic:cNvPicPr>
+                      <a:picLocks noChangeAspect="1" noChangeArrowheads="1"/>
+                    </pic:cNvPicPr>
+                  </pic:nvPicPr>
+                  <pic:blipFill>
+                    <a:blip r:embed="rId3"/>
+                    <a:stretch>
+                      <a:fillRect/>
+                    </a:stretch>
+                  </pic:blipFill>
+                  <pic:spPr bwMode="auto">
+                    <a:xfrm>
+                      <a:off x="0" y="0"/>
+                      <a:ext cx="6120130" cy="3442335"/>
+                    </a:xfrm>
+                    <a:prstGeom prst="rect">
+                      <a:avLst/>
+                    </a:prstGeom>
+                    <a:noFill/>
+                  </pic:spPr>
+                </pic:pic>
+              </a:graphicData>
+            </a:graphic>
+          </wp:anchor>
+        </w:drawing>
+      </w:r>
+      <w:r>
+        <w:rPr>
+          <w:b/>
+          <w:bCs/>
+          <w:sz w:val="24"/>
+          <w:szCs w:val="24"/>
+        </w:rPr>
+        <w:t>Рисунок 2. График единичного импульса (задержка 3)</w:t>
+      </w:r>
+    </w:p>
+    <w:p>
+      <w:pPr>
+        <w:pStyle w:val="PreformattedText"/>
+        <w:bidi w:val="0"/>
+        <w:spacing w:before="0" w:after="0"/>
+        <w:jc w:val="center"/>
+        <w:rPr>
+          <w:sz w:val="24"/>
+          <w:szCs w:val="24"/>
+        </w:rPr>
+      </w:pPr>
+      <w:r>
+        <w:rPr>
+          <w:sz w:val="24"/>
+          <w:szCs w:val="24"/>
+        </w:rPr>
+      </w:r>
+    </w:p>
+    <w:p>
+      <w:pPr>
+        <w:pStyle w:val="PreformattedText"/>
+        <w:bidi w:val="0"/>
+        <w:spacing w:before="0" w:after="0"/>
+        <w:jc w:val="start"/>
+        <w:rPr>
+          <w:sz w:val="24"/>
+          <w:szCs w:val="24"/>
+          <w:u w:val="single"/>
+        </w:rPr>
+      </w:pPr>
+      <w:r>
+        <w:rPr>
+          <w:sz w:val="24"/>
+          <w:szCs w:val="24"/>
+          <w:u w:val="single"/>
+        </w:rPr>
+        <w:t>Задание 2. Единичный скачок</w:t>
+      </w:r>
+    </w:p>
+    <w:p>
+      <w:pPr>
+        <w:pStyle w:val="PreformattedText"/>
+        <w:bidi w:val="0"/>
+        <w:spacing w:before="0" w:after="0"/>
+        <w:jc w:val="start"/>
+        <w:rPr>
+          <w:sz w:val="24"/>
+          <w:szCs w:val="24"/>
+          <w:u w:val="none"/>
+        </w:rPr>
+      </w:pPr>
+      <w:r>
+        <w:rPr>
+          <w:b/>
+          <w:bCs/>
+          <w:sz w:val="24"/>
+          <w:szCs w:val="24"/>
+          <w:u w:val="none"/>
+        </w:rPr>
+        <w:t>Единичный скачок</w:t>
+      </w:r>
+      <w:r>
+        <w:rPr>
+          <w:sz w:val="24"/>
+          <w:szCs w:val="24"/>
+          <w:u w:val="none"/>
+        </w:rPr>
+        <w:t xml:space="preserve"> — дискретный сигнал, который появляется в определённый момент времени и не пропадает в другие моменты времени.</w:t>
+      </w:r>
+    </w:p>
+    <w:p>
+      <w:pPr>
+        <w:pStyle w:val="PreformattedText"/>
+        <w:bidi w:val="0"/>
+        <w:spacing w:before="0" w:after="0"/>
+        <w:jc w:val="start"/>
+        <w:rPr>
+          <w:sz w:val="24"/>
+          <w:szCs w:val="24"/>
+          <w:u w:val="none"/>
+        </w:rPr>
+      </w:pPr>
+      <w:r>
+        <w:rPr>
+          <w:sz w:val="24"/>
+          <w:szCs w:val="24"/>
+          <w:u w:val="none"/>
+        </w:rPr>
+      </w:r>
+    </w:p>
+    <w:p>
+      <w:pPr>
+        <w:pStyle w:val="PreformattedText"/>
+        <w:bidi w:val="0"/>
+        <w:spacing w:before="0" w:after="0"/>
+        <w:jc w:val="center"/>
+        <w:rPr>
+          <w:b/>
+          <w:bCs/>
+          <w:sz w:val="24"/>
+          <w:szCs w:val="24"/>
+          <w:u w:val="none"/>
+        </w:rPr>
+      </w:pPr>
+      <w:r>
+        <w:drawing>
+          <wp:anchor distT="0" distB="0" distL="0" distR="0" simplePos="0" relativeHeight="4" behindDoc="0" locked="0" layoutInCell="0" allowOverlap="1">
+            <wp:simplePos x="0" y="0"/>
+            <wp:positionH relativeFrom="column">
+              <wp:align>center</wp:align>
+            </wp:positionH>
+            <wp:positionV relativeFrom="paragraph">
+              <wp:posOffset>635</wp:posOffset>
+            </wp:positionV>
+            <wp:extent cx="6120130" cy="3442335"/>
+            <wp:effectExtent l="0" t="0" r="0" b="0"/>
+            <wp:wrapSquare wrapText="largest"/>
+            <wp:docPr id="3" name="Image3"/>
+            <wp:cNvGraphicFramePr>
+              <a:graphicFrameLocks xmlns:a="http://schemas.openxmlformats.org/drawingml/2006/main" noChangeAspect="1"/>
+            </wp:cNvGraphicFramePr>
+            <a:graphic xmlns:a="http://schemas.openxmlformats.org/drawingml/2006/main">
+              <a:graphicData uri="http://schemas.openxmlformats.org/drawingml/2006/picture">
+                <pic:pic xmlns:pic="http://schemas.openxmlformats.org/drawingml/2006/picture">
+                  <pic:nvPicPr>
+                    <pic:cNvPr id="3" name="Image3"/>
+                    <pic:cNvPicPr>
+                      <a:picLocks noChangeAspect="1" noChangeArrowheads="1"/>
+                    </pic:cNvPicPr>
+                  </pic:nvPicPr>
+                  <pic:blipFill>
+                    <a:blip r:embed="rId4"/>
+                    <a:stretch>
+                      <a:fillRect/>
+                    </a:stretch>
+                  </pic:blipFill>
+                  <pic:spPr bwMode="auto">
+                    <a:xfrm>
+                      <a:off x="0" y="0"/>
+                      <a:ext cx="6120130" cy="3442335"/>
+                    </a:xfrm>
+                    <a:prstGeom prst="rect">
+                      <a:avLst/>
+                    </a:prstGeom>
+                    <a:noFill/>
+                  </pic:spPr>
+                </pic:pic>
+              </a:graphicData>
+            </a:graphic>
+          </wp:anchor>
+        </w:drawing>
+      </w:r>
+      <w:r>
+        <w:rPr>
+          <w:b/>
+          <w:bCs/>
+          <w:sz w:val="24"/>
+          <w:szCs w:val="24"/>
+          <w:u w:val="none"/>
+        </w:rPr>
+        <w:t>Рисунок 3. Единичный скачок (без задержки)</w:t>
+      </w:r>
+    </w:p>
+    <w:p>
+      <w:pPr>
+        <w:pStyle w:val="PreformattedText"/>
+        <w:bidi w:val="0"/>
+        <w:spacing w:before="0" w:after="0"/>
+        <w:jc w:val="start"/>
+        <w:rPr>
+          <w:sz w:val="24"/>
+          <w:szCs w:val="24"/>
+          <w:u w:val="none"/>
+        </w:rPr>
+      </w:pPr>
+      <w:r>
+        <w:rPr>
+          <w:sz w:val="24"/>
+          <w:szCs w:val="24"/>
+          <w:u w:val="none"/>
+        </w:rPr>
+      </w:r>
+    </w:p>
+    <w:p>
+      <w:pPr>
+        <w:pStyle w:val="PreformattedText"/>
+        <w:bidi w:val="0"/>
+        <w:spacing w:before="0" w:after="0"/>
+        <w:jc w:val="start"/>
+        <w:rPr>
+          <w:sz w:val="24"/>
+          <w:szCs w:val="24"/>
+          <w:u w:val="none"/>
+        </w:rPr>
+      </w:pPr>
+      <w:r>
+        <w:rPr>
+          <w:sz w:val="24"/>
+          <w:szCs w:val="24"/>
+          <w:u w:val="none"/>
+        </w:rPr>
+      </w:r>
+    </w:p>
+    <w:p>
+      <w:pPr>
+        <w:pStyle w:val="PreformattedText"/>
+        <w:bidi w:val="0"/>
+        <w:spacing w:before="0" w:after="0"/>
+        <w:jc w:val="start"/>
+        <w:rPr>
+          <w:sz w:val="24"/>
+          <w:szCs w:val="24"/>
+          <w:u w:val="none"/>
+        </w:rPr>
+      </w:pPr>
+      <w:r>
+        <w:rPr>
+          <w:sz w:val="24"/>
+          <w:szCs w:val="24"/>
+          <w:u w:val="none"/>
+        </w:rPr>
+      </w:r>
+    </w:p>
+    <w:p>
+      <w:pPr>
+        <w:pStyle w:val="PreformattedText"/>
+        <w:bidi w:val="0"/>
+        <w:spacing w:before="0" w:after="0"/>
+        <w:jc w:val="start"/>
+        <w:rPr>
+          <w:sz w:val="24"/>
+          <w:szCs w:val="24"/>
+          <w:u w:val="none"/>
+        </w:rPr>
+      </w:pPr>
+      <w:r>
+        <w:rPr>
+          <w:sz w:val="24"/>
+          <w:szCs w:val="24"/>
+          <w:u w:val="none"/>
+        </w:rPr>
+      </w:r>
+    </w:p>
+    <w:p>
+      <w:pPr>
+        <w:pStyle w:val="PreformattedText"/>
+        <w:bidi w:val="0"/>
+        <w:spacing w:before="0" w:after="0"/>
+        <w:jc w:val="start"/>
+        <w:rPr>
+          <w:sz w:val="24"/>
+          <w:szCs w:val="24"/>
+          <w:u w:val="none"/>
+        </w:rPr>
+      </w:pPr>
+      <w:r>
+        <w:rPr>
+          <w:sz w:val="24"/>
+          <w:szCs w:val="24"/>
+          <w:u w:val="none"/>
+        </w:rPr>
+      </w:r>
+    </w:p>
+    <w:p>
+      <w:pPr>
+        <w:pStyle w:val="PreformattedText"/>
+        <w:bidi w:val="0"/>
+        <w:spacing w:before="0" w:after="0"/>
+        <w:jc w:val="center"/>
+        <w:rPr>
+          <w:b/>
+          <w:bCs/>
+          <w:sz w:val="24"/>
+          <w:szCs w:val="24"/>
+          <w:u w:val="none"/>
+        </w:rPr>
+      </w:pPr>
+      <w:r>
+        <w:drawing>
+          <wp:anchor distT="0" distB="0" distL="0" distR="0" simplePos="0" relativeHeight="5" behindDoc="0" locked="0" layoutInCell="0" allowOverlap="1">
+            <wp:simplePos x="0" y="0"/>
+            <wp:positionH relativeFrom="column">
+              <wp:align>center</wp:align>
+            </wp:positionH>
+            <wp:positionV relativeFrom="paragraph">
+              <wp:posOffset>635</wp:posOffset>
+            </wp:positionV>
+            <wp:extent cx="6120130" cy="3429635"/>
+            <wp:effectExtent l="0" t="0" r="0" b="0"/>
+            <wp:wrapSquare wrapText="largest"/>
+            <wp:docPr id="4" name="Image4"/>
+            <wp:cNvGraphicFramePr>
+              <a:graphicFrameLocks xmlns:a="http://schemas.openxmlformats.org/drawingml/2006/main" noChangeAspect="1"/>
+            </wp:cNvGraphicFramePr>
+            <a:graphic xmlns:a="http://schemas.openxmlformats.org/drawingml/2006/main">
+              <a:graphicData uri="http://schemas.openxmlformats.org/drawingml/2006/picture">
+                <pic:pic xmlns:pic="http://schemas.openxmlformats.org/drawingml/2006/picture">
+                  <pic:nvPicPr>
+                    <pic:cNvPr id="4" name="Image4"/>
+                    <pic:cNvPicPr>
+                      <a:picLocks noChangeAspect="1" noChangeArrowheads="1"/>
+                    </pic:cNvPicPr>
+                  </pic:nvPicPr>
+                  <pic:blipFill>
+                    <a:blip r:embed="rId5"/>
+                    <a:stretch>
+                      <a:fillRect/>
+                    </a:stretch>
+                  </pic:blipFill>
+                  <pic:spPr bwMode="auto">
+                    <a:xfrm>
+                      <a:off x="0" y="0"/>
+                      <a:ext cx="6120130" cy="3429635"/>
+                    </a:xfrm>
+                    <a:prstGeom prst="rect">
+                      <a:avLst/>
+                    </a:prstGeom>
+                    <a:noFill/>
+                  </pic:spPr>
+                </pic:pic>
+              </a:graphicData>
+            </a:graphic>
+          </wp:anchor>
+        </w:drawing>
+      </w:r>
+      <w:r>
+        <w:rPr>
+          <w:b/>
+          <w:bCs/>
+          <w:sz w:val="24"/>
+          <w:szCs w:val="24"/>
+          <w:u w:val="none"/>
+        </w:rPr>
+        <w:t>Рисунок 4. Единичный скачок (задержка 4)</w:t>
+      </w:r>
+    </w:p>
+    <w:p>
+      <w:pPr>
+        <w:pStyle w:val="PreformattedText"/>
+        <w:bidi w:val="0"/>
+        <w:spacing w:before="0" w:after="0"/>
+        <w:jc w:val="start"/>
+        <w:rPr>
+          <w:sz w:val="24"/>
+          <w:szCs w:val="24"/>
+          <w:u w:val="none"/>
+        </w:rPr>
+      </w:pPr>
+      <w:r>
+        <w:rPr>
+          <w:sz w:val="24"/>
+          <w:szCs w:val="24"/>
+          <w:u w:val="none"/>
+        </w:rPr>
+      </w:r>
+    </w:p>
+    <w:p>
+      <w:pPr>
+        <w:pStyle w:val="PreformattedText"/>
+        <w:bidi w:val="0"/>
+        <w:spacing w:before="0" w:after="0"/>
+        <w:jc w:val="start"/>
+        <w:rPr>
+          <w:sz w:val="24"/>
+          <w:szCs w:val="24"/>
+          <w:u w:val="single"/>
+        </w:rPr>
+      </w:pPr>
+      <w:r>
+        <w:rPr>
+          <w:sz w:val="24"/>
+          <w:szCs w:val="24"/>
+          <w:u w:val="single"/>
+        </w:rPr>
+        <w:t>Задание 3. Дискретная экспонента.</w:t>
+      </w:r>
+    </w:p>
+    <w:p>
+      <w:pPr>
+        <w:pStyle w:val="PreformattedText"/>
+        <w:bidi w:val="0"/>
+        <w:spacing w:before="0" w:after="0"/>
+        <w:jc w:val="start"/>
+        <w:rPr>
+          <w:b/>
+          <w:bCs/>
+          <w:sz w:val="24"/>
+          <w:szCs w:val="24"/>
+          <w:u w:val="none"/>
+        </w:rPr>
+      </w:pPr>
+      <w:r>
+        <w:rPr>
+          <w:b/>
+          <w:bCs/>
+          <w:sz w:val="24"/>
+          <w:szCs w:val="24"/>
+          <w:u w:val="none"/>
+        </w:rPr>
+        <w:t>Дискретная экспонента —</w:t>
+      </w:r>
+      <w:r>
+        <w:rPr>
+          <w:b w:val="false"/>
+          <w:bCs w:val="false"/>
+          <w:sz w:val="24"/>
+          <w:szCs w:val="24"/>
+          <w:u w:val="none"/>
+        </w:rPr>
+        <w:t xml:space="preserve"> математический сигнал, задаваемый на дискретных интервалах времени и описываемый формулой x[n] = a</w:t>
+      </w:r>
+      <w:r>
+        <w:rPr>
+          <w:b w:val="false"/>
+          <w:bCs w:val="false"/>
+          <w:sz w:val="24"/>
+          <w:szCs w:val="24"/>
+          <w:u w:val="none"/>
+          <w:vertAlign w:val="superscript"/>
+        </w:rPr>
+        <w:t>n</w:t>
+      </w:r>
+      <w:r>
+        <w:rPr>
+          <w:b w:val="false"/>
+          <w:bCs w:val="false"/>
+          <w:position w:val="0"/>
+          <w:sz w:val="24"/>
+          <w:szCs w:val="24"/>
+          <w:u w:val="none"/>
+          <w:vertAlign w:val="baseline"/>
+        </w:rPr>
+        <w:t>.</w:t>
+      </w:r>
+    </w:p>
+    <w:p>
+      <w:pPr>
+        <w:pStyle w:val="PreformattedText"/>
+        <w:bidi w:val="0"/>
+        <w:spacing w:before="0" w:after="0"/>
+        <w:jc w:val="start"/>
+        <w:rPr>
+          <w:b w:val="false"/>
+          <w:bCs w:val="false"/>
+          <w:sz w:val="24"/>
+          <w:szCs w:val="24"/>
+          <w:u w:val="none"/>
+        </w:rPr>
+      </w:pPr>
+      <w:r>
+        <w:rPr>
+          <w:b w:val="false"/>
+          <w:bCs w:val="false"/>
+          <w:sz w:val="24"/>
+          <w:szCs w:val="24"/>
+          <w:u w:val="none"/>
+        </w:rPr>
+      </w:r>
+    </w:p>
+    <w:p>
+      <w:pPr>
+        <w:pStyle w:val="PreformattedText"/>
+        <w:bidi w:val="0"/>
+        <w:spacing w:before="0" w:after="0"/>
+        <w:jc w:val="center"/>
+        <w:rPr>
+          <w:b/>
+          <w:bCs/>
+          <w:sz w:val="24"/>
+          <w:szCs w:val="24"/>
+          <w:u w:val="none"/>
+        </w:rPr>
+      </w:pPr>
+      <w:r>
+        <w:drawing>
+          <wp:anchor distT="0" distB="0" distL="0" distR="0" simplePos="0" relativeHeight="6" behindDoc="0" locked="0" layoutInCell="0" allowOverlap="1">
+            <wp:simplePos x="0" y="0"/>
+            <wp:positionH relativeFrom="column">
+              <wp:align>center</wp:align>
+            </wp:positionH>
+            <wp:positionV relativeFrom="paragraph">
+              <wp:posOffset>635</wp:posOffset>
+            </wp:positionV>
+            <wp:extent cx="6120130" cy="3429000"/>
+            <wp:effectExtent l="0" t="0" r="0" b="0"/>
+            <wp:wrapSquare wrapText="largest"/>
+            <wp:docPr id="5" name="Image5"/>
+            <wp:cNvGraphicFramePr>
+              <a:graphicFrameLocks xmlns:a="http://schemas.openxmlformats.org/drawingml/2006/main" noChangeAspect="1"/>
+            </wp:cNvGraphicFramePr>
+            <a:graphic xmlns:a="http://schemas.openxmlformats.org/drawingml/2006/main">
+              <a:graphicData uri="http://schemas.openxmlformats.org/drawingml/2006/picture">
+                <pic:pic xmlns:pic="http://schemas.openxmlformats.org/drawingml/2006/picture">
+                  <pic:nvPicPr>
+                    <pic:cNvPr id="5" name="Image5"/>
+                    <pic:cNvPicPr>
+                      <a:picLocks noChangeAspect="1" noChangeArrowheads="1"/>
+                    </pic:cNvPicPr>
+                  </pic:nvPicPr>
+                  <pic:blipFill>
+                    <a:blip r:embed="rId6"/>
+                    <a:stretch>
+                      <a:fillRect/>
+                    </a:stretch>
+                  </pic:blipFill>
+                  <pic:spPr bwMode="auto">
+                    <a:xfrm>
+                      <a:off x="0" y="0"/>
+                      <a:ext cx="6120130" cy="3429000"/>
+                    </a:xfrm>
+                    <a:prstGeom prst="rect">
+                      <a:avLst/>
+                    </a:prstGeom>
+                    <a:noFill/>
+                  </pic:spPr>
+                </pic:pic>
+              </a:graphicData>
+            </a:graphic>
+          </wp:anchor>
+        </w:drawing>
+      </w:r>
+      <w:r>
+        <w:rPr>
+          <w:b/>
+          <w:bCs/>
+          <w:sz w:val="24"/>
+          <w:szCs w:val="24"/>
+          <w:u w:val="none"/>
+        </w:rPr>
+        <w:t>Рисунок 4. Дискретная экспонента (n = 0.8)</w:t>
+      </w:r>
+    </w:p>
+    <w:p>
+      <w:pPr>
+        <w:pStyle w:val="PreformattedText"/>
+        <w:bidi w:val="0"/>
+        <w:spacing w:before="0" w:after="0"/>
+        <w:jc w:val="start"/>
+        <w:rPr>
+          <w:b w:val="false"/>
+          <w:bCs w:val="false"/>
+          <w:sz w:val="24"/>
+          <w:szCs w:val="24"/>
+          <w:u w:val="none"/>
+        </w:rPr>
+      </w:pPr>
+      <w:r>
+        <w:rPr>
+          <w:b w:val="false"/>
+          <w:bCs w:val="false"/>
+          <w:sz w:val="24"/>
+          <w:szCs w:val="24"/>
+          <w:u w:val="none"/>
+        </w:rPr>
+      </w:r>
+    </w:p>
+    <w:p>
+      <w:pPr>
+        <w:pStyle w:val="PreformattedText"/>
+        <w:bidi w:val="0"/>
+        <w:spacing w:before="0" w:after="0"/>
+        <w:jc w:val="start"/>
+        <w:rPr>
+          <w:b w:val="false"/>
+          <w:bCs w:val="false"/>
+          <w:sz w:val="24"/>
+          <w:szCs w:val="24"/>
+          <w:u w:val="single"/>
+        </w:rPr>
+      </w:pPr>
+      <w:r>
+        <w:rPr>
+          <w:b w:val="false"/>
+          <w:bCs w:val="false"/>
+          <w:sz w:val="24"/>
+          <w:szCs w:val="24"/>
+          <w:u w:val="single"/>
+        </w:rPr>
+        <w:t>Задание 4. Дискретная косинусоида (гармонический сигнал)</w:t>
+      </w:r>
+    </w:p>
+    <w:p>
+      <w:pPr>
+        <w:pStyle w:val="PreformattedText"/>
+        <w:bidi w:val="0"/>
+        <w:spacing w:before="0" w:after="0"/>
+        <w:jc w:val="start"/>
+        <w:rPr>
+          <w:b/>
+          <w:bCs/>
+          <w:sz w:val="24"/>
+          <w:szCs w:val="24"/>
+          <w:u w:val="none"/>
+        </w:rPr>
+      </w:pPr>
+      <w:r>
+        <w:rPr>
+          <w:b/>
+          <w:bCs/>
+          <w:sz w:val="24"/>
+          <w:szCs w:val="24"/>
+          <w:u w:val="none"/>
+        </w:rPr>
+        <w:t>Дискретная косинусоида —</w:t>
+      </w:r>
+      <w:r>
+        <w:rPr>
+          <w:b w:val="false"/>
+          <w:bCs w:val="false"/>
+          <w:sz w:val="24"/>
+          <w:szCs w:val="24"/>
+          <w:u w:val="none"/>
+        </w:rPr>
+        <w:t xml:space="preserve"> последовательность отсчётов, полученная в результате дискретизации непрерывного гармонического сигнала и описываемая формулой x[n] = A * cos(</w:t>
+      </w:r>
+      <w:r>
+        <w:rPr>
+          <w:rFonts w:eastAsia="Noto Sans Mono CJK SC" w:cs="Liberation Mono" w:ascii="Liberation Serif" w:hAnsi="Liberation Serif"/>
+          <w:b w:val="false"/>
+          <w:bCs w:val="false"/>
+          <w:sz w:val="24"/>
+          <w:szCs w:val="24"/>
+          <w:u w:val="none"/>
+        </w:rPr>
+        <w:t>Ω</w:t>
+      </w:r>
+      <w:r>
+        <w:rPr>
+          <w:rFonts w:eastAsia="Noto Sans Mono CJK SC" w:cs="Liberation Mono"/>
+          <w:b w:val="false"/>
+          <w:bCs w:val="false"/>
+          <w:sz w:val="24"/>
+          <w:szCs w:val="24"/>
+          <w:u w:val="none"/>
+        </w:rPr>
+        <w:t>*n</w:t>
+      </w:r>
+      <w:r>
+        <w:rPr>
+          <w:b w:val="false"/>
+          <w:bCs w:val="false"/>
+          <w:sz w:val="24"/>
+          <w:szCs w:val="24"/>
+          <w:u w:val="none"/>
+        </w:rPr>
+        <w:t xml:space="preserve">). </w:t>
+      </w:r>
+    </w:p>
+    <w:p>
+      <w:pPr>
+        <w:pStyle w:val="PreformattedText"/>
+        <w:bidi w:val="0"/>
+        <w:spacing w:before="0" w:after="0"/>
+        <w:jc w:val="start"/>
+        <w:rPr>
+          <w:b w:val="false"/>
+          <w:bCs w:val="false"/>
+          <w:sz w:val="24"/>
+          <w:szCs w:val="24"/>
+          <w:u w:val="none"/>
+        </w:rPr>
+      </w:pPr>
+      <w:r>
+        <w:rPr>
+          <w:b w:val="false"/>
+          <w:bCs w:val="false"/>
+          <w:sz w:val="24"/>
+          <w:szCs w:val="24"/>
+          <w:u w:val="none"/>
+        </w:rPr>
+      </w:r>
+    </w:p>
+    <w:p>
+      <w:pPr>
+        <w:pStyle w:val="PreformattedText"/>
+        <w:bidi w:val="0"/>
+        <w:spacing w:before="0" w:after="0"/>
+        <w:jc w:val="center"/>
+        <w:rPr>
+          <w:b/>
+          <w:bCs/>
+          <w:sz w:val="24"/>
+          <w:szCs w:val="24"/>
+          <w:u w:val="none"/>
+        </w:rPr>
+      </w:pPr>
+      <w:r>
+        <w:drawing>
+          <wp:anchor distT="0" distB="0" distL="0" distR="0" simplePos="0" relativeHeight="7" behindDoc="0" locked="0" layoutInCell="0" allowOverlap="1">
+            <wp:simplePos x="0" y="0"/>
+            <wp:positionH relativeFrom="column">
+              <wp:align>center</wp:align>
+            </wp:positionH>
+            <wp:positionV relativeFrom="paragraph">
+              <wp:posOffset>635</wp:posOffset>
+            </wp:positionV>
+            <wp:extent cx="6120130" cy="3442335"/>
+            <wp:effectExtent l="0" t="0" r="0" b="0"/>
+            <wp:wrapSquare wrapText="largest"/>
+            <wp:docPr id="6" name="Image6"/>
+            <wp:cNvGraphicFramePr>
+              <a:graphicFrameLocks xmlns:a="http://schemas.openxmlformats.org/drawingml/2006/main" noChangeAspect="1"/>
+            </wp:cNvGraphicFramePr>
+            <a:graphic xmlns:a="http://schemas.openxmlformats.org/drawingml/2006/main">
+              <a:graphicData uri="http://schemas.openxmlformats.org/drawingml/2006/picture">
+                <pic:pic xmlns:pic="http://schemas.openxmlformats.org/drawingml/2006/picture">
+                  <pic:nvPicPr>
+                    <pic:cNvPr id="6" name="Image6"/>
+                    <pic:cNvPicPr>
+                      <a:picLocks noChangeAspect="1" noChangeArrowheads="1"/>
+                    </pic:cNvPicPr>
+                  </pic:nvPicPr>
+                  <pic:blipFill>
+                    <a:blip r:embed="rId7"/>
+                    <a:stretch>
+                      <a:fillRect/>
+                    </a:stretch>
+                  </pic:blipFill>
+                  <pic:spPr bwMode="auto">
+                    <a:xfrm>
+                      <a:off x="0" y="0"/>
+                      <a:ext cx="6120130" cy="3442335"/>
+                    </a:xfrm>
+                    <a:prstGeom prst="rect">
+                      <a:avLst/>
+                    </a:prstGeom>
+                    <a:noFill/>
+                  </pic:spPr>
+                </pic:pic>
+              </a:graphicData>
+            </a:graphic>
+          </wp:anchor>
+        </w:drawing>
+      </w:r>
+      <w:r>
+        <w:rPr>
+          <w:b/>
+          <w:bCs/>
+          <w:sz w:val="24"/>
+          <w:szCs w:val="24"/>
+          <w:u w:val="none"/>
+        </w:rPr>
+        <w:t xml:space="preserve">Рисунок 4. Дискретная косинусоида(А = 1, </w:t>
+      </w:r>
+      <w:r>
+        <w:rPr>
+          <w:rFonts w:eastAsia="Noto Sans Mono CJK SC" w:cs="Liberation Mono" w:ascii="Liberation Serif" w:hAnsi="Liberation Serif"/>
+          <w:b/>
+          <w:bCs/>
+          <w:sz w:val="24"/>
+          <w:szCs w:val="24"/>
+          <w:u w:val="none"/>
+        </w:rPr>
+        <w:t>Ω</w:t>
+      </w:r>
+      <w:r>
+        <w:rPr>
+          <w:b/>
+          <w:bCs/>
+          <w:sz w:val="24"/>
+          <w:szCs w:val="24"/>
+          <w:u w:val="none"/>
+        </w:rPr>
+        <w:t xml:space="preserve"> = 0.5</w:t>
+      </w:r>
+      <w:r>
+        <w:rPr>
+          <w:b/>
+          <w:bCs/>
+          <w:sz w:val="24"/>
+          <w:szCs w:val="24"/>
+          <w:u w:val="none"/>
+        </w:rPr>
+        <w:t>)</w:t>
+      </w:r>
+    </w:p>
+    <w:p>
+      <w:pPr>
+        <w:pStyle w:val="PreformattedText"/>
+        <w:bidi w:val="0"/>
+        <w:spacing w:before="0" w:after="0"/>
+        <w:jc w:val="start"/>
+        <w:rPr>
+          <w:b w:val="false"/>
+          <w:bCs w:val="false"/>
+          <w:sz w:val="24"/>
+          <w:szCs w:val="24"/>
+          <w:u w:val="none"/>
+        </w:rPr>
+      </w:pPr>
+      <w:r>
+        <w:rPr>
+          <w:b w:val="false"/>
+          <w:bCs w:val="false"/>
+          <w:sz w:val="24"/>
+          <w:szCs w:val="24"/>
+          <w:u w:val="none"/>
+        </w:rPr>
+      </w:r>
+    </w:p>
+    <w:p>
+      <w:pPr>
+        <w:pStyle w:val="PreformattedText"/>
+        <w:bidi w:val="0"/>
+        <w:spacing w:before="0" w:after="0"/>
+        <w:jc w:val="start"/>
+        <w:rPr>
+          <w:b/>
+          <w:bCs/>
+          <w:sz w:val="24"/>
+          <w:szCs w:val="24"/>
+          <w:u w:val="single"/>
+        </w:rPr>
+      </w:pPr>
+      <w:r>
+        <w:rPr>
+          <w:b/>
+          <w:bCs/>
+          <w:sz w:val="24"/>
+          <w:szCs w:val="24"/>
+          <w:u w:val="single"/>
+        </w:rPr>
+        <w:t>Выводы: я написал программу и отобразил на графиках 4 вида дискретных сигналов: единичный импульс (без задержки/с задержкой), единичный скачок (с задержкой/без задержки), дискретную экспоненту и дискретную косинусоиду</w:t>
       </w:r>
     </w:p>
     <w:sectPr>
@@ -21,6 +1238,7 @@
       <w:pgNumType w:fmt="decimal"/>
       <w:formProt w:val="false"/>
       <w:textDirection w:val="lrTb"/>
+      <w:docGrid w:type="default" w:linePitch="100" w:charSpace="0"/>
     </w:sectPr>
   </w:body>
 </w:document>
@@ -48,11 +1266,15 @@
     <w:qFormat/>
     <w:pPr>
       <w:widowControl w:val="false"/>
+      <w:suppressAutoHyphens w:val="true"/>
       <w:bidi w:val="0"/>
+      <w:spacing w:before="0" w:after="0"/>
+      <w:jc w:val="start"/>
     </w:pPr>
     <w:rPr>
       <w:rFonts w:ascii="Liberation Serif" w:hAnsi="Liberation Serif" w:eastAsia="Noto Serif CJK SC" w:cs="FreeSans"/>
       <w:color w:val="auto"/>
+      <w:kern w:val="0"/>
       <w:sz w:val="24"/>
       <w:szCs w:val="24"/>
       <w:lang w:val="ru-RU" w:eastAsia="zh-CN" w:bidi="hi-IN"/>

--- a/Отчёты/Отчёт_2_Мартини.docx
+++ b/Отчёты/Отчёт_2_Мартини.docx
@@ -23,8 +23,40 @@
           <w:szCs w:val="24"/>
           <w:u w:val="single"/>
         </w:rPr>
-        <w:t>Отчёт по лабораторной работе №1</w:t>
-        <w:br/>
+        <w:t>Отчёт по лабораторной работе №</w:t>
+      </w:r>
+      <w:r>
+        <w:rPr>
+          <w:b/>
+          <w:bCs/>
+          <w:sz w:val="24"/>
+          <w:szCs w:val="24"/>
+          <w:u w:val="single"/>
+        </w:rPr>
+        <w:t>2</w:t>
+      </w:r>
+    </w:p>
+    <w:p>
+      <w:pPr>
+        <w:pStyle w:val="PreformattedText"/>
+        <w:bidi w:val="0"/>
+        <w:spacing w:before="0" w:after="0"/>
+        <w:rPr>
+          <w:b/>
+          <w:bCs/>
+          <w:sz w:val="24"/>
+          <w:szCs w:val="24"/>
+          <w:u w:val="single"/>
+        </w:rPr>
+      </w:pPr>
+      <w:r>
+        <w:rPr>
+          <w:b/>
+          <w:bCs/>
+          <w:sz w:val="24"/>
+          <w:szCs w:val="24"/>
+          <w:u w:val="single"/>
+        </w:rPr>
         <w:t>Работу выполнил: Мартини П.А. ТКИ-241</w:t>
       </w:r>
     </w:p>
@@ -1169,66 +1201,4892 @@
           <w:szCs w:val="24"/>
           <w:u w:val="none"/>
         </w:rPr>
-        <w:t xml:space="preserve"> = 0.5</w:t>
-      </w:r>
-      <w:r>
-        <w:rPr>
-          <w:b/>
-          <w:bCs/>
-          <w:sz w:val="24"/>
-          <w:szCs w:val="24"/>
-          <w:u w:val="none"/>
-        </w:rPr>
-        <w:t>)</w:t>
-      </w:r>
-    </w:p>
-    <w:p>
-      <w:pPr>
-        <w:pStyle w:val="PreformattedText"/>
-        <w:bidi w:val="0"/>
-        <w:spacing w:before="0" w:after="0"/>
-        <w:jc w:val="start"/>
-        <w:rPr>
-          <w:b w:val="false"/>
-          <w:bCs w:val="false"/>
-          <w:sz w:val="24"/>
-          <w:szCs w:val="24"/>
-          <w:u w:val="none"/>
-        </w:rPr>
-      </w:pPr>
-      <w:r>
-        <w:rPr>
-          <w:b w:val="false"/>
-          <w:bCs w:val="false"/>
-          <w:sz w:val="24"/>
-          <w:szCs w:val="24"/>
-          <w:u w:val="none"/>
-        </w:rPr>
-      </w:r>
-    </w:p>
-    <w:p>
-      <w:pPr>
-        <w:pStyle w:val="PreformattedText"/>
-        <w:bidi w:val="0"/>
-        <w:spacing w:before="0" w:after="0"/>
-        <w:jc w:val="start"/>
-        <w:rPr>
-          <w:b/>
-          <w:bCs/>
-          <w:sz w:val="24"/>
-          <w:szCs w:val="24"/>
-          <w:u w:val="single"/>
-        </w:rPr>
-      </w:pPr>
-      <w:r>
-        <w:rPr>
-          <w:b/>
-          <w:bCs/>
-          <w:sz w:val="24"/>
-          <w:szCs w:val="24"/>
-          <w:u w:val="single"/>
-        </w:rPr>
-        <w:t>Выводы: я написал программу и отобразил на графиках 4 вида дискретных сигналов: единичный импульс (без задержки/с задержкой), единичный скачок (с задержкой/без задержки), дискретную экспоненту и дискретную косинусоиду</w:t>
+        <w:t xml:space="preserve"> = 0.5)</w:t>
+      </w:r>
+    </w:p>
+    <w:p>
+      <w:pPr>
+        <w:pStyle w:val="PreformattedText"/>
+        <w:bidi w:val="0"/>
+        <w:spacing w:before="0" w:after="0"/>
+        <w:jc w:val="start"/>
+        <w:rPr>
+          <w:b w:val="false"/>
+          <w:bCs w:val="false"/>
+          <w:sz w:val="24"/>
+          <w:szCs w:val="24"/>
+          <w:u w:val="none"/>
+        </w:rPr>
+      </w:pPr>
+      <w:r>
+        <w:rPr>
+          <w:b w:val="false"/>
+          <w:bCs w:val="false"/>
+          <w:sz w:val="24"/>
+          <w:szCs w:val="24"/>
+          <w:u w:val="none"/>
+        </w:rPr>
+      </w:r>
+    </w:p>
+    <w:p>
+      <w:pPr>
+        <w:pStyle w:val="PreformattedText"/>
+        <w:bidi w:val="0"/>
+        <w:spacing w:before="0" w:after="0"/>
+        <w:jc w:val="start"/>
+        <w:rPr>
+          <w:b/>
+          <w:bCs/>
+          <w:sz w:val="24"/>
+          <w:szCs w:val="24"/>
+          <w:u w:val="single"/>
+        </w:rPr>
+      </w:pPr>
+      <w:r>
+        <w:rPr>
+          <w:b/>
+          <w:bCs/>
+          <w:sz w:val="24"/>
+          <w:szCs w:val="24"/>
+          <w:u w:val="single"/>
+        </w:rPr>
+        <w:t>Выводы: я написал программу и отобразил на графиках 4 вида дискретных сигналов: единичный импульс (без задержки/с задержкой), единичный скачок (с задержкой/без задержки), дискретную экспоненту и дискретную косинусоиду.</w:t>
+      </w:r>
+    </w:p>
+    <w:p>
+      <w:pPr>
+        <w:pStyle w:val="PreformattedText"/>
+        <w:bidi w:val="0"/>
+        <w:spacing w:before="0" w:after="0"/>
+        <w:jc w:val="start"/>
+        <w:rPr>
+          <w:b/>
+          <w:bCs/>
+          <w:sz w:val="24"/>
+          <w:szCs w:val="24"/>
+          <w:u w:val="single"/>
+        </w:rPr>
+      </w:pPr>
+      <w:r>
+        <w:rPr>
+          <w:b/>
+          <w:bCs/>
+          <w:sz w:val="24"/>
+          <w:szCs w:val="24"/>
+          <w:u w:val="single"/>
+        </w:rPr>
+      </w:r>
+    </w:p>
+    <w:p>
+      <w:pPr>
+        <w:pStyle w:val="PreformattedText"/>
+        <w:bidi w:val="0"/>
+        <w:spacing w:before="0" w:after="0"/>
+        <w:jc w:val="start"/>
+        <w:rPr>
+          <w:b/>
+          <w:bCs/>
+          <w:sz w:val="24"/>
+          <w:szCs w:val="24"/>
+          <w:u w:val="single"/>
+        </w:rPr>
+      </w:pPr>
+      <w:r>
+        <w:rPr>
+          <w:b/>
+          <w:bCs/>
+          <w:sz w:val="24"/>
+          <w:szCs w:val="24"/>
+          <w:u w:val="single"/>
+        </w:rPr>
+      </w:r>
+    </w:p>
+    <w:p>
+      <w:pPr>
+        <w:pStyle w:val="PreformattedText"/>
+        <w:bidi w:val="0"/>
+        <w:spacing w:before="0" w:after="0"/>
+        <w:jc w:val="start"/>
+        <w:rPr>
+          <w:b/>
+          <w:bCs/>
+          <w:sz w:val="24"/>
+          <w:szCs w:val="24"/>
+          <w:u w:val="single"/>
+        </w:rPr>
+      </w:pPr>
+      <w:r>
+        <w:rPr>
+          <w:b/>
+          <w:bCs/>
+          <w:sz w:val="24"/>
+          <w:szCs w:val="24"/>
+          <w:u w:val="single"/>
+        </w:rPr>
+      </w:r>
+    </w:p>
+    <w:p>
+      <w:pPr>
+        <w:pStyle w:val="PreformattedText"/>
+        <w:bidi w:val="0"/>
+        <w:spacing w:before="0" w:after="0"/>
+        <w:jc w:val="start"/>
+        <w:rPr>
+          <w:b/>
+          <w:bCs/>
+          <w:sz w:val="24"/>
+          <w:szCs w:val="24"/>
+          <w:u w:val="single"/>
+        </w:rPr>
+      </w:pPr>
+      <w:r>
+        <w:rPr>
+          <w:b/>
+          <w:bCs/>
+          <w:sz w:val="24"/>
+          <w:szCs w:val="24"/>
+          <w:u w:val="single"/>
+        </w:rPr>
+      </w:r>
+    </w:p>
+    <w:p>
+      <w:pPr>
+        <w:pStyle w:val="PreformattedText"/>
+        <w:bidi w:val="0"/>
+        <w:spacing w:before="0" w:after="0"/>
+        <w:jc w:val="start"/>
+        <w:rPr>
+          <w:b/>
+          <w:bCs/>
+          <w:sz w:val="24"/>
+          <w:szCs w:val="24"/>
+          <w:u w:val="single"/>
+        </w:rPr>
+      </w:pPr>
+      <w:r>
+        <w:rPr>
+          <w:b/>
+          <w:bCs/>
+          <w:sz w:val="24"/>
+          <w:szCs w:val="24"/>
+          <w:u w:val="single"/>
+        </w:rPr>
+      </w:r>
+    </w:p>
+    <w:p>
+      <w:pPr>
+        <w:pStyle w:val="PreformattedText"/>
+        <w:bidi w:val="0"/>
+        <w:spacing w:before="0" w:after="0"/>
+        <w:jc w:val="start"/>
+        <w:rPr>
+          <w:b/>
+          <w:bCs/>
+          <w:sz w:val="24"/>
+          <w:szCs w:val="24"/>
+          <w:u w:val="single"/>
+        </w:rPr>
+      </w:pPr>
+      <w:r>
+        <w:rPr>
+          <w:b/>
+          <w:bCs/>
+          <w:sz w:val="24"/>
+          <w:szCs w:val="24"/>
+          <w:u w:val="single"/>
+        </w:rPr>
+      </w:r>
+    </w:p>
+    <w:p>
+      <w:pPr>
+        <w:pStyle w:val="PreformattedText"/>
+        <w:bidi w:val="0"/>
+        <w:spacing w:before="0" w:after="0"/>
+        <w:jc w:val="start"/>
+        <w:rPr>
+          <w:b/>
+          <w:bCs/>
+          <w:sz w:val="24"/>
+          <w:szCs w:val="24"/>
+          <w:u w:val="single"/>
+        </w:rPr>
+      </w:pPr>
+      <w:r>
+        <w:rPr>
+          <w:b/>
+          <w:bCs/>
+          <w:sz w:val="24"/>
+          <w:szCs w:val="24"/>
+          <w:u w:val="single"/>
+        </w:rPr>
+      </w:r>
+    </w:p>
+    <w:p>
+      <w:pPr>
+        <w:pStyle w:val="PreformattedText"/>
+        <w:bidi w:val="0"/>
+        <w:spacing w:before="0" w:after="0"/>
+        <w:jc w:val="start"/>
+        <w:rPr>
+          <w:b/>
+          <w:bCs/>
+          <w:sz w:val="24"/>
+          <w:szCs w:val="24"/>
+          <w:u w:val="single"/>
+        </w:rPr>
+      </w:pPr>
+      <w:r>
+        <w:rPr>
+          <w:b/>
+          <w:bCs/>
+          <w:sz w:val="24"/>
+          <w:szCs w:val="24"/>
+          <w:u w:val="single"/>
+        </w:rPr>
+      </w:r>
+    </w:p>
+    <w:p>
+      <w:pPr>
+        <w:pStyle w:val="PreformattedText"/>
+        <w:bidi w:val="0"/>
+        <w:spacing w:before="0" w:after="0"/>
+        <w:jc w:val="start"/>
+        <w:rPr>
+          <w:b/>
+          <w:bCs/>
+          <w:sz w:val="24"/>
+          <w:szCs w:val="24"/>
+          <w:u w:val="single"/>
+        </w:rPr>
+      </w:pPr>
+      <w:r>
+        <w:rPr>
+          <w:b/>
+          <w:bCs/>
+          <w:sz w:val="24"/>
+          <w:szCs w:val="24"/>
+          <w:u w:val="single"/>
+        </w:rPr>
+      </w:r>
+    </w:p>
+    <w:p>
+      <w:pPr>
+        <w:pStyle w:val="PreformattedText"/>
+        <w:bidi w:val="0"/>
+        <w:spacing w:before="0" w:after="0"/>
+        <w:jc w:val="start"/>
+        <w:rPr>
+          <w:b/>
+          <w:bCs/>
+          <w:sz w:val="24"/>
+          <w:szCs w:val="24"/>
+          <w:u w:val="single"/>
+        </w:rPr>
+      </w:pPr>
+      <w:r>
+        <w:rPr>
+          <w:b/>
+          <w:bCs/>
+          <w:sz w:val="24"/>
+          <w:szCs w:val="24"/>
+          <w:u w:val="single"/>
+        </w:rPr>
+      </w:r>
+    </w:p>
+    <w:p>
+      <w:pPr>
+        <w:pStyle w:val="PreformattedText"/>
+        <w:bidi w:val="0"/>
+        <w:spacing w:before="0" w:after="0"/>
+        <w:jc w:val="start"/>
+        <w:rPr>
+          <w:b/>
+          <w:bCs/>
+          <w:sz w:val="24"/>
+          <w:szCs w:val="24"/>
+          <w:u w:val="single"/>
+        </w:rPr>
+      </w:pPr>
+      <w:r>
+        <w:rPr>
+          <w:b/>
+          <w:bCs/>
+          <w:sz w:val="24"/>
+          <w:szCs w:val="24"/>
+          <w:u w:val="single"/>
+        </w:rPr>
+      </w:r>
+    </w:p>
+    <w:p>
+      <w:pPr>
+        <w:pStyle w:val="PreformattedText"/>
+        <w:bidi w:val="0"/>
+        <w:spacing w:before="0" w:after="0"/>
+        <w:jc w:val="start"/>
+        <w:rPr>
+          <w:b/>
+          <w:bCs/>
+          <w:sz w:val="24"/>
+          <w:szCs w:val="24"/>
+          <w:u w:val="single"/>
+        </w:rPr>
+      </w:pPr>
+      <w:r>
+        <w:rPr>
+          <w:b/>
+          <w:bCs/>
+          <w:sz w:val="24"/>
+          <w:szCs w:val="24"/>
+          <w:u w:val="single"/>
+        </w:rPr>
+      </w:r>
+    </w:p>
+    <w:p>
+      <w:pPr>
+        <w:pStyle w:val="PreformattedText"/>
+        <w:bidi w:val="0"/>
+        <w:spacing w:before="0" w:after="0"/>
+        <w:jc w:val="start"/>
+        <w:rPr>
+          <w:b/>
+          <w:bCs/>
+          <w:sz w:val="24"/>
+          <w:szCs w:val="24"/>
+          <w:u w:val="single"/>
+        </w:rPr>
+      </w:pPr>
+      <w:r>
+        <w:rPr>
+          <w:b/>
+          <w:bCs/>
+          <w:sz w:val="24"/>
+          <w:szCs w:val="24"/>
+          <w:u w:val="single"/>
+        </w:rPr>
+      </w:r>
+    </w:p>
+    <w:p>
+      <w:pPr>
+        <w:pStyle w:val="PreformattedText"/>
+        <w:bidi w:val="0"/>
+        <w:spacing w:before="0" w:after="0"/>
+        <w:jc w:val="start"/>
+        <w:rPr>
+          <w:b/>
+          <w:bCs/>
+          <w:sz w:val="24"/>
+          <w:szCs w:val="24"/>
+          <w:u w:val="single"/>
+        </w:rPr>
+      </w:pPr>
+      <w:r>
+        <w:rPr>
+          <w:b/>
+          <w:bCs/>
+          <w:sz w:val="24"/>
+          <w:szCs w:val="24"/>
+          <w:u w:val="single"/>
+        </w:rPr>
+      </w:r>
+    </w:p>
+    <w:p>
+      <w:pPr>
+        <w:pStyle w:val="PreformattedText"/>
+        <w:bidi w:val="0"/>
+        <w:spacing w:before="0" w:after="0"/>
+        <w:jc w:val="start"/>
+        <w:rPr>
+          <w:b/>
+          <w:bCs/>
+          <w:sz w:val="24"/>
+          <w:szCs w:val="24"/>
+          <w:u w:val="single"/>
+        </w:rPr>
+      </w:pPr>
+      <w:r>
+        <w:rPr>
+          <w:b/>
+          <w:bCs/>
+          <w:sz w:val="24"/>
+          <w:szCs w:val="24"/>
+          <w:u w:val="single"/>
+        </w:rPr>
+      </w:r>
+    </w:p>
+    <w:p>
+      <w:pPr>
+        <w:pStyle w:val="PreformattedText"/>
+        <w:bidi w:val="0"/>
+        <w:spacing w:before="0" w:after="0"/>
+        <w:jc w:val="start"/>
+        <w:rPr>
+          <w:b/>
+          <w:bCs/>
+          <w:sz w:val="24"/>
+          <w:szCs w:val="24"/>
+          <w:u w:val="single"/>
+        </w:rPr>
+      </w:pPr>
+      <w:r>
+        <w:rPr>
+          <w:b/>
+          <w:bCs/>
+          <w:sz w:val="24"/>
+          <w:szCs w:val="24"/>
+          <w:u w:val="single"/>
+        </w:rPr>
+      </w:r>
+    </w:p>
+    <w:p>
+      <w:pPr>
+        <w:pStyle w:val="PreformattedText"/>
+        <w:bidi w:val="0"/>
+        <w:spacing w:before="0" w:after="0"/>
+        <w:jc w:val="start"/>
+        <w:rPr>
+          <w:b/>
+          <w:bCs/>
+          <w:sz w:val="24"/>
+          <w:szCs w:val="24"/>
+          <w:u w:val="single"/>
+        </w:rPr>
+      </w:pPr>
+      <w:r>
+        <w:rPr>
+          <w:b/>
+          <w:bCs/>
+          <w:sz w:val="24"/>
+          <w:szCs w:val="24"/>
+          <w:u w:val="single"/>
+        </w:rPr>
+      </w:r>
+    </w:p>
+    <w:p>
+      <w:pPr>
+        <w:pStyle w:val="PreformattedText"/>
+        <w:bidi w:val="0"/>
+        <w:spacing w:before="0" w:after="0"/>
+        <w:jc w:val="start"/>
+        <w:rPr>
+          <w:b/>
+          <w:bCs/>
+          <w:sz w:val="24"/>
+          <w:szCs w:val="24"/>
+          <w:u w:val="single"/>
+        </w:rPr>
+      </w:pPr>
+      <w:r>
+        <w:rPr>
+          <w:b/>
+          <w:bCs/>
+          <w:sz w:val="24"/>
+          <w:szCs w:val="24"/>
+          <w:u w:val="single"/>
+        </w:rPr>
+      </w:r>
+    </w:p>
+    <w:p>
+      <w:pPr>
+        <w:pStyle w:val="PreformattedText"/>
+        <w:bidi w:val="0"/>
+        <w:spacing w:before="0" w:after="0"/>
+        <w:jc w:val="start"/>
+        <w:rPr>
+          <w:b/>
+          <w:bCs/>
+          <w:sz w:val="24"/>
+          <w:szCs w:val="24"/>
+          <w:u w:val="single"/>
+        </w:rPr>
+      </w:pPr>
+      <w:r>
+        <w:rPr>
+          <w:b/>
+          <w:bCs/>
+          <w:sz w:val="24"/>
+          <w:szCs w:val="24"/>
+          <w:u w:val="single"/>
+        </w:rPr>
+      </w:r>
+    </w:p>
+    <w:p>
+      <w:pPr>
+        <w:pStyle w:val="PreformattedText"/>
+        <w:bidi w:val="0"/>
+        <w:spacing w:before="0" w:after="0"/>
+        <w:jc w:val="start"/>
+        <w:rPr>
+          <w:b/>
+          <w:bCs/>
+          <w:sz w:val="24"/>
+          <w:szCs w:val="24"/>
+          <w:u w:val="single"/>
+        </w:rPr>
+      </w:pPr>
+      <w:r>
+        <w:rPr>
+          <w:b/>
+          <w:bCs/>
+          <w:sz w:val="24"/>
+          <w:szCs w:val="24"/>
+          <w:u w:val="single"/>
+        </w:rPr>
+      </w:r>
+    </w:p>
+    <w:p>
+      <w:pPr>
+        <w:pStyle w:val="PreformattedText"/>
+        <w:bidi w:val="0"/>
+        <w:spacing w:before="0" w:after="0"/>
+        <w:jc w:val="start"/>
+        <w:rPr>
+          <w:b/>
+          <w:bCs/>
+          <w:sz w:val="24"/>
+          <w:szCs w:val="24"/>
+          <w:u w:val="single"/>
+        </w:rPr>
+      </w:pPr>
+      <w:r>
+        <w:rPr>
+          <w:b/>
+          <w:bCs/>
+          <w:sz w:val="24"/>
+          <w:szCs w:val="24"/>
+          <w:u w:val="single"/>
+        </w:rPr>
+      </w:r>
+    </w:p>
+    <w:p>
+      <w:pPr>
+        <w:pStyle w:val="PreformattedText"/>
+        <w:bidi w:val="0"/>
+        <w:spacing w:before="0" w:after="0"/>
+        <w:jc w:val="start"/>
+        <w:rPr>
+          <w:b/>
+          <w:bCs/>
+          <w:sz w:val="24"/>
+          <w:szCs w:val="24"/>
+          <w:u w:val="single"/>
+        </w:rPr>
+      </w:pPr>
+      <w:r>
+        <w:rPr>
+          <w:b/>
+          <w:bCs/>
+          <w:sz w:val="24"/>
+          <w:szCs w:val="24"/>
+          <w:u w:val="single"/>
+        </w:rPr>
+      </w:r>
+    </w:p>
+    <w:p>
+      <w:pPr>
+        <w:pStyle w:val="PreformattedText"/>
+        <w:bidi w:val="0"/>
+        <w:spacing w:before="0" w:after="0"/>
+        <w:jc w:val="start"/>
+        <w:rPr>
+          <w:b/>
+          <w:bCs/>
+          <w:sz w:val="24"/>
+          <w:szCs w:val="24"/>
+          <w:u w:val="single"/>
+        </w:rPr>
+      </w:pPr>
+      <w:r>
+        <w:rPr>
+          <w:b/>
+          <w:bCs/>
+          <w:sz w:val="24"/>
+          <w:szCs w:val="24"/>
+          <w:u w:val="single"/>
+        </w:rPr>
+      </w:r>
+    </w:p>
+    <w:p>
+      <w:pPr>
+        <w:pStyle w:val="PreformattedText"/>
+        <w:bidi w:val="0"/>
+        <w:spacing w:before="0" w:after="0"/>
+        <w:jc w:val="start"/>
+        <w:rPr>
+          <w:b/>
+          <w:bCs/>
+          <w:sz w:val="24"/>
+          <w:szCs w:val="24"/>
+          <w:u w:val="single"/>
+        </w:rPr>
+      </w:pPr>
+      <w:r>
+        <w:rPr>
+          <w:b/>
+          <w:bCs/>
+          <w:sz w:val="24"/>
+          <w:szCs w:val="24"/>
+          <w:u w:val="single"/>
+        </w:rPr>
+      </w:r>
+    </w:p>
+    <w:p>
+      <w:pPr>
+        <w:pStyle w:val="PreformattedText"/>
+        <w:bidi w:val="0"/>
+        <w:spacing w:before="0" w:after="0"/>
+        <w:jc w:val="start"/>
+        <w:rPr>
+          <w:b/>
+          <w:bCs/>
+          <w:sz w:val="24"/>
+          <w:szCs w:val="24"/>
+          <w:u w:val="single"/>
+        </w:rPr>
+      </w:pPr>
+      <w:r>
+        <w:rPr>
+          <w:b/>
+          <w:bCs/>
+          <w:sz w:val="24"/>
+          <w:szCs w:val="24"/>
+          <w:u w:val="single"/>
+        </w:rPr>
+      </w:r>
+    </w:p>
+    <w:p>
+      <w:pPr>
+        <w:pStyle w:val="PreformattedText"/>
+        <w:bidi w:val="0"/>
+        <w:spacing w:before="0" w:after="0"/>
+        <w:jc w:val="start"/>
+        <w:rPr>
+          <w:b/>
+          <w:bCs/>
+          <w:sz w:val="24"/>
+          <w:szCs w:val="24"/>
+          <w:u w:val="single"/>
+        </w:rPr>
+      </w:pPr>
+      <w:r>
+        <w:rPr>
+          <w:b/>
+          <w:bCs/>
+          <w:sz w:val="24"/>
+          <w:szCs w:val="24"/>
+          <w:u w:val="single"/>
+        </w:rPr>
+      </w:r>
+    </w:p>
+    <w:p>
+      <w:pPr>
+        <w:pStyle w:val="PreformattedText"/>
+        <w:bidi w:val="0"/>
+        <w:spacing w:before="0" w:after="0"/>
+        <w:jc w:val="start"/>
+        <w:rPr>
+          <w:b/>
+          <w:bCs/>
+          <w:sz w:val="24"/>
+          <w:szCs w:val="24"/>
+          <w:u w:val="single"/>
+        </w:rPr>
+      </w:pPr>
+      <w:r>
+        <w:rPr>
+          <w:b/>
+          <w:bCs/>
+          <w:sz w:val="24"/>
+          <w:szCs w:val="24"/>
+          <w:u w:val="single"/>
+        </w:rPr>
+      </w:r>
+    </w:p>
+    <w:p>
+      <w:pPr>
+        <w:pStyle w:val="PreformattedText"/>
+        <w:bidi w:val="0"/>
+        <w:spacing w:before="0" w:after="0"/>
+        <w:jc w:val="center"/>
+        <w:rPr>
+          <w:b/>
+          <w:bCs/>
+          <w:sz w:val="24"/>
+          <w:szCs w:val="24"/>
+          <w:u w:val="none"/>
+        </w:rPr>
+      </w:pPr>
+      <w:r>
+        <w:rPr>
+          <w:b/>
+          <w:bCs/>
+          <w:sz w:val="24"/>
+          <w:szCs w:val="24"/>
+          <w:u w:val="none"/>
+        </w:rPr>
+        <w:t>Приложение</w:t>
+      </w:r>
+    </w:p>
+    <w:p>
+      <w:pPr>
+        <w:pStyle w:val="PreformattedText"/>
+        <w:bidi w:val="0"/>
+        <w:spacing w:before="0" w:after="0"/>
+        <w:jc w:val="center"/>
+        <w:rPr>
+          <w:b/>
+          <w:bCs/>
+          <w:sz w:val="24"/>
+          <w:szCs w:val="24"/>
+          <w:u w:val="none"/>
+        </w:rPr>
+      </w:pPr>
+      <w:r>
+        <w:rPr>
+          <w:b/>
+          <w:bCs/>
+          <w:sz w:val="24"/>
+          <w:szCs w:val="24"/>
+          <w:u w:val="none"/>
+        </w:rPr>
+      </w:r>
+    </w:p>
+    <w:p>
+      <w:pPr>
+        <w:pStyle w:val="PreformattedText"/>
+        <w:bidi w:val="0"/>
+        <w:spacing w:before="0" w:after="0"/>
+        <w:jc w:val="start"/>
+        <w:rPr>
+          <w:b w:val="false"/>
+          <w:bCs w:val="false"/>
+          <w:sz w:val="24"/>
+          <w:szCs w:val="24"/>
+          <w:u w:val="single"/>
+        </w:rPr>
+      </w:pPr>
+      <w:r>
+        <w:rPr>
+          <w:b w:val="false"/>
+          <w:bCs w:val="false"/>
+          <w:sz w:val="24"/>
+          <w:szCs w:val="24"/>
+          <w:u w:val="single"/>
+        </w:rPr>
+        <w:t>Файл main.cpp (исходный код программы)</w:t>
+      </w:r>
+    </w:p>
+    <w:p>
+      <w:pPr>
+        <w:pStyle w:val="PreformattedText"/>
+        <w:bidi w:val="0"/>
+        <w:spacing w:before="0" w:after="0"/>
+        <w:jc w:val="start"/>
+        <w:rPr>
+          <w:b w:val="false"/>
+          <w:bCs w:val="false"/>
+          <w:sz w:val="24"/>
+          <w:szCs w:val="24"/>
+          <w:u w:val="single"/>
+        </w:rPr>
+      </w:pPr>
+      <w:r>
+        <w:rPr>
+          <w:b w:val="false"/>
+          <w:bCs w:val="false"/>
+          <w:sz w:val="24"/>
+          <w:szCs w:val="24"/>
+          <w:u w:val="single"/>
+        </w:rPr>
+      </w:r>
+    </w:p>
+    <w:p>
+      <w:pPr>
+        <w:pStyle w:val="PreformattedText"/>
+        <w:bidi w:val="0"/>
+        <w:spacing w:before="0" w:after="0"/>
+        <w:jc w:val="start"/>
+        <w:rPr>
+          <w:b w:val="false"/>
+          <w:bCs w:val="false"/>
+          <w:sz w:val="24"/>
+          <w:szCs w:val="24"/>
+          <w:u w:val="none"/>
+        </w:rPr>
+      </w:pPr>
+      <w:r>
+        <w:rPr>
+          <w:b w:val="false"/>
+          <w:bCs w:val="false"/>
+          <w:sz w:val="24"/>
+          <w:szCs w:val="24"/>
+          <w:u w:val="none"/>
+        </w:rPr>
+        <w:t>#include &lt;matplot/matplot.h&gt;</w:t>
+      </w:r>
+    </w:p>
+    <w:p>
+      <w:pPr>
+        <w:pStyle w:val="PreformattedText"/>
+        <w:bidi w:val="0"/>
+        <w:spacing w:before="0" w:after="0"/>
+        <w:jc w:val="start"/>
+        <w:rPr>
+          <w:b w:val="false"/>
+          <w:bCs w:val="false"/>
+          <w:sz w:val="24"/>
+          <w:szCs w:val="24"/>
+          <w:u w:val="none"/>
+        </w:rPr>
+      </w:pPr>
+      <w:r>
+        <w:rPr>
+          <w:b w:val="false"/>
+          <w:bCs w:val="false"/>
+          <w:sz w:val="24"/>
+          <w:szCs w:val="24"/>
+          <w:u w:val="none"/>
+        </w:rPr>
+        <w:t>#include &lt;iostream&gt;</w:t>
+      </w:r>
+    </w:p>
+    <w:p>
+      <w:pPr>
+        <w:pStyle w:val="PreformattedText"/>
+        <w:bidi w:val="0"/>
+        <w:spacing w:before="0" w:after="0"/>
+        <w:jc w:val="start"/>
+        <w:rPr>
+          <w:b w:val="false"/>
+          <w:bCs w:val="false"/>
+          <w:sz w:val="24"/>
+          <w:szCs w:val="24"/>
+          <w:u w:val="none"/>
+        </w:rPr>
+      </w:pPr>
+      <w:r>
+        <w:rPr>
+          <w:b w:val="false"/>
+          <w:bCs w:val="false"/>
+          <w:sz w:val="24"/>
+          <w:szCs w:val="24"/>
+          <w:u w:val="none"/>
+        </w:rPr>
+        <w:t>#include &lt;cmath&gt;</w:t>
+      </w:r>
+    </w:p>
+    <w:p>
+      <w:pPr>
+        <w:pStyle w:val="PreformattedText"/>
+        <w:bidi w:val="0"/>
+        <w:spacing w:before="0" w:after="0"/>
+        <w:jc w:val="start"/>
+        <w:rPr>
+          <w:b w:val="false"/>
+          <w:bCs w:val="false"/>
+          <w:sz w:val="24"/>
+          <w:szCs w:val="24"/>
+          <w:u w:val="none"/>
+        </w:rPr>
+      </w:pPr>
+      <w:r>
+        <w:rPr>
+          <w:b w:val="false"/>
+          <w:bCs w:val="false"/>
+          <w:sz w:val="24"/>
+          <w:szCs w:val="24"/>
+          <w:u w:val="none"/>
+        </w:rPr>
+        <w:t>#include &lt;vector&gt;</w:t>
+      </w:r>
+    </w:p>
+    <w:p>
+      <w:pPr>
+        <w:pStyle w:val="PreformattedText"/>
+        <w:bidi w:val="0"/>
+        <w:spacing w:before="0" w:after="0"/>
+        <w:jc w:val="start"/>
+        <w:rPr>
+          <w:b w:val="false"/>
+          <w:bCs w:val="false"/>
+          <w:sz w:val="24"/>
+          <w:szCs w:val="24"/>
+          <w:u w:val="none"/>
+        </w:rPr>
+      </w:pPr>
+      <w:r>
+        <w:rPr>
+          <w:b w:val="false"/>
+          <w:bCs w:val="false"/>
+          <w:sz w:val="24"/>
+          <w:szCs w:val="24"/>
+          <w:u w:val="none"/>
+        </w:rPr>
+        <w:t>#include &lt;string&gt;</w:t>
+      </w:r>
+    </w:p>
+    <w:p>
+      <w:pPr>
+        <w:pStyle w:val="PreformattedText"/>
+        <w:bidi w:val="0"/>
+        <w:spacing w:before="0" w:after="0"/>
+        <w:jc w:val="start"/>
+        <w:rPr>
+          <w:b w:val="false"/>
+          <w:bCs w:val="false"/>
+          <w:sz w:val="24"/>
+          <w:szCs w:val="24"/>
+          <w:u w:val="none"/>
+        </w:rPr>
+      </w:pPr>
+      <w:r>
+        <w:rPr>
+          <w:b w:val="false"/>
+          <w:bCs w:val="false"/>
+          <w:sz w:val="24"/>
+          <w:szCs w:val="24"/>
+          <w:u w:val="none"/>
+        </w:rPr>
+      </w:r>
+    </w:p>
+    <w:p>
+      <w:pPr>
+        <w:pStyle w:val="PreformattedText"/>
+        <w:bidi w:val="0"/>
+        <w:spacing w:before="0" w:after="0"/>
+        <w:jc w:val="start"/>
+        <w:rPr>
+          <w:b w:val="false"/>
+          <w:bCs w:val="false"/>
+          <w:sz w:val="24"/>
+          <w:szCs w:val="24"/>
+          <w:u w:val="none"/>
+        </w:rPr>
+      </w:pPr>
+      <w:r>
+        <w:rPr>
+          <w:b w:val="false"/>
+          <w:bCs w:val="false"/>
+          <w:sz w:val="24"/>
+          <w:szCs w:val="24"/>
+          <w:u w:val="none"/>
+        </w:rPr>
+        <w:t>/**</w:t>
+      </w:r>
+    </w:p>
+    <w:p>
+      <w:pPr>
+        <w:pStyle w:val="PreformattedText"/>
+        <w:bidi w:val="0"/>
+        <w:spacing w:before="0" w:after="0"/>
+        <w:jc w:val="start"/>
+        <w:rPr>
+          <w:b w:val="false"/>
+          <w:bCs w:val="false"/>
+          <w:sz w:val="24"/>
+          <w:szCs w:val="24"/>
+          <w:u w:val="none"/>
+        </w:rPr>
+      </w:pPr>
+      <w:r>
+        <w:rPr>
+          <w:b w:val="false"/>
+          <w:bCs w:val="false"/>
+          <w:sz w:val="24"/>
+          <w:szCs w:val="24"/>
+          <w:u w:val="none"/>
+        </w:rPr>
+        <w:t xml:space="preserve"> </w:t>
+      </w:r>
+      <w:r>
+        <w:rPr>
+          <w:b w:val="false"/>
+          <w:bCs w:val="false"/>
+          <w:sz w:val="24"/>
+          <w:szCs w:val="24"/>
+          <w:u w:val="none"/>
+        </w:rPr>
+        <w:t>* @brief Функция единичного испульса с задержкой</w:t>
+      </w:r>
+    </w:p>
+    <w:p>
+      <w:pPr>
+        <w:pStyle w:val="PreformattedText"/>
+        <w:bidi w:val="0"/>
+        <w:spacing w:before="0" w:after="0"/>
+        <w:jc w:val="start"/>
+        <w:rPr>
+          <w:b w:val="false"/>
+          <w:bCs w:val="false"/>
+          <w:sz w:val="24"/>
+          <w:szCs w:val="24"/>
+          <w:u w:val="none"/>
+        </w:rPr>
+      </w:pPr>
+      <w:r>
+        <w:rPr>
+          <w:b w:val="false"/>
+          <w:bCs w:val="false"/>
+          <w:sz w:val="24"/>
+          <w:szCs w:val="24"/>
+          <w:u w:val="none"/>
+        </w:rPr>
+        <w:t xml:space="preserve"> </w:t>
+      </w:r>
+      <w:r>
+        <w:rPr>
+          <w:b w:val="false"/>
+          <w:bCs w:val="false"/>
+          <w:sz w:val="24"/>
+          <w:szCs w:val="24"/>
+          <w:u w:val="none"/>
+        </w:rPr>
+        <w:t>* @param n - значение n (значение по оси X)</w:t>
+      </w:r>
+    </w:p>
+    <w:p>
+      <w:pPr>
+        <w:pStyle w:val="PreformattedText"/>
+        <w:bidi w:val="0"/>
+        <w:spacing w:before="0" w:after="0"/>
+        <w:jc w:val="start"/>
+        <w:rPr>
+          <w:b w:val="false"/>
+          <w:bCs w:val="false"/>
+          <w:sz w:val="24"/>
+          <w:szCs w:val="24"/>
+          <w:u w:val="none"/>
+        </w:rPr>
+      </w:pPr>
+      <w:r>
+        <w:rPr>
+          <w:b w:val="false"/>
+          <w:bCs w:val="false"/>
+          <w:sz w:val="24"/>
+          <w:szCs w:val="24"/>
+          <w:u w:val="none"/>
+        </w:rPr>
+        <w:t xml:space="preserve"> </w:t>
+      </w:r>
+      <w:r>
+        <w:rPr>
+          <w:b w:val="false"/>
+          <w:bCs w:val="false"/>
+          <w:sz w:val="24"/>
+          <w:szCs w:val="24"/>
+          <w:u w:val="none"/>
+        </w:rPr>
+        <w:t>* @param delay - задержка</w:t>
+      </w:r>
+    </w:p>
+    <w:p>
+      <w:pPr>
+        <w:pStyle w:val="PreformattedText"/>
+        <w:bidi w:val="0"/>
+        <w:spacing w:before="0" w:after="0"/>
+        <w:jc w:val="start"/>
+        <w:rPr>
+          <w:b w:val="false"/>
+          <w:bCs w:val="false"/>
+          <w:sz w:val="24"/>
+          <w:szCs w:val="24"/>
+          <w:u w:val="none"/>
+        </w:rPr>
+      </w:pPr>
+      <w:r>
+        <w:rPr>
+          <w:b w:val="false"/>
+          <w:bCs w:val="false"/>
+          <w:sz w:val="24"/>
+          <w:szCs w:val="24"/>
+          <w:u w:val="none"/>
+        </w:rPr>
+        <w:t xml:space="preserve"> </w:t>
+      </w:r>
+      <w:r>
+        <w:rPr>
+          <w:b w:val="false"/>
+          <w:bCs w:val="false"/>
+          <w:sz w:val="24"/>
+          <w:szCs w:val="24"/>
+          <w:u w:val="none"/>
+        </w:rPr>
+        <w:t>* @return 1.0 при n = delay, иначе 0.0 (Хардкод момент =) мб надо будет менять значения на защите, но реализовывать это я уже устал, ахахах</w:t>
+      </w:r>
+    </w:p>
+    <w:p>
+      <w:pPr>
+        <w:pStyle w:val="PreformattedText"/>
+        <w:bidi w:val="0"/>
+        <w:spacing w:before="0" w:after="0"/>
+        <w:jc w:val="start"/>
+        <w:rPr>
+          <w:b w:val="false"/>
+          <w:bCs w:val="false"/>
+          <w:sz w:val="24"/>
+          <w:szCs w:val="24"/>
+          <w:u w:val="none"/>
+        </w:rPr>
+      </w:pPr>
+      <w:r>
+        <w:rPr>
+          <w:b w:val="false"/>
+          <w:bCs w:val="false"/>
+          <w:sz w:val="24"/>
+          <w:szCs w:val="24"/>
+          <w:u w:val="none"/>
+        </w:rPr>
+        <w:t xml:space="preserve"> </w:t>
+      </w:r>
+      <w:r>
+        <w:rPr>
+          <w:b w:val="false"/>
+          <w:bCs w:val="false"/>
+          <w:sz w:val="24"/>
+          <w:szCs w:val="24"/>
+          <w:u w:val="none"/>
+        </w:rPr>
+        <w:t>*/</w:t>
+      </w:r>
+    </w:p>
+    <w:p>
+      <w:pPr>
+        <w:pStyle w:val="PreformattedText"/>
+        <w:bidi w:val="0"/>
+        <w:spacing w:before="0" w:after="0"/>
+        <w:jc w:val="start"/>
+        <w:rPr>
+          <w:b w:val="false"/>
+          <w:bCs w:val="false"/>
+          <w:sz w:val="24"/>
+          <w:szCs w:val="24"/>
+          <w:u w:val="none"/>
+        </w:rPr>
+      </w:pPr>
+      <w:r>
+        <w:rPr>
+          <w:b w:val="false"/>
+          <w:bCs w:val="false"/>
+          <w:sz w:val="24"/>
+          <w:szCs w:val="24"/>
+          <w:u w:val="none"/>
+        </w:rPr>
+        <w:t>double impulse (double n, double delay);</w:t>
+      </w:r>
+    </w:p>
+    <w:p>
+      <w:pPr>
+        <w:pStyle w:val="PreformattedText"/>
+        <w:bidi w:val="0"/>
+        <w:spacing w:before="0" w:after="0"/>
+        <w:jc w:val="start"/>
+        <w:rPr>
+          <w:b w:val="false"/>
+          <w:bCs w:val="false"/>
+          <w:sz w:val="24"/>
+          <w:szCs w:val="24"/>
+          <w:u w:val="none"/>
+        </w:rPr>
+      </w:pPr>
+      <w:r>
+        <w:rPr>
+          <w:b w:val="false"/>
+          <w:bCs w:val="false"/>
+          <w:sz w:val="24"/>
+          <w:szCs w:val="24"/>
+          <w:u w:val="none"/>
+        </w:rPr>
+      </w:r>
+    </w:p>
+    <w:p>
+      <w:pPr>
+        <w:pStyle w:val="PreformattedText"/>
+        <w:bidi w:val="0"/>
+        <w:spacing w:before="0" w:after="0"/>
+        <w:jc w:val="start"/>
+        <w:rPr>
+          <w:b w:val="false"/>
+          <w:bCs w:val="false"/>
+          <w:sz w:val="24"/>
+          <w:szCs w:val="24"/>
+          <w:u w:val="none"/>
+        </w:rPr>
+      </w:pPr>
+      <w:r>
+        <w:rPr>
+          <w:b w:val="false"/>
+          <w:bCs w:val="false"/>
+          <w:sz w:val="24"/>
+          <w:szCs w:val="24"/>
+          <w:u w:val="none"/>
+        </w:rPr>
+        <w:t>/**</w:t>
+      </w:r>
+    </w:p>
+    <w:p>
+      <w:pPr>
+        <w:pStyle w:val="PreformattedText"/>
+        <w:bidi w:val="0"/>
+        <w:spacing w:before="0" w:after="0"/>
+        <w:jc w:val="start"/>
+        <w:rPr>
+          <w:b w:val="false"/>
+          <w:bCs w:val="false"/>
+          <w:sz w:val="24"/>
+          <w:szCs w:val="24"/>
+          <w:u w:val="none"/>
+        </w:rPr>
+      </w:pPr>
+      <w:r>
+        <w:rPr>
+          <w:b w:val="false"/>
+          <w:bCs w:val="false"/>
+          <w:sz w:val="24"/>
+          <w:szCs w:val="24"/>
+          <w:u w:val="none"/>
+        </w:rPr>
+        <w:t xml:space="preserve"> </w:t>
+      </w:r>
+      <w:r>
+        <w:rPr>
+          <w:b w:val="false"/>
+          <w:bCs w:val="false"/>
+          <w:sz w:val="24"/>
+          <w:szCs w:val="24"/>
+          <w:u w:val="none"/>
+        </w:rPr>
+        <w:t>* @brief Функция сигнала с задержкой</w:t>
+      </w:r>
+    </w:p>
+    <w:p>
+      <w:pPr>
+        <w:pStyle w:val="PreformattedText"/>
+        <w:bidi w:val="0"/>
+        <w:spacing w:before="0" w:after="0"/>
+        <w:jc w:val="start"/>
+        <w:rPr>
+          <w:b w:val="false"/>
+          <w:bCs w:val="false"/>
+          <w:sz w:val="24"/>
+          <w:szCs w:val="24"/>
+          <w:u w:val="none"/>
+        </w:rPr>
+      </w:pPr>
+      <w:r>
+        <w:rPr>
+          <w:b w:val="false"/>
+          <w:bCs w:val="false"/>
+          <w:sz w:val="24"/>
+          <w:szCs w:val="24"/>
+          <w:u w:val="none"/>
+        </w:rPr>
+        <w:t xml:space="preserve"> </w:t>
+      </w:r>
+      <w:r>
+        <w:rPr>
+          <w:b w:val="false"/>
+          <w:bCs w:val="false"/>
+          <w:sz w:val="24"/>
+          <w:szCs w:val="24"/>
+          <w:u w:val="none"/>
+        </w:rPr>
+        <w:t>* @param n - значение n (значение по оси x)</w:t>
+      </w:r>
+    </w:p>
+    <w:p>
+      <w:pPr>
+        <w:pStyle w:val="PreformattedText"/>
+        <w:bidi w:val="0"/>
+        <w:spacing w:before="0" w:after="0"/>
+        <w:jc w:val="start"/>
+        <w:rPr>
+          <w:b w:val="false"/>
+          <w:bCs w:val="false"/>
+          <w:sz w:val="24"/>
+          <w:szCs w:val="24"/>
+          <w:u w:val="none"/>
+        </w:rPr>
+      </w:pPr>
+      <w:r>
+        <w:rPr>
+          <w:b w:val="false"/>
+          <w:bCs w:val="false"/>
+          <w:sz w:val="24"/>
+          <w:szCs w:val="24"/>
+          <w:u w:val="none"/>
+        </w:rPr>
+        <w:t xml:space="preserve"> </w:t>
+      </w:r>
+      <w:r>
+        <w:rPr>
+          <w:b w:val="false"/>
+          <w:bCs w:val="false"/>
+          <w:sz w:val="24"/>
+          <w:szCs w:val="24"/>
+          <w:u w:val="none"/>
+        </w:rPr>
+        <w:t>* @param delay - задержка</w:t>
+      </w:r>
+    </w:p>
+    <w:p>
+      <w:pPr>
+        <w:pStyle w:val="PreformattedText"/>
+        <w:bidi w:val="0"/>
+        <w:spacing w:before="0" w:after="0"/>
+        <w:jc w:val="start"/>
+        <w:rPr>
+          <w:b w:val="false"/>
+          <w:bCs w:val="false"/>
+          <w:sz w:val="24"/>
+          <w:szCs w:val="24"/>
+          <w:u w:val="none"/>
+        </w:rPr>
+      </w:pPr>
+      <w:r>
+        <w:rPr>
+          <w:b w:val="false"/>
+          <w:bCs w:val="false"/>
+          <w:sz w:val="24"/>
+          <w:szCs w:val="24"/>
+          <w:u w:val="none"/>
+        </w:rPr>
+        <w:t xml:space="preserve"> </w:t>
+      </w:r>
+      <w:r>
+        <w:rPr>
+          <w:b w:val="false"/>
+          <w:bCs w:val="false"/>
+          <w:sz w:val="24"/>
+          <w:szCs w:val="24"/>
+          <w:u w:val="none"/>
+        </w:rPr>
+        <w:t>* @return 1.0, если настал момент включения после задержки, иначе 0.0</w:t>
+      </w:r>
+    </w:p>
+    <w:p>
+      <w:pPr>
+        <w:pStyle w:val="PreformattedText"/>
+        <w:bidi w:val="0"/>
+        <w:spacing w:before="0" w:after="0"/>
+        <w:jc w:val="start"/>
+        <w:rPr>
+          <w:b w:val="false"/>
+          <w:bCs w:val="false"/>
+          <w:sz w:val="24"/>
+          <w:szCs w:val="24"/>
+          <w:u w:val="none"/>
+        </w:rPr>
+      </w:pPr>
+      <w:r>
+        <w:rPr>
+          <w:b w:val="false"/>
+          <w:bCs w:val="false"/>
+          <w:sz w:val="24"/>
+          <w:szCs w:val="24"/>
+          <w:u w:val="none"/>
+        </w:rPr>
+        <w:t xml:space="preserve"> </w:t>
+      </w:r>
+      <w:r>
+        <w:rPr>
+          <w:b w:val="false"/>
+          <w:bCs w:val="false"/>
+          <w:sz w:val="24"/>
+          <w:szCs w:val="24"/>
+          <w:u w:val="none"/>
+        </w:rPr>
+        <w:t>*/</w:t>
+      </w:r>
+    </w:p>
+    <w:p>
+      <w:pPr>
+        <w:pStyle w:val="PreformattedText"/>
+        <w:bidi w:val="0"/>
+        <w:spacing w:before="0" w:after="0"/>
+        <w:jc w:val="start"/>
+        <w:rPr>
+          <w:b w:val="false"/>
+          <w:bCs w:val="false"/>
+          <w:sz w:val="24"/>
+          <w:szCs w:val="24"/>
+          <w:u w:val="none"/>
+        </w:rPr>
+      </w:pPr>
+      <w:r>
+        <w:rPr>
+          <w:b w:val="false"/>
+          <w:bCs w:val="false"/>
+          <w:sz w:val="24"/>
+          <w:szCs w:val="24"/>
+          <w:u w:val="none"/>
+        </w:rPr>
+        <w:t>double step (double n, double delay);</w:t>
+      </w:r>
+    </w:p>
+    <w:p>
+      <w:pPr>
+        <w:pStyle w:val="PreformattedText"/>
+        <w:bidi w:val="0"/>
+        <w:spacing w:before="0" w:after="0"/>
+        <w:jc w:val="start"/>
+        <w:rPr>
+          <w:b w:val="false"/>
+          <w:bCs w:val="false"/>
+          <w:sz w:val="24"/>
+          <w:szCs w:val="24"/>
+          <w:u w:val="none"/>
+        </w:rPr>
+      </w:pPr>
+      <w:r>
+        <w:rPr>
+          <w:b w:val="false"/>
+          <w:bCs w:val="false"/>
+          <w:sz w:val="24"/>
+          <w:szCs w:val="24"/>
+          <w:u w:val="none"/>
+        </w:rPr>
+      </w:r>
+    </w:p>
+    <w:p>
+      <w:pPr>
+        <w:pStyle w:val="PreformattedText"/>
+        <w:bidi w:val="0"/>
+        <w:spacing w:before="0" w:after="0"/>
+        <w:jc w:val="start"/>
+        <w:rPr>
+          <w:b w:val="false"/>
+          <w:bCs w:val="false"/>
+          <w:sz w:val="24"/>
+          <w:szCs w:val="24"/>
+          <w:u w:val="none"/>
+        </w:rPr>
+      </w:pPr>
+      <w:r>
+        <w:rPr>
+          <w:b w:val="false"/>
+          <w:bCs w:val="false"/>
+          <w:sz w:val="24"/>
+          <w:szCs w:val="24"/>
+          <w:u w:val="none"/>
+        </w:rPr>
+        <w:t>/**</w:t>
+      </w:r>
+    </w:p>
+    <w:p>
+      <w:pPr>
+        <w:pStyle w:val="PreformattedText"/>
+        <w:bidi w:val="0"/>
+        <w:spacing w:before="0" w:after="0"/>
+        <w:jc w:val="start"/>
+        <w:rPr>
+          <w:b w:val="false"/>
+          <w:bCs w:val="false"/>
+          <w:sz w:val="24"/>
+          <w:szCs w:val="24"/>
+          <w:u w:val="none"/>
+        </w:rPr>
+      </w:pPr>
+      <w:r>
+        <w:rPr>
+          <w:b w:val="false"/>
+          <w:bCs w:val="false"/>
+          <w:sz w:val="24"/>
+          <w:szCs w:val="24"/>
+          <w:u w:val="none"/>
+        </w:rPr>
+        <w:t xml:space="preserve"> </w:t>
+      </w:r>
+      <w:r>
+        <w:rPr>
+          <w:b w:val="false"/>
+          <w:bCs w:val="false"/>
+          <w:sz w:val="24"/>
+          <w:szCs w:val="24"/>
+          <w:u w:val="none"/>
+        </w:rPr>
+        <w:t>* @bried Функция дискретной экспоненты</w:t>
+      </w:r>
+    </w:p>
+    <w:p>
+      <w:pPr>
+        <w:pStyle w:val="PreformattedText"/>
+        <w:bidi w:val="0"/>
+        <w:spacing w:before="0" w:after="0"/>
+        <w:jc w:val="start"/>
+        <w:rPr>
+          <w:b w:val="false"/>
+          <w:bCs w:val="false"/>
+          <w:sz w:val="24"/>
+          <w:szCs w:val="24"/>
+          <w:u w:val="none"/>
+        </w:rPr>
+      </w:pPr>
+      <w:r>
+        <w:rPr>
+          <w:b w:val="false"/>
+          <w:bCs w:val="false"/>
+          <w:sz w:val="24"/>
+          <w:szCs w:val="24"/>
+          <w:u w:val="none"/>
+        </w:rPr>
+        <w:t xml:space="preserve"> </w:t>
+      </w:r>
+      <w:r>
+        <w:rPr>
+          <w:b w:val="false"/>
+          <w:bCs w:val="false"/>
+          <w:sz w:val="24"/>
+          <w:szCs w:val="24"/>
+          <w:u w:val="none"/>
+        </w:rPr>
+        <w:t>* @param n - значение n (значение по оси x)</w:t>
+      </w:r>
+    </w:p>
+    <w:p>
+      <w:pPr>
+        <w:pStyle w:val="PreformattedText"/>
+        <w:bidi w:val="0"/>
+        <w:spacing w:before="0" w:after="0"/>
+        <w:jc w:val="start"/>
+        <w:rPr>
+          <w:b w:val="false"/>
+          <w:bCs w:val="false"/>
+          <w:sz w:val="24"/>
+          <w:szCs w:val="24"/>
+          <w:u w:val="none"/>
+        </w:rPr>
+      </w:pPr>
+      <w:r>
+        <w:rPr>
+          <w:b w:val="false"/>
+          <w:bCs w:val="false"/>
+          <w:sz w:val="24"/>
+          <w:szCs w:val="24"/>
+          <w:u w:val="none"/>
+        </w:rPr>
+        <w:t xml:space="preserve"> </w:t>
+      </w:r>
+      <w:r>
+        <w:rPr>
+          <w:b w:val="false"/>
+          <w:bCs w:val="false"/>
+          <w:sz w:val="24"/>
+          <w:szCs w:val="24"/>
+          <w:u w:val="none"/>
+        </w:rPr>
+        <w:t>* @pamram a - основание для экспоненты (по умолчанию 0.8)</w:t>
+      </w:r>
+    </w:p>
+    <w:p>
+      <w:pPr>
+        <w:pStyle w:val="PreformattedText"/>
+        <w:bidi w:val="0"/>
+        <w:spacing w:before="0" w:after="0"/>
+        <w:jc w:val="start"/>
+        <w:rPr>
+          <w:b w:val="false"/>
+          <w:bCs w:val="false"/>
+          <w:sz w:val="24"/>
+          <w:szCs w:val="24"/>
+          <w:u w:val="none"/>
+        </w:rPr>
+      </w:pPr>
+      <w:r>
+        <w:rPr>
+          <w:b w:val="false"/>
+          <w:bCs w:val="false"/>
+          <w:sz w:val="24"/>
+          <w:szCs w:val="24"/>
+          <w:u w:val="none"/>
+        </w:rPr>
+        <w:t xml:space="preserve"> </w:t>
+      </w:r>
+      <w:r>
+        <w:rPr>
+          <w:b w:val="false"/>
+          <w:bCs w:val="false"/>
+          <w:sz w:val="24"/>
+          <w:szCs w:val="24"/>
+          <w:u w:val="none"/>
+        </w:rPr>
+        <w:t>* @return значение a^n, иначе 0.0</w:t>
+      </w:r>
+    </w:p>
+    <w:p>
+      <w:pPr>
+        <w:pStyle w:val="PreformattedText"/>
+        <w:bidi w:val="0"/>
+        <w:spacing w:before="0" w:after="0"/>
+        <w:jc w:val="start"/>
+        <w:rPr>
+          <w:b w:val="false"/>
+          <w:bCs w:val="false"/>
+          <w:sz w:val="24"/>
+          <w:szCs w:val="24"/>
+          <w:u w:val="none"/>
+        </w:rPr>
+      </w:pPr>
+      <w:r>
+        <w:rPr>
+          <w:b w:val="false"/>
+          <w:bCs w:val="false"/>
+          <w:sz w:val="24"/>
+          <w:szCs w:val="24"/>
+          <w:u w:val="none"/>
+        </w:rPr>
+        <w:t xml:space="preserve"> </w:t>
+      </w:r>
+      <w:r>
+        <w:rPr>
+          <w:b w:val="false"/>
+          <w:bCs w:val="false"/>
+          <w:sz w:val="24"/>
+          <w:szCs w:val="24"/>
+          <w:u w:val="none"/>
+        </w:rPr>
+        <w:t>*/</w:t>
+      </w:r>
+    </w:p>
+    <w:p>
+      <w:pPr>
+        <w:pStyle w:val="PreformattedText"/>
+        <w:bidi w:val="0"/>
+        <w:spacing w:before="0" w:after="0"/>
+        <w:jc w:val="start"/>
+        <w:rPr>
+          <w:b w:val="false"/>
+          <w:bCs w:val="false"/>
+          <w:sz w:val="24"/>
+          <w:szCs w:val="24"/>
+          <w:u w:val="none"/>
+        </w:rPr>
+      </w:pPr>
+      <w:r>
+        <w:rPr>
+          <w:b w:val="false"/>
+          <w:bCs w:val="false"/>
+          <w:sz w:val="24"/>
+          <w:szCs w:val="24"/>
+          <w:u w:val="none"/>
+        </w:rPr>
+        <w:t>double dis_exp(double n, double a);</w:t>
+      </w:r>
+    </w:p>
+    <w:p>
+      <w:pPr>
+        <w:pStyle w:val="PreformattedText"/>
+        <w:bidi w:val="0"/>
+        <w:spacing w:before="0" w:after="0"/>
+        <w:jc w:val="start"/>
+        <w:rPr>
+          <w:b w:val="false"/>
+          <w:bCs w:val="false"/>
+          <w:sz w:val="24"/>
+          <w:szCs w:val="24"/>
+          <w:u w:val="none"/>
+        </w:rPr>
+      </w:pPr>
+      <w:r>
+        <w:rPr>
+          <w:b w:val="false"/>
+          <w:bCs w:val="false"/>
+          <w:sz w:val="24"/>
+          <w:szCs w:val="24"/>
+          <w:u w:val="none"/>
+        </w:rPr>
+      </w:r>
+    </w:p>
+    <w:p>
+      <w:pPr>
+        <w:pStyle w:val="PreformattedText"/>
+        <w:bidi w:val="0"/>
+        <w:spacing w:before="0" w:after="0"/>
+        <w:jc w:val="start"/>
+        <w:rPr>
+          <w:b w:val="false"/>
+          <w:bCs w:val="false"/>
+          <w:sz w:val="24"/>
+          <w:szCs w:val="24"/>
+          <w:u w:val="none"/>
+        </w:rPr>
+      </w:pPr>
+      <w:r>
+        <w:rPr>
+          <w:b w:val="false"/>
+          <w:bCs w:val="false"/>
+          <w:sz w:val="24"/>
+          <w:szCs w:val="24"/>
+          <w:u w:val="none"/>
+        </w:rPr>
+        <w:t>/**</w:t>
+      </w:r>
+    </w:p>
+    <w:p>
+      <w:pPr>
+        <w:pStyle w:val="PreformattedText"/>
+        <w:bidi w:val="0"/>
+        <w:spacing w:before="0" w:after="0"/>
+        <w:jc w:val="start"/>
+        <w:rPr>
+          <w:b w:val="false"/>
+          <w:bCs w:val="false"/>
+          <w:sz w:val="24"/>
+          <w:szCs w:val="24"/>
+          <w:u w:val="none"/>
+        </w:rPr>
+      </w:pPr>
+      <w:r>
+        <w:rPr>
+          <w:b w:val="false"/>
+          <w:bCs w:val="false"/>
+          <w:sz w:val="24"/>
+          <w:szCs w:val="24"/>
+          <w:u w:val="none"/>
+        </w:rPr>
+        <w:t xml:space="preserve"> </w:t>
+      </w:r>
+      <w:r>
+        <w:rPr>
+          <w:b w:val="false"/>
+          <w:bCs w:val="false"/>
+          <w:sz w:val="24"/>
+          <w:szCs w:val="24"/>
+          <w:u w:val="none"/>
+        </w:rPr>
+        <w:t>* @brief Функция дискретной косинусоиды (x[n] = cos (onega * n))</w:t>
+      </w:r>
+    </w:p>
+    <w:p>
+      <w:pPr>
+        <w:pStyle w:val="PreformattedText"/>
+        <w:bidi w:val="0"/>
+        <w:spacing w:before="0" w:after="0"/>
+        <w:jc w:val="start"/>
+        <w:rPr>
+          <w:b w:val="false"/>
+          <w:bCs w:val="false"/>
+          <w:sz w:val="24"/>
+          <w:szCs w:val="24"/>
+          <w:u w:val="none"/>
+        </w:rPr>
+      </w:pPr>
+      <w:r>
+        <w:rPr>
+          <w:b w:val="false"/>
+          <w:bCs w:val="false"/>
+          <w:sz w:val="24"/>
+          <w:szCs w:val="24"/>
+          <w:u w:val="none"/>
+        </w:rPr>
+        <w:t xml:space="preserve"> </w:t>
+      </w:r>
+      <w:r>
+        <w:rPr>
+          <w:b w:val="false"/>
+          <w:bCs w:val="false"/>
+          <w:sz w:val="24"/>
+          <w:szCs w:val="24"/>
+          <w:u w:val="none"/>
+        </w:rPr>
+        <w:t>* @param n - значение n (значение по оси x)</w:t>
+      </w:r>
+    </w:p>
+    <w:p>
+      <w:pPr>
+        <w:pStyle w:val="PreformattedText"/>
+        <w:bidi w:val="0"/>
+        <w:spacing w:before="0" w:after="0"/>
+        <w:jc w:val="start"/>
+        <w:rPr>
+          <w:b w:val="false"/>
+          <w:bCs w:val="false"/>
+          <w:sz w:val="24"/>
+          <w:szCs w:val="24"/>
+          <w:u w:val="none"/>
+        </w:rPr>
+      </w:pPr>
+      <w:r>
+        <w:rPr>
+          <w:b w:val="false"/>
+          <w:bCs w:val="false"/>
+          <w:sz w:val="24"/>
+          <w:szCs w:val="24"/>
+          <w:u w:val="none"/>
+        </w:rPr>
+        <w:t xml:space="preserve"> </w:t>
+      </w:r>
+      <w:r>
+        <w:rPr>
+          <w:b w:val="false"/>
+          <w:bCs w:val="false"/>
+          <w:sz w:val="24"/>
+          <w:szCs w:val="24"/>
+          <w:u w:val="none"/>
+        </w:rPr>
+        <w:t>* @param omega - угловая частота для косинуса (по умолчанию 0.5)</w:t>
+      </w:r>
+    </w:p>
+    <w:p>
+      <w:pPr>
+        <w:pStyle w:val="PreformattedText"/>
+        <w:bidi w:val="0"/>
+        <w:spacing w:before="0" w:after="0"/>
+        <w:jc w:val="start"/>
+        <w:rPr>
+          <w:b w:val="false"/>
+          <w:bCs w:val="false"/>
+          <w:sz w:val="24"/>
+          <w:szCs w:val="24"/>
+          <w:u w:val="none"/>
+        </w:rPr>
+      </w:pPr>
+      <w:r>
+        <w:rPr>
+          <w:b w:val="false"/>
+          <w:bCs w:val="false"/>
+          <w:sz w:val="24"/>
+          <w:szCs w:val="24"/>
+          <w:u w:val="none"/>
+        </w:rPr>
+        <w:t xml:space="preserve"> </w:t>
+      </w:r>
+      <w:r>
+        <w:rPr>
+          <w:b w:val="false"/>
+          <w:bCs w:val="false"/>
+          <w:sz w:val="24"/>
+          <w:szCs w:val="24"/>
+          <w:u w:val="none"/>
+        </w:rPr>
+        <w:t>* @return полученное значение</w:t>
+      </w:r>
+    </w:p>
+    <w:p>
+      <w:pPr>
+        <w:pStyle w:val="PreformattedText"/>
+        <w:bidi w:val="0"/>
+        <w:spacing w:before="0" w:after="0"/>
+        <w:jc w:val="start"/>
+        <w:rPr>
+          <w:b w:val="false"/>
+          <w:bCs w:val="false"/>
+          <w:sz w:val="24"/>
+          <w:szCs w:val="24"/>
+          <w:u w:val="none"/>
+        </w:rPr>
+      </w:pPr>
+      <w:r>
+        <w:rPr>
+          <w:b w:val="false"/>
+          <w:bCs w:val="false"/>
+          <w:sz w:val="24"/>
+          <w:szCs w:val="24"/>
+          <w:u w:val="none"/>
+        </w:rPr>
+        <w:t xml:space="preserve"> </w:t>
+      </w:r>
+      <w:r>
+        <w:rPr>
+          <w:b w:val="false"/>
+          <w:bCs w:val="false"/>
+          <w:sz w:val="24"/>
+          <w:szCs w:val="24"/>
+          <w:u w:val="none"/>
+        </w:rPr>
+        <w:t>*/</w:t>
+      </w:r>
+    </w:p>
+    <w:p>
+      <w:pPr>
+        <w:pStyle w:val="PreformattedText"/>
+        <w:bidi w:val="0"/>
+        <w:spacing w:before="0" w:after="0"/>
+        <w:jc w:val="start"/>
+        <w:rPr>
+          <w:b w:val="false"/>
+          <w:bCs w:val="false"/>
+          <w:sz w:val="24"/>
+          <w:szCs w:val="24"/>
+          <w:u w:val="none"/>
+        </w:rPr>
+      </w:pPr>
+      <w:r>
+        <w:rPr>
+          <w:b w:val="false"/>
+          <w:bCs w:val="false"/>
+          <w:sz w:val="24"/>
+          <w:szCs w:val="24"/>
+          <w:u w:val="none"/>
+        </w:rPr>
+        <w:t>double dis_cos (double n, double L, double omega);</w:t>
+      </w:r>
+    </w:p>
+    <w:p>
+      <w:pPr>
+        <w:pStyle w:val="PreformattedText"/>
+        <w:bidi w:val="0"/>
+        <w:spacing w:before="0" w:after="0"/>
+        <w:jc w:val="start"/>
+        <w:rPr>
+          <w:b w:val="false"/>
+          <w:bCs w:val="false"/>
+          <w:sz w:val="24"/>
+          <w:szCs w:val="24"/>
+          <w:u w:val="none"/>
+        </w:rPr>
+      </w:pPr>
+      <w:r>
+        <w:rPr>
+          <w:b w:val="false"/>
+          <w:bCs w:val="false"/>
+          <w:sz w:val="24"/>
+          <w:szCs w:val="24"/>
+          <w:u w:val="none"/>
+        </w:rPr>
+      </w:r>
+    </w:p>
+    <w:p>
+      <w:pPr>
+        <w:pStyle w:val="PreformattedText"/>
+        <w:bidi w:val="0"/>
+        <w:spacing w:before="0" w:after="0"/>
+        <w:jc w:val="start"/>
+        <w:rPr>
+          <w:b w:val="false"/>
+          <w:bCs w:val="false"/>
+          <w:sz w:val="24"/>
+          <w:szCs w:val="24"/>
+          <w:u w:val="none"/>
+        </w:rPr>
+      </w:pPr>
+      <w:r>
+        <w:rPr>
+          <w:b w:val="false"/>
+          <w:bCs w:val="false"/>
+          <w:sz w:val="24"/>
+          <w:szCs w:val="24"/>
+          <w:u w:val="none"/>
+        </w:rPr>
+        <w:t>int main(void) {</w:t>
+      </w:r>
+    </w:p>
+    <w:p>
+      <w:pPr>
+        <w:pStyle w:val="PreformattedText"/>
+        <w:bidi w:val="0"/>
+        <w:spacing w:before="0" w:after="0"/>
+        <w:jc w:val="start"/>
+        <w:rPr>
+          <w:b w:val="false"/>
+          <w:bCs w:val="false"/>
+          <w:sz w:val="24"/>
+          <w:szCs w:val="24"/>
+          <w:u w:val="none"/>
+        </w:rPr>
+      </w:pPr>
+      <w:r>
+        <w:rPr>
+          <w:b w:val="false"/>
+          <w:bCs w:val="false"/>
+          <w:sz w:val="24"/>
+          <w:szCs w:val="24"/>
+          <w:u w:val="none"/>
+        </w:rPr>
+        <w:tab/>
+      </w:r>
+    </w:p>
+    <w:p>
+      <w:pPr>
+        <w:pStyle w:val="PreformattedText"/>
+        <w:bidi w:val="0"/>
+        <w:spacing w:before="0" w:after="0"/>
+        <w:jc w:val="start"/>
+        <w:rPr>
+          <w:b w:val="false"/>
+          <w:bCs w:val="false"/>
+          <w:sz w:val="24"/>
+          <w:szCs w:val="24"/>
+          <w:u w:val="none"/>
+        </w:rPr>
+      </w:pPr>
+      <w:r>
+        <w:rPr>
+          <w:b w:val="false"/>
+          <w:bCs w:val="false"/>
+          <w:sz w:val="24"/>
+          <w:szCs w:val="24"/>
+          <w:u w:val="none"/>
+        </w:rPr>
+        <w:tab/>
+        <w:t>double min_x = -5.0; //минимальное значение по оси x (по умолчанию)</w:t>
+      </w:r>
+    </w:p>
+    <w:p>
+      <w:pPr>
+        <w:pStyle w:val="PreformattedText"/>
+        <w:bidi w:val="0"/>
+        <w:spacing w:before="0" w:after="0"/>
+        <w:jc w:val="start"/>
+        <w:rPr>
+          <w:b w:val="false"/>
+          <w:bCs w:val="false"/>
+          <w:sz w:val="24"/>
+          <w:szCs w:val="24"/>
+          <w:u w:val="none"/>
+        </w:rPr>
+      </w:pPr>
+      <w:r>
+        <w:rPr>
+          <w:b w:val="false"/>
+          <w:bCs w:val="false"/>
+          <w:sz w:val="24"/>
+          <w:szCs w:val="24"/>
+          <w:u w:val="none"/>
+        </w:rPr>
+        <w:tab/>
+        <w:t>double max_x = 10.0; //максимальное значение по оси x (по умолчанию)</w:t>
+      </w:r>
+    </w:p>
+    <w:p>
+      <w:pPr>
+        <w:pStyle w:val="PreformattedText"/>
+        <w:bidi w:val="0"/>
+        <w:spacing w:before="0" w:after="0"/>
+        <w:jc w:val="start"/>
+        <w:rPr>
+          <w:b w:val="false"/>
+          <w:bCs w:val="false"/>
+          <w:sz w:val="24"/>
+          <w:szCs w:val="24"/>
+          <w:u w:val="none"/>
+        </w:rPr>
+      </w:pPr>
+      <w:r>
+        <w:rPr>
+          <w:b w:val="false"/>
+          <w:bCs w:val="false"/>
+          <w:sz w:val="24"/>
+          <w:szCs w:val="24"/>
+          <w:u w:val="none"/>
+        </w:rPr>
+        <w:tab/>
+        <w:t>size_t num_of_points = 16; //Число точек на оси (по умолчанию); шаг выставляется автоматически автоматически</w:t>
+      </w:r>
+    </w:p>
+    <w:p>
+      <w:pPr>
+        <w:pStyle w:val="PreformattedText"/>
+        <w:bidi w:val="0"/>
+        <w:spacing w:before="0" w:after="0"/>
+        <w:jc w:val="start"/>
+        <w:rPr>
+          <w:b w:val="false"/>
+          <w:bCs w:val="false"/>
+          <w:sz w:val="24"/>
+          <w:szCs w:val="24"/>
+          <w:u w:val="none"/>
+        </w:rPr>
+      </w:pPr>
+      <w:r>
+        <w:rPr>
+          <w:b w:val="false"/>
+          <w:bCs w:val="false"/>
+          <w:sz w:val="24"/>
+          <w:szCs w:val="24"/>
+          <w:u w:val="none"/>
+        </w:rPr>
+        <w:tab/>
+        <w:t>int choice_lim = 0;</w:t>
+      </w:r>
+    </w:p>
+    <w:p>
+      <w:pPr>
+        <w:pStyle w:val="PreformattedText"/>
+        <w:bidi w:val="0"/>
+        <w:spacing w:before="0" w:after="0"/>
+        <w:jc w:val="start"/>
+        <w:rPr>
+          <w:b w:val="false"/>
+          <w:bCs w:val="false"/>
+          <w:sz w:val="24"/>
+          <w:szCs w:val="24"/>
+          <w:u w:val="none"/>
+        </w:rPr>
+      </w:pPr>
+      <w:r>
+        <w:rPr>
+          <w:b w:val="false"/>
+          <w:bCs w:val="false"/>
+          <w:sz w:val="24"/>
+          <w:szCs w:val="24"/>
+          <w:u w:val="none"/>
+        </w:rPr>
+        <w:tab/>
+        <w:t>std::cout &lt;&lt; "Как выбрать пределы?\n"</w:t>
+      </w:r>
+    </w:p>
+    <w:p>
+      <w:pPr>
+        <w:pStyle w:val="PreformattedText"/>
+        <w:bidi w:val="0"/>
+        <w:spacing w:before="0" w:after="0"/>
+        <w:jc w:val="start"/>
+        <w:rPr>
+          <w:b w:val="false"/>
+          <w:bCs w:val="false"/>
+          <w:sz w:val="24"/>
+          <w:szCs w:val="24"/>
+          <w:u w:val="none"/>
+        </w:rPr>
+      </w:pPr>
+      <w:r>
+        <w:rPr>
+          <w:b w:val="false"/>
+          <w:bCs w:val="false"/>
+          <w:sz w:val="24"/>
+          <w:szCs w:val="24"/>
+          <w:u w:val="none"/>
+        </w:rPr>
+        <w:tab/>
+        <w:tab/>
+        <w:t>&lt;&lt; "1 - Вручную\n"</w:t>
+      </w:r>
+    </w:p>
+    <w:p>
+      <w:pPr>
+        <w:pStyle w:val="PreformattedText"/>
+        <w:bidi w:val="0"/>
+        <w:spacing w:before="0" w:after="0"/>
+        <w:jc w:val="start"/>
+        <w:rPr>
+          <w:b w:val="false"/>
+          <w:bCs w:val="false"/>
+          <w:sz w:val="24"/>
+          <w:szCs w:val="24"/>
+          <w:u w:val="none"/>
+        </w:rPr>
+      </w:pPr>
+      <w:r>
+        <w:rPr>
+          <w:b w:val="false"/>
+          <w:bCs w:val="false"/>
+          <w:sz w:val="24"/>
+          <w:szCs w:val="24"/>
+          <w:u w:val="none"/>
+        </w:rPr>
+        <w:tab/>
+        <w:tab/>
+        <w:t>&lt;&lt; "2 - по умолчанию (min_x = -5, max_x = 10, num_of_points = 16)" &lt;&lt; std::endl;</w:t>
+      </w:r>
+    </w:p>
+    <w:p>
+      <w:pPr>
+        <w:pStyle w:val="PreformattedText"/>
+        <w:bidi w:val="0"/>
+        <w:spacing w:before="0" w:after="0"/>
+        <w:jc w:val="start"/>
+        <w:rPr>
+          <w:b w:val="false"/>
+          <w:bCs w:val="false"/>
+          <w:sz w:val="24"/>
+          <w:szCs w:val="24"/>
+          <w:u w:val="none"/>
+        </w:rPr>
+      </w:pPr>
+      <w:r>
+        <w:rPr>
+          <w:b w:val="false"/>
+          <w:bCs w:val="false"/>
+          <w:sz w:val="24"/>
+          <w:szCs w:val="24"/>
+          <w:u w:val="none"/>
+        </w:rPr>
+        <w:tab/>
+        <w:t>std::cin &gt;&gt; choice_lim;</w:t>
+      </w:r>
+    </w:p>
+    <w:p>
+      <w:pPr>
+        <w:pStyle w:val="PreformattedText"/>
+        <w:bidi w:val="0"/>
+        <w:spacing w:before="0" w:after="0"/>
+        <w:jc w:val="start"/>
+        <w:rPr>
+          <w:b w:val="false"/>
+          <w:bCs w:val="false"/>
+          <w:sz w:val="24"/>
+          <w:szCs w:val="24"/>
+          <w:u w:val="none"/>
+        </w:rPr>
+      </w:pPr>
+      <w:r>
+        <w:rPr>
+          <w:b w:val="false"/>
+          <w:bCs w:val="false"/>
+          <w:sz w:val="24"/>
+          <w:szCs w:val="24"/>
+          <w:u w:val="none"/>
+        </w:rPr>
+      </w:r>
+    </w:p>
+    <w:p>
+      <w:pPr>
+        <w:pStyle w:val="PreformattedText"/>
+        <w:bidi w:val="0"/>
+        <w:spacing w:before="0" w:after="0"/>
+        <w:jc w:val="start"/>
+        <w:rPr>
+          <w:b w:val="false"/>
+          <w:bCs w:val="false"/>
+          <w:sz w:val="24"/>
+          <w:szCs w:val="24"/>
+          <w:u w:val="none"/>
+        </w:rPr>
+      </w:pPr>
+      <w:r>
+        <w:rPr>
+          <w:b w:val="false"/>
+          <w:bCs w:val="false"/>
+          <w:sz w:val="24"/>
+          <w:szCs w:val="24"/>
+          <w:u w:val="none"/>
+        </w:rPr>
+        <w:tab/>
+        <w:t>switch (choice_lim) {</w:t>
+      </w:r>
+    </w:p>
+    <w:p>
+      <w:pPr>
+        <w:pStyle w:val="PreformattedText"/>
+        <w:bidi w:val="0"/>
+        <w:spacing w:before="0" w:after="0"/>
+        <w:jc w:val="start"/>
+        <w:rPr>
+          <w:b w:val="false"/>
+          <w:bCs w:val="false"/>
+          <w:sz w:val="24"/>
+          <w:szCs w:val="24"/>
+          <w:u w:val="none"/>
+        </w:rPr>
+      </w:pPr>
+      <w:r>
+        <w:rPr>
+          <w:b w:val="false"/>
+          <w:bCs w:val="false"/>
+          <w:sz w:val="24"/>
+          <w:szCs w:val="24"/>
+          <w:u w:val="none"/>
+        </w:rPr>
+        <w:tab/>
+        <w:tab/>
+        <w:t>case 1:</w:t>
+      </w:r>
+    </w:p>
+    <w:p>
+      <w:pPr>
+        <w:pStyle w:val="PreformattedText"/>
+        <w:bidi w:val="0"/>
+        <w:spacing w:before="0" w:after="0"/>
+        <w:jc w:val="start"/>
+        <w:rPr>
+          <w:b w:val="false"/>
+          <w:bCs w:val="false"/>
+          <w:sz w:val="24"/>
+          <w:szCs w:val="24"/>
+          <w:u w:val="none"/>
+        </w:rPr>
+      </w:pPr>
+      <w:r>
+        <w:rPr>
+          <w:b w:val="false"/>
+          <w:bCs w:val="false"/>
+          <w:sz w:val="24"/>
+          <w:szCs w:val="24"/>
+          <w:u w:val="none"/>
+        </w:rPr>
+        <w:tab/>
+        <w:tab/>
+        <w:tab/>
+        <w:t>std::cout &lt;&lt; "Введите min_x, max_x, num_of_points" &lt;&lt; std::endl;</w:t>
+      </w:r>
+    </w:p>
+    <w:p>
+      <w:pPr>
+        <w:pStyle w:val="PreformattedText"/>
+        <w:bidi w:val="0"/>
+        <w:spacing w:before="0" w:after="0"/>
+        <w:jc w:val="start"/>
+        <w:rPr>
+          <w:b w:val="false"/>
+          <w:bCs w:val="false"/>
+          <w:sz w:val="24"/>
+          <w:szCs w:val="24"/>
+          <w:u w:val="none"/>
+        </w:rPr>
+      </w:pPr>
+      <w:r>
+        <w:rPr>
+          <w:b w:val="false"/>
+          <w:bCs w:val="false"/>
+          <w:sz w:val="24"/>
+          <w:szCs w:val="24"/>
+          <w:u w:val="none"/>
+        </w:rPr>
+        <w:tab/>
+        <w:tab/>
+        <w:tab/>
+        <w:t>std::cin &gt;&gt; min_x &gt;&gt; max_x &gt;&gt; num_of_points;</w:t>
+      </w:r>
+    </w:p>
+    <w:p>
+      <w:pPr>
+        <w:pStyle w:val="PreformattedText"/>
+        <w:bidi w:val="0"/>
+        <w:spacing w:before="0" w:after="0"/>
+        <w:jc w:val="start"/>
+        <w:rPr>
+          <w:b w:val="false"/>
+          <w:bCs w:val="false"/>
+          <w:sz w:val="24"/>
+          <w:szCs w:val="24"/>
+          <w:u w:val="none"/>
+        </w:rPr>
+      </w:pPr>
+      <w:r>
+        <w:rPr>
+          <w:b w:val="false"/>
+          <w:bCs w:val="false"/>
+          <w:sz w:val="24"/>
+          <w:szCs w:val="24"/>
+          <w:u w:val="none"/>
+        </w:rPr>
+        <w:tab/>
+        <w:tab/>
+        <w:tab/>
+        <w:t>break;</w:t>
+      </w:r>
+    </w:p>
+    <w:p>
+      <w:pPr>
+        <w:pStyle w:val="PreformattedText"/>
+        <w:bidi w:val="0"/>
+        <w:spacing w:before="0" w:after="0"/>
+        <w:jc w:val="start"/>
+        <w:rPr>
+          <w:b w:val="false"/>
+          <w:bCs w:val="false"/>
+          <w:sz w:val="24"/>
+          <w:szCs w:val="24"/>
+          <w:u w:val="none"/>
+        </w:rPr>
+      </w:pPr>
+      <w:r>
+        <w:rPr>
+          <w:b w:val="false"/>
+          <w:bCs w:val="false"/>
+          <w:sz w:val="24"/>
+          <w:szCs w:val="24"/>
+          <w:u w:val="none"/>
+        </w:rPr>
+        <w:tab/>
+        <w:tab/>
+        <w:t>default:</w:t>
+      </w:r>
+    </w:p>
+    <w:p>
+      <w:pPr>
+        <w:pStyle w:val="PreformattedText"/>
+        <w:bidi w:val="0"/>
+        <w:spacing w:before="0" w:after="0"/>
+        <w:jc w:val="start"/>
+        <w:rPr>
+          <w:b w:val="false"/>
+          <w:bCs w:val="false"/>
+          <w:sz w:val="24"/>
+          <w:szCs w:val="24"/>
+          <w:u w:val="none"/>
+        </w:rPr>
+      </w:pPr>
+      <w:r>
+        <w:rPr>
+          <w:b w:val="false"/>
+          <w:bCs w:val="false"/>
+          <w:sz w:val="24"/>
+          <w:szCs w:val="24"/>
+          <w:u w:val="none"/>
+        </w:rPr>
+        <w:tab/>
+        <w:tab/>
+        <w:tab/>
+        <w:t>break;</w:t>
+      </w:r>
+    </w:p>
+    <w:p>
+      <w:pPr>
+        <w:pStyle w:val="PreformattedText"/>
+        <w:bidi w:val="0"/>
+        <w:spacing w:before="0" w:after="0"/>
+        <w:jc w:val="start"/>
+        <w:rPr>
+          <w:b w:val="false"/>
+          <w:bCs w:val="false"/>
+          <w:sz w:val="24"/>
+          <w:szCs w:val="24"/>
+          <w:u w:val="none"/>
+        </w:rPr>
+      </w:pPr>
+      <w:r>
+        <w:rPr>
+          <w:b w:val="false"/>
+          <w:bCs w:val="false"/>
+          <w:sz w:val="24"/>
+          <w:szCs w:val="24"/>
+          <w:u w:val="none"/>
+        </w:rPr>
+        <w:tab/>
+        <w:t>}</w:t>
+      </w:r>
+    </w:p>
+    <w:p>
+      <w:pPr>
+        <w:pStyle w:val="PreformattedText"/>
+        <w:bidi w:val="0"/>
+        <w:spacing w:before="0" w:after="0"/>
+        <w:jc w:val="start"/>
+        <w:rPr>
+          <w:b w:val="false"/>
+          <w:bCs w:val="false"/>
+          <w:sz w:val="24"/>
+          <w:szCs w:val="24"/>
+          <w:u w:val="none"/>
+        </w:rPr>
+      </w:pPr>
+      <w:r>
+        <w:rPr>
+          <w:b w:val="false"/>
+          <w:bCs w:val="false"/>
+          <w:sz w:val="24"/>
+          <w:szCs w:val="24"/>
+          <w:u w:val="none"/>
+        </w:rPr>
+      </w:r>
+    </w:p>
+    <w:p>
+      <w:pPr>
+        <w:pStyle w:val="PreformattedText"/>
+        <w:bidi w:val="0"/>
+        <w:spacing w:before="0" w:after="0"/>
+        <w:jc w:val="start"/>
+        <w:rPr>
+          <w:b w:val="false"/>
+          <w:bCs w:val="false"/>
+          <w:sz w:val="24"/>
+          <w:szCs w:val="24"/>
+          <w:u w:val="none"/>
+        </w:rPr>
+      </w:pPr>
+      <w:r>
+        <w:rPr>
+          <w:b w:val="false"/>
+          <w:bCs w:val="false"/>
+          <w:sz w:val="24"/>
+          <w:szCs w:val="24"/>
+          <w:u w:val="none"/>
+        </w:rPr>
+        <w:tab/>
+        <w:t>double delay = 0.0; //Задержка (по умолчанию отсутствует)</w:t>
+      </w:r>
+    </w:p>
+    <w:p>
+      <w:pPr>
+        <w:pStyle w:val="PreformattedText"/>
+        <w:bidi w:val="0"/>
+        <w:spacing w:before="0" w:after="0"/>
+        <w:jc w:val="start"/>
+        <w:rPr>
+          <w:b w:val="false"/>
+          <w:bCs w:val="false"/>
+          <w:sz w:val="24"/>
+          <w:szCs w:val="24"/>
+          <w:u w:val="none"/>
+        </w:rPr>
+      </w:pPr>
+      <w:r>
+        <w:rPr>
+          <w:b w:val="false"/>
+          <w:bCs w:val="false"/>
+          <w:sz w:val="24"/>
+          <w:szCs w:val="24"/>
+          <w:u w:val="none"/>
+        </w:rPr>
+      </w:r>
+    </w:p>
+    <w:p>
+      <w:pPr>
+        <w:pStyle w:val="PreformattedText"/>
+        <w:bidi w:val="0"/>
+        <w:spacing w:before="0" w:after="0"/>
+        <w:jc w:val="start"/>
+        <w:rPr>
+          <w:b w:val="false"/>
+          <w:bCs w:val="false"/>
+          <w:sz w:val="24"/>
+          <w:szCs w:val="24"/>
+          <w:u w:val="none"/>
+        </w:rPr>
+      </w:pPr>
+      <w:r>
+        <w:rPr>
+          <w:b w:val="false"/>
+          <w:bCs w:val="false"/>
+          <w:sz w:val="24"/>
+          <w:szCs w:val="24"/>
+          <w:u w:val="none"/>
+        </w:rPr>
+        <w:tab/>
+        <w:t>double a = 0.8; //Основание для экспоненты по умолчанию</w:t>
+      </w:r>
+    </w:p>
+    <w:p>
+      <w:pPr>
+        <w:pStyle w:val="PreformattedText"/>
+        <w:bidi w:val="0"/>
+        <w:spacing w:before="0" w:after="0"/>
+        <w:jc w:val="start"/>
+        <w:rPr>
+          <w:b w:val="false"/>
+          <w:bCs w:val="false"/>
+          <w:sz w:val="24"/>
+          <w:szCs w:val="24"/>
+          <w:u w:val="none"/>
+        </w:rPr>
+      </w:pPr>
+      <w:r>
+        <w:rPr>
+          <w:b w:val="false"/>
+          <w:bCs w:val="false"/>
+          <w:sz w:val="24"/>
+          <w:szCs w:val="24"/>
+          <w:u w:val="none"/>
+        </w:rPr>
+        <w:tab/>
+        <w:t>double L = 1.0; //Амплитуда для конинусоиды по умолчанию</w:t>
+      </w:r>
+    </w:p>
+    <w:p>
+      <w:pPr>
+        <w:pStyle w:val="PreformattedText"/>
+        <w:bidi w:val="0"/>
+        <w:spacing w:before="0" w:after="0"/>
+        <w:jc w:val="start"/>
+        <w:rPr>
+          <w:b w:val="false"/>
+          <w:bCs w:val="false"/>
+          <w:sz w:val="24"/>
+          <w:szCs w:val="24"/>
+          <w:u w:val="none"/>
+        </w:rPr>
+      </w:pPr>
+      <w:r>
+        <w:rPr>
+          <w:b w:val="false"/>
+          <w:bCs w:val="false"/>
+          <w:sz w:val="24"/>
+          <w:szCs w:val="24"/>
+          <w:u w:val="none"/>
+        </w:rPr>
+        <w:tab/>
+        <w:t>double omega = 0.5; //Угловая частота косинусоиды по умолчанию</w:t>
+      </w:r>
+    </w:p>
+    <w:p>
+      <w:pPr>
+        <w:pStyle w:val="PreformattedText"/>
+        <w:bidi w:val="0"/>
+        <w:spacing w:before="0" w:after="0"/>
+        <w:jc w:val="start"/>
+        <w:rPr>
+          <w:b w:val="false"/>
+          <w:bCs w:val="false"/>
+          <w:sz w:val="24"/>
+          <w:szCs w:val="24"/>
+          <w:u w:val="none"/>
+        </w:rPr>
+      </w:pPr>
+      <w:r>
+        <w:rPr>
+          <w:b w:val="false"/>
+          <w:bCs w:val="false"/>
+          <w:sz w:val="24"/>
+          <w:szCs w:val="24"/>
+          <w:u w:val="none"/>
+        </w:rPr>
+        <w:tab/>
+      </w:r>
+    </w:p>
+    <w:p>
+      <w:pPr>
+        <w:pStyle w:val="PreformattedText"/>
+        <w:bidi w:val="0"/>
+        <w:spacing w:before="0" w:after="0"/>
+        <w:jc w:val="start"/>
+        <w:rPr>
+          <w:b w:val="false"/>
+          <w:bCs w:val="false"/>
+          <w:sz w:val="24"/>
+          <w:szCs w:val="24"/>
+          <w:u w:val="none"/>
+        </w:rPr>
+      </w:pPr>
+      <w:r>
+        <w:rPr>
+          <w:b w:val="false"/>
+          <w:bCs w:val="false"/>
+          <w:sz w:val="24"/>
+          <w:szCs w:val="24"/>
+          <w:u w:val="none"/>
+        </w:rPr>
+        <w:tab/>
+        <w:t>int choice_func = 0;</w:t>
+      </w:r>
+    </w:p>
+    <w:p>
+      <w:pPr>
+        <w:pStyle w:val="PreformattedText"/>
+        <w:bidi w:val="0"/>
+        <w:spacing w:before="0" w:after="0"/>
+        <w:jc w:val="start"/>
+        <w:rPr>
+          <w:b w:val="false"/>
+          <w:bCs w:val="false"/>
+          <w:sz w:val="24"/>
+          <w:szCs w:val="24"/>
+          <w:u w:val="none"/>
+        </w:rPr>
+      </w:pPr>
+      <w:r>
+        <w:rPr>
+          <w:b w:val="false"/>
+          <w:bCs w:val="false"/>
+          <w:sz w:val="24"/>
+          <w:szCs w:val="24"/>
+          <w:u w:val="none"/>
+        </w:rPr>
+        <w:tab/>
+        <w:t>std::cout &lt;&lt; "Выберите график\n"</w:t>
+      </w:r>
+    </w:p>
+    <w:p>
+      <w:pPr>
+        <w:pStyle w:val="PreformattedText"/>
+        <w:bidi w:val="0"/>
+        <w:spacing w:before="0" w:after="0"/>
+        <w:jc w:val="start"/>
+        <w:rPr>
+          <w:b w:val="false"/>
+          <w:bCs w:val="false"/>
+          <w:sz w:val="24"/>
+          <w:szCs w:val="24"/>
+          <w:u w:val="none"/>
+        </w:rPr>
+      </w:pPr>
+      <w:r>
+        <w:rPr>
+          <w:b w:val="false"/>
+          <w:bCs w:val="false"/>
+          <w:sz w:val="24"/>
+          <w:szCs w:val="24"/>
+          <w:u w:val="none"/>
+        </w:rPr>
+        <w:tab/>
+        <w:t xml:space="preserve">       &lt;&lt; "1 - Единичный испульс\n"</w:t>
+      </w:r>
+    </w:p>
+    <w:p>
+      <w:pPr>
+        <w:pStyle w:val="PreformattedText"/>
+        <w:bidi w:val="0"/>
+        <w:spacing w:before="0" w:after="0"/>
+        <w:jc w:val="start"/>
+        <w:rPr>
+          <w:b w:val="false"/>
+          <w:bCs w:val="false"/>
+          <w:sz w:val="24"/>
+          <w:szCs w:val="24"/>
+          <w:u w:val="none"/>
+        </w:rPr>
+      </w:pPr>
+      <w:r>
+        <w:rPr>
+          <w:b w:val="false"/>
+          <w:bCs w:val="false"/>
+          <w:sz w:val="24"/>
+          <w:szCs w:val="24"/>
+          <w:u w:val="none"/>
+        </w:rPr>
+        <w:tab/>
+        <w:t xml:space="preserve">       &lt;&lt; "2 - Единичный скачок\n"</w:t>
+      </w:r>
+    </w:p>
+    <w:p>
+      <w:pPr>
+        <w:pStyle w:val="PreformattedText"/>
+        <w:bidi w:val="0"/>
+        <w:spacing w:before="0" w:after="0"/>
+        <w:jc w:val="start"/>
+        <w:rPr>
+          <w:b w:val="false"/>
+          <w:bCs w:val="false"/>
+          <w:sz w:val="24"/>
+          <w:szCs w:val="24"/>
+          <w:u w:val="none"/>
+        </w:rPr>
+      </w:pPr>
+      <w:r>
+        <w:rPr>
+          <w:b w:val="false"/>
+          <w:bCs w:val="false"/>
+          <w:sz w:val="24"/>
+          <w:szCs w:val="24"/>
+          <w:u w:val="none"/>
+        </w:rPr>
+        <w:tab/>
+        <w:t xml:space="preserve">       &lt;&lt; "3 - Дискретная экспонента\n"</w:t>
+      </w:r>
+    </w:p>
+    <w:p>
+      <w:pPr>
+        <w:pStyle w:val="PreformattedText"/>
+        <w:bidi w:val="0"/>
+        <w:spacing w:before="0" w:after="0"/>
+        <w:jc w:val="start"/>
+        <w:rPr>
+          <w:b w:val="false"/>
+          <w:bCs w:val="false"/>
+          <w:sz w:val="24"/>
+          <w:szCs w:val="24"/>
+          <w:u w:val="none"/>
+        </w:rPr>
+      </w:pPr>
+      <w:r>
+        <w:rPr>
+          <w:b w:val="false"/>
+          <w:bCs w:val="false"/>
+          <w:sz w:val="24"/>
+          <w:szCs w:val="24"/>
+          <w:u w:val="none"/>
+        </w:rPr>
+        <w:tab/>
+        <w:t xml:space="preserve">       &lt;&lt; "4 - Дискретная косинусоида"</w:t>
+      </w:r>
+    </w:p>
+    <w:p>
+      <w:pPr>
+        <w:pStyle w:val="PreformattedText"/>
+        <w:bidi w:val="0"/>
+        <w:spacing w:before="0" w:after="0"/>
+        <w:jc w:val="start"/>
+        <w:rPr>
+          <w:b w:val="false"/>
+          <w:bCs w:val="false"/>
+          <w:sz w:val="24"/>
+          <w:szCs w:val="24"/>
+          <w:u w:val="none"/>
+        </w:rPr>
+      </w:pPr>
+      <w:r>
+        <w:rPr>
+          <w:b w:val="false"/>
+          <w:bCs w:val="false"/>
+          <w:sz w:val="24"/>
+          <w:szCs w:val="24"/>
+          <w:u w:val="none"/>
+        </w:rPr>
+        <w:tab/>
+        <w:t xml:space="preserve">       &lt;&lt; std::endl;</w:t>
+      </w:r>
+    </w:p>
+    <w:p>
+      <w:pPr>
+        <w:pStyle w:val="PreformattedText"/>
+        <w:bidi w:val="0"/>
+        <w:spacing w:before="0" w:after="0"/>
+        <w:jc w:val="start"/>
+        <w:rPr>
+          <w:b w:val="false"/>
+          <w:bCs w:val="false"/>
+          <w:sz w:val="24"/>
+          <w:szCs w:val="24"/>
+          <w:u w:val="none"/>
+        </w:rPr>
+      </w:pPr>
+      <w:r>
+        <w:rPr>
+          <w:b w:val="false"/>
+          <w:bCs w:val="false"/>
+          <w:sz w:val="24"/>
+          <w:szCs w:val="24"/>
+          <w:u w:val="none"/>
+        </w:rPr>
+        <w:tab/>
+        <w:t>std::cin &gt;&gt; choice_func;</w:t>
+      </w:r>
+    </w:p>
+    <w:p>
+      <w:pPr>
+        <w:pStyle w:val="PreformattedText"/>
+        <w:bidi w:val="0"/>
+        <w:spacing w:before="0" w:after="0"/>
+        <w:jc w:val="start"/>
+        <w:rPr>
+          <w:b w:val="false"/>
+          <w:bCs w:val="false"/>
+          <w:sz w:val="24"/>
+          <w:szCs w:val="24"/>
+          <w:u w:val="none"/>
+        </w:rPr>
+      </w:pPr>
+      <w:r>
+        <w:rPr>
+          <w:b w:val="false"/>
+          <w:bCs w:val="false"/>
+          <w:sz w:val="24"/>
+          <w:szCs w:val="24"/>
+          <w:u w:val="none"/>
+        </w:rPr>
+      </w:r>
+    </w:p>
+    <w:p>
+      <w:pPr>
+        <w:pStyle w:val="PreformattedText"/>
+        <w:bidi w:val="0"/>
+        <w:spacing w:before="0" w:after="0"/>
+        <w:jc w:val="start"/>
+        <w:rPr>
+          <w:b w:val="false"/>
+          <w:bCs w:val="false"/>
+          <w:sz w:val="24"/>
+          <w:szCs w:val="24"/>
+          <w:u w:val="none"/>
+        </w:rPr>
+      </w:pPr>
+      <w:r>
+        <w:rPr>
+          <w:b w:val="false"/>
+          <w:bCs w:val="false"/>
+          <w:sz w:val="24"/>
+          <w:szCs w:val="24"/>
+          <w:u w:val="none"/>
+        </w:rPr>
+        <w:tab/>
+        <w:t>std::vector&lt;double&gt; n = matplot::linspace(min_x, max_x, num_of_points); //точки - первая, последняя, количество точек</w:t>
+      </w:r>
+    </w:p>
+    <w:p>
+      <w:pPr>
+        <w:pStyle w:val="PreformattedText"/>
+        <w:bidi w:val="0"/>
+        <w:spacing w:before="0" w:after="0"/>
+        <w:jc w:val="start"/>
+        <w:rPr>
+          <w:b w:val="false"/>
+          <w:bCs w:val="false"/>
+          <w:sz w:val="24"/>
+          <w:szCs w:val="24"/>
+          <w:u w:val="none"/>
+        </w:rPr>
+      </w:pPr>
+      <w:r>
+        <w:rPr>
+          <w:b w:val="false"/>
+          <w:bCs w:val="false"/>
+          <w:sz w:val="24"/>
+          <w:szCs w:val="24"/>
+          <w:u w:val="none"/>
+        </w:rPr>
+        <w:tab/>
+        <w:t>std::vector&lt;double&gt; x(n.size(), 0); //пустой вектор для оси y</w:t>
+      </w:r>
+    </w:p>
+    <w:p>
+      <w:pPr>
+        <w:pStyle w:val="PreformattedText"/>
+        <w:bidi w:val="0"/>
+        <w:spacing w:before="0" w:after="0"/>
+        <w:jc w:val="start"/>
+        <w:rPr>
+          <w:b w:val="false"/>
+          <w:bCs w:val="false"/>
+          <w:sz w:val="24"/>
+          <w:szCs w:val="24"/>
+          <w:u w:val="none"/>
+        </w:rPr>
+      </w:pPr>
+      <w:r>
+        <w:rPr>
+          <w:b w:val="false"/>
+          <w:bCs w:val="false"/>
+          <w:sz w:val="24"/>
+          <w:szCs w:val="24"/>
+          <w:u w:val="none"/>
+        </w:rPr>
+        <w:tab/>
+      </w:r>
+    </w:p>
+    <w:p>
+      <w:pPr>
+        <w:pStyle w:val="PreformattedText"/>
+        <w:bidi w:val="0"/>
+        <w:spacing w:before="0" w:after="0"/>
+        <w:jc w:val="start"/>
+        <w:rPr>
+          <w:b w:val="false"/>
+          <w:bCs w:val="false"/>
+          <w:sz w:val="24"/>
+          <w:szCs w:val="24"/>
+          <w:u w:val="none"/>
+        </w:rPr>
+      </w:pPr>
+      <w:r>
+        <w:rPr>
+          <w:b w:val="false"/>
+          <w:bCs w:val="false"/>
+          <w:sz w:val="24"/>
+          <w:szCs w:val="24"/>
+          <w:u w:val="none"/>
+        </w:rPr>
+        <w:tab/>
+        <w:t>switch (choice_func) {</w:t>
+      </w:r>
+    </w:p>
+    <w:p>
+      <w:pPr>
+        <w:pStyle w:val="PreformattedText"/>
+        <w:bidi w:val="0"/>
+        <w:spacing w:before="0" w:after="0"/>
+        <w:jc w:val="start"/>
+        <w:rPr>
+          <w:b w:val="false"/>
+          <w:bCs w:val="false"/>
+          <w:sz w:val="24"/>
+          <w:szCs w:val="24"/>
+          <w:u w:val="none"/>
+        </w:rPr>
+      </w:pPr>
+      <w:r>
+        <w:rPr>
+          <w:b w:val="false"/>
+          <w:bCs w:val="false"/>
+          <w:sz w:val="24"/>
+          <w:szCs w:val="24"/>
+          <w:u w:val="none"/>
+        </w:rPr>
+        <w:tab/>
+        <w:tab/>
+        <w:t>case 1:</w:t>
+      </w:r>
+    </w:p>
+    <w:p>
+      <w:pPr>
+        <w:pStyle w:val="PreformattedText"/>
+        <w:bidi w:val="0"/>
+        <w:spacing w:before="0" w:after="0"/>
+        <w:jc w:val="start"/>
+        <w:rPr>
+          <w:b w:val="false"/>
+          <w:bCs w:val="false"/>
+          <w:sz w:val="24"/>
+          <w:szCs w:val="24"/>
+          <w:u w:val="none"/>
+        </w:rPr>
+      </w:pPr>
+      <w:r>
+        <w:rPr>
+          <w:b w:val="false"/>
+          <w:bCs w:val="false"/>
+          <w:sz w:val="24"/>
+          <w:szCs w:val="24"/>
+          <w:u w:val="none"/>
+        </w:rPr>
+        <w:tab/>
+        <w:tab/>
+        <w:tab/>
+        <w:t>std::cout &lt;&lt; "Введите задержку по (0 - без задержки, другое число - длина (время) задержки)" &lt;&lt; std::endl;</w:t>
+      </w:r>
+    </w:p>
+    <w:p>
+      <w:pPr>
+        <w:pStyle w:val="PreformattedText"/>
+        <w:bidi w:val="0"/>
+        <w:spacing w:before="0" w:after="0"/>
+        <w:jc w:val="start"/>
+        <w:rPr>
+          <w:b w:val="false"/>
+          <w:bCs w:val="false"/>
+          <w:sz w:val="24"/>
+          <w:szCs w:val="24"/>
+          <w:u w:val="none"/>
+        </w:rPr>
+      </w:pPr>
+      <w:r>
+        <w:rPr>
+          <w:b w:val="false"/>
+          <w:bCs w:val="false"/>
+          <w:sz w:val="24"/>
+          <w:szCs w:val="24"/>
+          <w:u w:val="none"/>
+        </w:rPr>
+        <w:tab/>
+        <w:tab/>
+        <w:tab/>
+        <w:t>std::cin &gt;&gt; delay;</w:t>
+      </w:r>
+    </w:p>
+    <w:p>
+      <w:pPr>
+        <w:pStyle w:val="PreformattedText"/>
+        <w:bidi w:val="0"/>
+        <w:spacing w:before="0" w:after="0"/>
+        <w:jc w:val="start"/>
+        <w:rPr>
+          <w:b w:val="false"/>
+          <w:bCs w:val="false"/>
+          <w:sz w:val="24"/>
+          <w:szCs w:val="24"/>
+          <w:u w:val="none"/>
+        </w:rPr>
+      </w:pPr>
+      <w:r>
+        <w:rPr>
+          <w:b w:val="false"/>
+          <w:bCs w:val="false"/>
+          <w:sz w:val="24"/>
+          <w:szCs w:val="24"/>
+          <w:u w:val="none"/>
+        </w:rPr>
+        <w:tab/>
+        <w:tab/>
+        <w:tab/>
+        <w:t>for (size_t i = 0; i &lt; n.size(); i++) {</w:t>
+      </w:r>
+    </w:p>
+    <w:p>
+      <w:pPr>
+        <w:pStyle w:val="PreformattedText"/>
+        <w:bidi w:val="0"/>
+        <w:spacing w:before="0" w:after="0"/>
+        <w:jc w:val="start"/>
+        <w:rPr>
+          <w:b w:val="false"/>
+          <w:bCs w:val="false"/>
+          <w:sz w:val="24"/>
+          <w:szCs w:val="24"/>
+          <w:u w:val="none"/>
+        </w:rPr>
+      </w:pPr>
+      <w:r>
+        <w:rPr>
+          <w:b w:val="false"/>
+          <w:bCs w:val="false"/>
+          <w:sz w:val="24"/>
+          <w:szCs w:val="24"/>
+          <w:u w:val="none"/>
+        </w:rPr>
+        <w:tab/>
+        <w:tab/>
+        <w:tab/>
+        <w:tab/>
+        <w:t>x[i] = impulse(n[i], delay);</w:t>
+      </w:r>
+    </w:p>
+    <w:p>
+      <w:pPr>
+        <w:pStyle w:val="PreformattedText"/>
+        <w:bidi w:val="0"/>
+        <w:spacing w:before="0" w:after="0"/>
+        <w:jc w:val="start"/>
+        <w:rPr>
+          <w:b w:val="false"/>
+          <w:bCs w:val="false"/>
+          <w:sz w:val="24"/>
+          <w:szCs w:val="24"/>
+          <w:u w:val="none"/>
+        </w:rPr>
+      </w:pPr>
+      <w:r>
+        <w:rPr>
+          <w:b w:val="false"/>
+          <w:bCs w:val="false"/>
+          <w:sz w:val="24"/>
+          <w:szCs w:val="24"/>
+          <w:u w:val="none"/>
+        </w:rPr>
+        <w:tab/>
+        <w:tab/>
+        <w:tab/>
+        <w:t>}</w:t>
+      </w:r>
+    </w:p>
+    <w:p>
+      <w:pPr>
+        <w:pStyle w:val="PreformattedText"/>
+        <w:bidi w:val="0"/>
+        <w:spacing w:before="0" w:after="0"/>
+        <w:jc w:val="start"/>
+        <w:rPr>
+          <w:b w:val="false"/>
+          <w:bCs w:val="false"/>
+          <w:sz w:val="24"/>
+          <w:szCs w:val="24"/>
+          <w:u w:val="none"/>
+        </w:rPr>
+      </w:pPr>
+      <w:r>
+        <w:rPr>
+          <w:b w:val="false"/>
+          <w:bCs w:val="false"/>
+          <w:sz w:val="24"/>
+          <w:szCs w:val="24"/>
+          <w:u w:val="none"/>
+        </w:rPr>
+        <w:tab/>
+        <w:tab/>
+        <w:tab/>
+        <w:t>matplot::stem(n, x);</w:t>
+      </w:r>
+    </w:p>
+    <w:p>
+      <w:pPr>
+        <w:pStyle w:val="PreformattedText"/>
+        <w:bidi w:val="0"/>
+        <w:spacing w:before="0" w:after="0"/>
+        <w:jc w:val="start"/>
+        <w:rPr>
+          <w:b w:val="false"/>
+          <w:bCs w:val="false"/>
+          <w:sz w:val="24"/>
+          <w:szCs w:val="24"/>
+          <w:u w:val="none"/>
+        </w:rPr>
+      </w:pPr>
+      <w:r>
+        <w:rPr>
+          <w:b w:val="false"/>
+          <w:bCs w:val="false"/>
+          <w:sz w:val="24"/>
+          <w:szCs w:val="24"/>
+          <w:u w:val="none"/>
+        </w:rPr>
+        <w:tab/>
+        <w:tab/>
+        <w:tab/>
+        <w:t>matplot::title("Единичный импульс, задержка - " + std::to_string(delay));</w:t>
+      </w:r>
+    </w:p>
+    <w:p>
+      <w:pPr>
+        <w:pStyle w:val="PreformattedText"/>
+        <w:bidi w:val="0"/>
+        <w:spacing w:before="0" w:after="0"/>
+        <w:jc w:val="start"/>
+        <w:rPr>
+          <w:b w:val="false"/>
+          <w:bCs w:val="false"/>
+          <w:sz w:val="24"/>
+          <w:szCs w:val="24"/>
+          <w:u w:val="none"/>
+        </w:rPr>
+      </w:pPr>
+      <w:r>
+        <w:rPr>
+          <w:b w:val="false"/>
+          <w:bCs w:val="false"/>
+          <w:sz w:val="24"/>
+          <w:szCs w:val="24"/>
+          <w:u w:val="none"/>
+        </w:rPr>
+        <w:tab/>
+        <w:tab/>
+        <w:tab/>
+        <w:t>break;</w:t>
+      </w:r>
+    </w:p>
+    <w:p>
+      <w:pPr>
+        <w:pStyle w:val="PreformattedText"/>
+        <w:bidi w:val="0"/>
+        <w:spacing w:before="0" w:after="0"/>
+        <w:jc w:val="start"/>
+        <w:rPr>
+          <w:b w:val="false"/>
+          <w:bCs w:val="false"/>
+          <w:sz w:val="24"/>
+          <w:szCs w:val="24"/>
+          <w:u w:val="none"/>
+        </w:rPr>
+      </w:pPr>
+      <w:r>
+        <w:rPr>
+          <w:b w:val="false"/>
+          <w:bCs w:val="false"/>
+          <w:sz w:val="24"/>
+          <w:szCs w:val="24"/>
+          <w:u w:val="none"/>
+        </w:rPr>
+        <w:tab/>
+        <w:tab/>
+        <w:t>case 2: {</w:t>
+      </w:r>
+    </w:p>
+    <w:p>
+      <w:pPr>
+        <w:pStyle w:val="PreformattedText"/>
+        <w:bidi w:val="0"/>
+        <w:spacing w:before="0" w:after="0"/>
+        <w:jc w:val="start"/>
+        <w:rPr>
+          <w:b w:val="false"/>
+          <w:bCs w:val="false"/>
+          <w:sz w:val="24"/>
+          <w:szCs w:val="24"/>
+          <w:u w:val="none"/>
+        </w:rPr>
+      </w:pPr>
+      <w:r>
+        <w:rPr>
+          <w:b w:val="false"/>
+          <w:bCs w:val="false"/>
+          <w:sz w:val="24"/>
+          <w:szCs w:val="24"/>
+          <w:u w:val="none"/>
+        </w:rPr>
+        <w:tab/>
+        <w:tab/>
+        <w:tab/>
+        <w:t>std::cout &lt;&lt; "Введите задержку по умолчанию (0 - без задержки, другое число - длина (время) задержки)" &lt;&lt; std::endl;</w:t>
+      </w:r>
+    </w:p>
+    <w:p>
+      <w:pPr>
+        <w:pStyle w:val="PreformattedText"/>
+        <w:bidi w:val="0"/>
+        <w:spacing w:before="0" w:after="0"/>
+        <w:jc w:val="start"/>
+        <w:rPr>
+          <w:b w:val="false"/>
+          <w:bCs w:val="false"/>
+          <w:sz w:val="24"/>
+          <w:szCs w:val="24"/>
+          <w:u w:val="none"/>
+        </w:rPr>
+      </w:pPr>
+      <w:r>
+        <w:rPr>
+          <w:b w:val="false"/>
+          <w:bCs w:val="false"/>
+          <w:sz w:val="24"/>
+          <w:szCs w:val="24"/>
+          <w:u w:val="none"/>
+        </w:rPr>
+        <w:tab/>
+        <w:tab/>
+        <w:tab/>
+        <w:t>std::cin &gt;&gt; delay;</w:t>
+      </w:r>
+    </w:p>
+    <w:p>
+      <w:pPr>
+        <w:pStyle w:val="PreformattedText"/>
+        <w:bidi w:val="0"/>
+        <w:spacing w:before="0" w:after="0"/>
+        <w:jc w:val="start"/>
+        <w:rPr>
+          <w:b w:val="false"/>
+          <w:bCs w:val="false"/>
+          <w:sz w:val="24"/>
+          <w:szCs w:val="24"/>
+          <w:u w:val="none"/>
+        </w:rPr>
+      </w:pPr>
+      <w:r>
+        <w:rPr>
+          <w:b w:val="false"/>
+          <w:bCs w:val="false"/>
+          <w:sz w:val="24"/>
+          <w:szCs w:val="24"/>
+          <w:u w:val="none"/>
+        </w:rPr>
+        <w:tab/>
+        <w:tab/>
+        <w:tab/>
+        <w:t>for (size_t i = 0; i &lt; n.size(); i++) {</w:t>
+      </w:r>
+    </w:p>
+    <w:p>
+      <w:pPr>
+        <w:pStyle w:val="PreformattedText"/>
+        <w:bidi w:val="0"/>
+        <w:spacing w:before="0" w:after="0"/>
+        <w:jc w:val="start"/>
+        <w:rPr>
+          <w:b w:val="false"/>
+          <w:bCs w:val="false"/>
+          <w:sz w:val="24"/>
+          <w:szCs w:val="24"/>
+          <w:u w:val="none"/>
+        </w:rPr>
+      </w:pPr>
+      <w:r>
+        <w:rPr>
+          <w:b w:val="false"/>
+          <w:bCs w:val="false"/>
+          <w:sz w:val="24"/>
+          <w:szCs w:val="24"/>
+          <w:u w:val="none"/>
+        </w:rPr>
+        <w:tab/>
+        <w:tab/>
+        <w:tab/>
+        <w:tab/>
+        <w:t>x[i] = step(n[i], delay);</w:t>
+      </w:r>
+    </w:p>
+    <w:p>
+      <w:pPr>
+        <w:pStyle w:val="PreformattedText"/>
+        <w:bidi w:val="0"/>
+        <w:spacing w:before="0" w:after="0"/>
+        <w:jc w:val="start"/>
+        <w:rPr>
+          <w:b w:val="false"/>
+          <w:bCs w:val="false"/>
+          <w:sz w:val="24"/>
+          <w:szCs w:val="24"/>
+          <w:u w:val="none"/>
+        </w:rPr>
+      </w:pPr>
+      <w:r>
+        <w:rPr>
+          <w:b w:val="false"/>
+          <w:bCs w:val="false"/>
+          <w:sz w:val="24"/>
+          <w:szCs w:val="24"/>
+          <w:u w:val="none"/>
+        </w:rPr>
+        <w:tab/>
+        <w:tab/>
+        <w:tab/>
+        <w:t>}</w:t>
+      </w:r>
+    </w:p>
+    <w:p>
+      <w:pPr>
+        <w:pStyle w:val="PreformattedText"/>
+        <w:bidi w:val="0"/>
+        <w:spacing w:before="0" w:after="0"/>
+        <w:jc w:val="start"/>
+        <w:rPr>
+          <w:b w:val="false"/>
+          <w:bCs w:val="false"/>
+          <w:sz w:val="24"/>
+          <w:szCs w:val="24"/>
+          <w:u w:val="none"/>
+        </w:rPr>
+      </w:pPr>
+      <w:r>
+        <w:rPr>
+          <w:b w:val="false"/>
+          <w:bCs w:val="false"/>
+          <w:sz w:val="24"/>
+          <w:szCs w:val="24"/>
+          <w:u w:val="none"/>
+        </w:rPr>
+        <w:tab/>
+        <w:tab/>
+        <w:tab/>
+        <w:t>matplot::stem(n, x);</w:t>
+      </w:r>
+    </w:p>
+    <w:p>
+      <w:pPr>
+        <w:pStyle w:val="PreformattedText"/>
+        <w:bidi w:val="0"/>
+        <w:spacing w:before="0" w:after="0"/>
+        <w:jc w:val="start"/>
+        <w:rPr>
+          <w:b w:val="false"/>
+          <w:bCs w:val="false"/>
+          <w:sz w:val="24"/>
+          <w:szCs w:val="24"/>
+          <w:u w:val="none"/>
+        </w:rPr>
+      </w:pPr>
+      <w:r>
+        <w:rPr>
+          <w:b w:val="false"/>
+          <w:bCs w:val="false"/>
+          <w:sz w:val="24"/>
+          <w:szCs w:val="24"/>
+          <w:u w:val="none"/>
+        </w:rPr>
+        <w:tab/>
+        <w:tab/>
+        <w:tab/>
+        <w:t>matplot::title("Сигнал, задержка - " + std::to_string(delay));</w:t>
+      </w:r>
+    </w:p>
+    <w:p>
+      <w:pPr>
+        <w:pStyle w:val="PreformattedText"/>
+        <w:bidi w:val="0"/>
+        <w:spacing w:before="0" w:after="0"/>
+        <w:jc w:val="start"/>
+        <w:rPr>
+          <w:b w:val="false"/>
+          <w:bCs w:val="false"/>
+          <w:sz w:val="24"/>
+          <w:szCs w:val="24"/>
+          <w:u w:val="none"/>
+        </w:rPr>
+      </w:pPr>
+      <w:r>
+        <w:rPr>
+          <w:b w:val="false"/>
+          <w:bCs w:val="false"/>
+          <w:sz w:val="24"/>
+          <w:szCs w:val="24"/>
+          <w:u w:val="none"/>
+        </w:rPr>
+        <w:tab/>
+        <w:tab/>
+        <w:tab/>
+        <w:t>break;</w:t>
+      </w:r>
+    </w:p>
+    <w:p>
+      <w:pPr>
+        <w:pStyle w:val="PreformattedText"/>
+        <w:bidi w:val="0"/>
+        <w:spacing w:before="0" w:after="0"/>
+        <w:jc w:val="start"/>
+        <w:rPr>
+          <w:b w:val="false"/>
+          <w:bCs w:val="false"/>
+          <w:sz w:val="24"/>
+          <w:szCs w:val="24"/>
+          <w:u w:val="none"/>
+        </w:rPr>
+      </w:pPr>
+      <w:r>
+        <w:rPr>
+          <w:b w:val="false"/>
+          <w:bCs w:val="false"/>
+          <w:sz w:val="24"/>
+          <w:szCs w:val="24"/>
+          <w:u w:val="none"/>
+        </w:rPr>
+        <w:tab/>
+        <w:tab/>
+        <w:tab/>
+        <w:t>}</w:t>
+      </w:r>
+    </w:p>
+    <w:p>
+      <w:pPr>
+        <w:pStyle w:val="PreformattedText"/>
+        <w:bidi w:val="0"/>
+        <w:spacing w:before="0" w:after="0"/>
+        <w:jc w:val="start"/>
+        <w:rPr>
+          <w:b w:val="false"/>
+          <w:bCs w:val="false"/>
+          <w:sz w:val="24"/>
+          <w:szCs w:val="24"/>
+          <w:u w:val="none"/>
+        </w:rPr>
+      </w:pPr>
+      <w:r>
+        <w:rPr>
+          <w:b w:val="false"/>
+          <w:bCs w:val="false"/>
+          <w:sz w:val="24"/>
+          <w:szCs w:val="24"/>
+          <w:u w:val="none"/>
+        </w:rPr>
+        <w:tab/>
+        <w:tab/>
+        <w:t>case 3:</w:t>
+      </w:r>
+    </w:p>
+    <w:p>
+      <w:pPr>
+        <w:pStyle w:val="PreformattedText"/>
+        <w:bidi w:val="0"/>
+        <w:spacing w:before="0" w:after="0"/>
+        <w:jc w:val="start"/>
+        <w:rPr>
+          <w:b w:val="false"/>
+          <w:bCs w:val="false"/>
+          <w:sz w:val="24"/>
+          <w:szCs w:val="24"/>
+          <w:u w:val="none"/>
+        </w:rPr>
+      </w:pPr>
+      <w:r>
+        <w:rPr>
+          <w:b w:val="false"/>
+          <w:bCs w:val="false"/>
+          <w:sz w:val="24"/>
+          <w:szCs w:val="24"/>
+          <w:u w:val="none"/>
+        </w:rPr>
+        <w:tab/>
+        <w:tab/>
+        <w:tab/>
+        <w:t>std::cout &lt;&lt; "Введите значение a основания n^a (по умолчанию а = 0.8):" &lt;&lt; std::endl;</w:t>
+      </w:r>
+    </w:p>
+    <w:p>
+      <w:pPr>
+        <w:pStyle w:val="PreformattedText"/>
+        <w:bidi w:val="0"/>
+        <w:spacing w:before="0" w:after="0"/>
+        <w:jc w:val="start"/>
+        <w:rPr>
+          <w:b w:val="false"/>
+          <w:bCs w:val="false"/>
+          <w:sz w:val="24"/>
+          <w:szCs w:val="24"/>
+          <w:u w:val="none"/>
+        </w:rPr>
+      </w:pPr>
+      <w:r>
+        <w:rPr>
+          <w:b w:val="false"/>
+          <w:bCs w:val="false"/>
+          <w:sz w:val="24"/>
+          <w:szCs w:val="24"/>
+          <w:u w:val="none"/>
+        </w:rPr>
+        <w:tab/>
+        <w:tab/>
+        <w:tab/>
+        <w:t>std::cin &gt;&gt; a;</w:t>
+      </w:r>
+    </w:p>
+    <w:p>
+      <w:pPr>
+        <w:pStyle w:val="PreformattedText"/>
+        <w:bidi w:val="0"/>
+        <w:spacing w:before="0" w:after="0"/>
+        <w:jc w:val="start"/>
+        <w:rPr>
+          <w:b w:val="false"/>
+          <w:bCs w:val="false"/>
+          <w:sz w:val="24"/>
+          <w:szCs w:val="24"/>
+          <w:u w:val="none"/>
+        </w:rPr>
+      </w:pPr>
+      <w:r>
+        <w:rPr>
+          <w:b w:val="false"/>
+          <w:bCs w:val="false"/>
+          <w:sz w:val="24"/>
+          <w:szCs w:val="24"/>
+          <w:u w:val="none"/>
+        </w:rPr>
+        <w:tab/>
+        <w:tab/>
+        <w:tab/>
+        <w:t>for(size_t i = 0; i &lt; n.size(); i++) {</w:t>
+      </w:r>
+    </w:p>
+    <w:p>
+      <w:pPr>
+        <w:pStyle w:val="PreformattedText"/>
+        <w:bidi w:val="0"/>
+        <w:spacing w:before="0" w:after="0"/>
+        <w:jc w:val="start"/>
+        <w:rPr>
+          <w:b w:val="false"/>
+          <w:bCs w:val="false"/>
+          <w:sz w:val="24"/>
+          <w:szCs w:val="24"/>
+          <w:u w:val="none"/>
+        </w:rPr>
+      </w:pPr>
+      <w:r>
+        <w:rPr>
+          <w:b w:val="false"/>
+          <w:bCs w:val="false"/>
+          <w:sz w:val="24"/>
+          <w:szCs w:val="24"/>
+          <w:u w:val="none"/>
+        </w:rPr>
+        <w:tab/>
+        <w:tab/>
+        <w:tab/>
+        <w:tab/>
+        <w:t>x[i] = dis_exp(n[i], a);</w:t>
+      </w:r>
+    </w:p>
+    <w:p>
+      <w:pPr>
+        <w:pStyle w:val="PreformattedText"/>
+        <w:bidi w:val="0"/>
+        <w:spacing w:before="0" w:after="0"/>
+        <w:jc w:val="start"/>
+        <w:rPr>
+          <w:b w:val="false"/>
+          <w:bCs w:val="false"/>
+          <w:sz w:val="24"/>
+          <w:szCs w:val="24"/>
+          <w:u w:val="none"/>
+        </w:rPr>
+      </w:pPr>
+      <w:r>
+        <w:rPr>
+          <w:b w:val="false"/>
+          <w:bCs w:val="false"/>
+          <w:sz w:val="24"/>
+          <w:szCs w:val="24"/>
+          <w:u w:val="none"/>
+        </w:rPr>
+        <w:tab/>
+        <w:tab/>
+        <w:tab/>
+        <w:t>}</w:t>
+      </w:r>
+    </w:p>
+    <w:p>
+      <w:pPr>
+        <w:pStyle w:val="PreformattedText"/>
+        <w:bidi w:val="0"/>
+        <w:spacing w:before="0" w:after="0"/>
+        <w:jc w:val="start"/>
+        <w:rPr>
+          <w:b w:val="false"/>
+          <w:bCs w:val="false"/>
+          <w:sz w:val="24"/>
+          <w:szCs w:val="24"/>
+          <w:u w:val="none"/>
+        </w:rPr>
+      </w:pPr>
+      <w:r>
+        <w:rPr>
+          <w:b w:val="false"/>
+          <w:bCs w:val="false"/>
+          <w:sz w:val="24"/>
+          <w:szCs w:val="24"/>
+          <w:u w:val="none"/>
+        </w:rPr>
+        <w:tab/>
+        <w:tab/>
+        <w:tab/>
+        <w:t>matplot::scatter(n, x)-&gt;marker_size(10);</w:t>
+      </w:r>
+    </w:p>
+    <w:p>
+      <w:pPr>
+        <w:pStyle w:val="PreformattedText"/>
+        <w:bidi w:val="0"/>
+        <w:spacing w:before="0" w:after="0"/>
+        <w:jc w:val="start"/>
+        <w:rPr>
+          <w:b w:val="false"/>
+          <w:bCs w:val="false"/>
+          <w:sz w:val="24"/>
+          <w:szCs w:val="24"/>
+          <w:u w:val="none"/>
+        </w:rPr>
+      </w:pPr>
+      <w:r>
+        <w:rPr>
+          <w:b w:val="false"/>
+          <w:bCs w:val="false"/>
+          <w:sz w:val="24"/>
+          <w:szCs w:val="24"/>
+          <w:u w:val="none"/>
+        </w:rPr>
+        <w:tab/>
+        <w:tab/>
+        <w:tab/>
+        <w:t>matplot::title("Дискретная экспонента");</w:t>
+      </w:r>
+    </w:p>
+    <w:p>
+      <w:pPr>
+        <w:pStyle w:val="PreformattedText"/>
+        <w:bidi w:val="0"/>
+        <w:spacing w:before="0" w:after="0"/>
+        <w:jc w:val="start"/>
+        <w:rPr>
+          <w:b w:val="false"/>
+          <w:bCs w:val="false"/>
+          <w:sz w:val="24"/>
+          <w:szCs w:val="24"/>
+          <w:u w:val="none"/>
+        </w:rPr>
+      </w:pPr>
+      <w:r>
+        <w:rPr>
+          <w:b w:val="false"/>
+          <w:bCs w:val="false"/>
+          <w:sz w:val="24"/>
+          <w:szCs w:val="24"/>
+          <w:u w:val="none"/>
+        </w:rPr>
+        <w:tab/>
+        <w:tab/>
+        <w:tab/>
+        <w:t>break;</w:t>
+      </w:r>
+    </w:p>
+    <w:p>
+      <w:pPr>
+        <w:pStyle w:val="PreformattedText"/>
+        <w:bidi w:val="0"/>
+        <w:spacing w:before="0" w:after="0"/>
+        <w:jc w:val="start"/>
+        <w:rPr>
+          <w:b w:val="false"/>
+          <w:bCs w:val="false"/>
+          <w:sz w:val="24"/>
+          <w:szCs w:val="24"/>
+          <w:u w:val="none"/>
+        </w:rPr>
+      </w:pPr>
+      <w:r>
+        <w:rPr>
+          <w:b w:val="false"/>
+          <w:bCs w:val="false"/>
+          <w:sz w:val="24"/>
+          <w:szCs w:val="24"/>
+          <w:u w:val="none"/>
+        </w:rPr>
+        <w:tab/>
+        <w:tab/>
+        <w:t>case 4:</w:t>
+      </w:r>
+    </w:p>
+    <w:p>
+      <w:pPr>
+        <w:pStyle w:val="PreformattedText"/>
+        <w:bidi w:val="0"/>
+        <w:spacing w:before="0" w:after="0"/>
+        <w:jc w:val="start"/>
+        <w:rPr>
+          <w:b w:val="false"/>
+          <w:bCs w:val="false"/>
+          <w:sz w:val="24"/>
+          <w:szCs w:val="24"/>
+          <w:u w:val="none"/>
+        </w:rPr>
+      </w:pPr>
+      <w:r>
+        <w:rPr>
+          <w:b w:val="false"/>
+          <w:bCs w:val="false"/>
+          <w:sz w:val="24"/>
+          <w:szCs w:val="24"/>
+          <w:u w:val="none"/>
+        </w:rPr>
+        <w:tab/>
+        <w:tab/>
+        <w:tab/>
+        <w:t>std::cout &lt;&lt; "Введите амплитуду L (по умолчанию 1) и значение углового коэффициента omega(по умолчанию 0.5)" &lt;&lt; std::endl;</w:t>
+      </w:r>
+    </w:p>
+    <w:p>
+      <w:pPr>
+        <w:pStyle w:val="PreformattedText"/>
+        <w:bidi w:val="0"/>
+        <w:spacing w:before="0" w:after="0"/>
+        <w:jc w:val="start"/>
+        <w:rPr>
+          <w:b w:val="false"/>
+          <w:bCs w:val="false"/>
+          <w:sz w:val="24"/>
+          <w:szCs w:val="24"/>
+          <w:u w:val="none"/>
+        </w:rPr>
+      </w:pPr>
+      <w:r>
+        <w:rPr>
+          <w:b w:val="false"/>
+          <w:bCs w:val="false"/>
+          <w:sz w:val="24"/>
+          <w:szCs w:val="24"/>
+          <w:u w:val="none"/>
+        </w:rPr>
+        <w:tab/>
+        <w:tab/>
+        <w:tab/>
+        <w:t>std::cin &gt;&gt; L &gt;&gt; omega;</w:t>
+      </w:r>
+    </w:p>
+    <w:p>
+      <w:pPr>
+        <w:pStyle w:val="PreformattedText"/>
+        <w:bidi w:val="0"/>
+        <w:spacing w:before="0" w:after="0"/>
+        <w:jc w:val="start"/>
+        <w:rPr>
+          <w:b w:val="false"/>
+          <w:bCs w:val="false"/>
+          <w:sz w:val="24"/>
+          <w:szCs w:val="24"/>
+          <w:u w:val="none"/>
+        </w:rPr>
+      </w:pPr>
+      <w:r>
+        <w:rPr>
+          <w:b w:val="false"/>
+          <w:bCs w:val="false"/>
+          <w:sz w:val="24"/>
+          <w:szCs w:val="24"/>
+          <w:u w:val="none"/>
+        </w:rPr>
+        <w:tab/>
+        <w:tab/>
+        <w:tab/>
+        <w:t>for (size_t i = 0; i &lt; n.size(); i++) {</w:t>
+      </w:r>
+    </w:p>
+    <w:p>
+      <w:pPr>
+        <w:pStyle w:val="PreformattedText"/>
+        <w:bidi w:val="0"/>
+        <w:spacing w:before="0" w:after="0"/>
+        <w:jc w:val="start"/>
+        <w:rPr>
+          <w:b w:val="false"/>
+          <w:bCs w:val="false"/>
+          <w:sz w:val="24"/>
+          <w:szCs w:val="24"/>
+          <w:u w:val="none"/>
+        </w:rPr>
+      </w:pPr>
+      <w:r>
+        <w:rPr>
+          <w:b w:val="false"/>
+          <w:bCs w:val="false"/>
+          <w:sz w:val="24"/>
+          <w:szCs w:val="24"/>
+          <w:u w:val="none"/>
+        </w:rPr>
+        <w:tab/>
+        <w:tab/>
+        <w:tab/>
+        <w:tab/>
+        <w:t>x[i] = dis_cos(n[i], L, omega);</w:t>
+      </w:r>
+    </w:p>
+    <w:p>
+      <w:pPr>
+        <w:pStyle w:val="PreformattedText"/>
+        <w:bidi w:val="0"/>
+        <w:spacing w:before="0" w:after="0"/>
+        <w:jc w:val="start"/>
+        <w:rPr>
+          <w:b w:val="false"/>
+          <w:bCs w:val="false"/>
+          <w:sz w:val="24"/>
+          <w:szCs w:val="24"/>
+          <w:u w:val="none"/>
+        </w:rPr>
+      </w:pPr>
+      <w:r>
+        <w:rPr>
+          <w:b w:val="false"/>
+          <w:bCs w:val="false"/>
+          <w:sz w:val="24"/>
+          <w:szCs w:val="24"/>
+          <w:u w:val="none"/>
+        </w:rPr>
+        <w:tab/>
+        <w:tab/>
+        <w:tab/>
+        <w:t>}</w:t>
+      </w:r>
+    </w:p>
+    <w:p>
+      <w:pPr>
+        <w:pStyle w:val="PreformattedText"/>
+        <w:bidi w:val="0"/>
+        <w:spacing w:before="0" w:after="0"/>
+        <w:jc w:val="start"/>
+        <w:rPr>
+          <w:b w:val="false"/>
+          <w:bCs w:val="false"/>
+          <w:sz w:val="24"/>
+          <w:szCs w:val="24"/>
+          <w:u w:val="none"/>
+        </w:rPr>
+      </w:pPr>
+      <w:r>
+        <w:rPr>
+          <w:b w:val="false"/>
+          <w:bCs w:val="false"/>
+          <w:sz w:val="24"/>
+          <w:szCs w:val="24"/>
+          <w:u w:val="none"/>
+        </w:rPr>
+        <w:tab/>
+        <w:tab/>
+        <w:tab/>
+        <w:t>matplot::scatter(n, x)-&gt;marker_size(10);</w:t>
+      </w:r>
+    </w:p>
+    <w:p>
+      <w:pPr>
+        <w:pStyle w:val="PreformattedText"/>
+        <w:bidi w:val="0"/>
+        <w:spacing w:before="0" w:after="0"/>
+        <w:jc w:val="start"/>
+        <w:rPr>
+          <w:b w:val="false"/>
+          <w:bCs w:val="false"/>
+          <w:sz w:val="24"/>
+          <w:szCs w:val="24"/>
+          <w:u w:val="none"/>
+        </w:rPr>
+      </w:pPr>
+      <w:r>
+        <w:rPr>
+          <w:b w:val="false"/>
+          <w:bCs w:val="false"/>
+          <w:sz w:val="24"/>
+          <w:szCs w:val="24"/>
+          <w:u w:val="none"/>
+        </w:rPr>
+        <w:tab/>
+        <w:tab/>
+        <w:tab/>
+        <w:t>matplot::title("Дискретная косинусоида");</w:t>
+      </w:r>
+    </w:p>
+    <w:p>
+      <w:pPr>
+        <w:pStyle w:val="PreformattedText"/>
+        <w:bidi w:val="0"/>
+        <w:spacing w:before="0" w:after="0"/>
+        <w:jc w:val="start"/>
+        <w:rPr>
+          <w:b w:val="false"/>
+          <w:bCs w:val="false"/>
+          <w:sz w:val="24"/>
+          <w:szCs w:val="24"/>
+          <w:u w:val="none"/>
+        </w:rPr>
+      </w:pPr>
+      <w:r>
+        <w:rPr>
+          <w:b w:val="false"/>
+          <w:bCs w:val="false"/>
+          <w:sz w:val="24"/>
+          <w:szCs w:val="24"/>
+          <w:u w:val="none"/>
+        </w:rPr>
+        <w:tab/>
+        <w:tab/>
+        <w:tab/>
+        <w:t>break;</w:t>
+      </w:r>
+    </w:p>
+    <w:p>
+      <w:pPr>
+        <w:pStyle w:val="PreformattedText"/>
+        <w:bidi w:val="0"/>
+        <w:spacing w:before="0" w:after="0"/>
+        <w:jc w:val="start"/>
+        <w:rPr>
+          <w:b w:val="false"/>
+          <w:bCs w:val="false"/>
+          <w:sz w:val="24"/>
+          <w:szCs w:val="24"/>
+          <w:u w:val="none"/>
+        </w:rPr>
+      </w:pPr>
+      <w:r>
+        <w:rPr>
+          <w:b w:val="false"/>
+          <w:bCs w:val="false"/>
+          <w:sz w:val="24"/>
+          <w:szCs w:val="24"/>
+          <w:u w:val="none"/>
+        </w:rPr>
+        <w:tab/>
+        <w:tab/>
+        <w:t>default:</w:t>
+      </w:r>
+    </w:p>
+    <w:p>
+      <w:pPr>
+        <w:pStyle w:val="PreformattedText"/>
+        <w:bidi w:val="0"/>
+        <w:spacing w:before="0" w:after="0"/>
+        <w:jc w:val="start"/>
+        <w:rPr>
+          <w:b w:val="false"/>
+          <w:bCs w:val="false"/>
+          <w:sz w:val="24"/>
+          <w:szCs w:val="24"/>
+          <w:u w:val="none"/>
+        </w:rPr>
+      </w:pPr>
+      <w:r>
+        <w:rPr>
+          <w:b w:val="false"/>
+          <w:bCs w:val="false"/>
+          <w:sz w:val="24"/>
+          <w:szCs w:val="24"/>
+          <w:u w:val="none"/>
+        </w:rPr>
+        <w:tab/>
+        <w:tab/>
+        <w:tab/>
+        <w:t>std::cout &lt;&lt; "Нет такого выбора. Учимся читать вместе с данной программой день первый =)" &lt;&lt; std::endl;</w:t>
+      </w:r>
+    </w:p>
+    <w:p>
+      <w:pPr>
+        <w:pStyle w:val="PreformattedText"/>
+        <w:bidi w:val="0"/>
+        <w:spacing w:before="0" w:after="0"/>
+        <w:jc w:val="start"/>
+        <w:rPr>
+          <w:b w:val="false"/>
+          <w:bCs w:val="false"/>
+          <w:sz w:val="24"/>
+          <w:szCs w:val="24"/>
+          <w:u w:val="none"/>
+        </w:rPr>
+      </w:pPr>
+      <w:r>
+        <w:rPr>
+          <w:b w:val="false"/>
+          <w:bCs w:val="false"/>
+          <w:sz w:val="24"/>
+          <w:szCs w:val="24"/>
+          <w:u w:val="none"/>
+        </w:rPr>
+        <w:tab/>
+        <w:tab/>
+        <w:tab/>
+        <w:t>return 1;</w:t>
+      </w:r>
+    </w:p>
+    <w:p>
+      <w:pPr>
+        <w:pStyle w:val="PreformattedText"/>
+        <w:bidi w:val="0"/>
+        <w:spacing w:before="0" w:after="0"/>
+        <w:jc w:val="start"/>
+        <w:rPr>
+          <w:b w:val="false"/>
+          <w:bCs w:val="false"/>
+          <w:sz w:val="24"/>
+          <w:szCs w:val="24"/>
+          <w:u w:val="none"/>
+        </w:rPr>
+      </w:pPr>
+      <w:r>
+        <w:rPr>
+          <w:b w:val="false"/>
+          <w:bCs w:val="false"/>
+          <w:sz w:val="24"/>
+          <w:szCs w:val="24"/>
+          <w:u w:val="none"/>
+        </w:rPr>
+        <w:tab/>
+        <w:t>}</w:t>
+      </w:r>
+    </w:p>
+    <w:p>
+      <w:pPr>
+        <w:pStyle w:val="PreformattedText"/>
+        <w:bidi w:val="0"/>
+        <w:spacing w:before="0" w:after="0"/>
+        <w:jc w:val="start"/>
+        <w:rPr>
+          <w:b w:val="false"/>
+          <w:bCs w:val="false"/>
+          <w:sz w:val="24"/>
+          <w:szCs w:val="24"/>
+          <w:u w:val="none"/>
+        </w:rPr>
+      </w:pPr>
+      <w:r>
+        <w:rPr>
+          <w:b w:val="false"/>
+          <w:bCs w:val="false"/>
+          <w:sz w:val="24"/>
+          <w:szCs w:val="24"/>
+          <w:u w:val="none"/>
+        </w:rPr>
+      </w:r>
+    </w:p>
+    <w:p>
+      <w:pPr>
+        <w:pStyle w:val="PreformattedText"/>
+        <w:bidi w:val="0"/>
+        <w:spacing w:before="0" w:after="0"/>
+        <w:jc w:val="start"/>
+        <w:rPr>
+          <w:b w:val="false"/>
+          <w:bCs w:val="false"/>
+          <w:sz w:val="24"/>
+          <w:szCs w:val="24"/>
+          <w:u w:val="none"/>
+        </w:rPr>
+      </w:pPr>
+      <w:r>
+        <w:rPr>
+          <w:b w:val="false"/>
+          <w:bCs w:val="false"/>
+          <w:sz w:val="24"/>
+          <w:szCs w:val="24"/>
+          <w:u w:val="none"/>
+        </w:rPr>
+        <w:tab/>
+        <w:t>matplot::xlim({min_x, max_x});</w:t>
+      </w:r>
+    </w:p>
+    <w:p>
+      <w:pPr>
+        <w:pStyle w:val="PreformattedText"/>
+        <w:bidi w:val="0"/>
+        <w:spacing w:before="0" w:after="0"/>
+        <w:jc w:val="start"/>
+        <w:rPr>
+          <w:b w:val="false"/>
+          <w:bCs w:val="false"/>
+          <w:sz w:val="24"/>
+          <w:szCs w:val="24"/>
+          <w:u w:val="none"/>
+        </w:rPr>
+      </w:pPr>
+      <w:r>
+        <w:rPr>
+          <w:b w:val="false"/>
+          <w:bCs w:val="false"/>
+          <w:sz w:val="24"/>
+          <w:szCs w:val="24"/>
+          <w:u w:val="none"/>
+        </w:rPr>
+        <w:tab/>
+        <w:t>matplot::ylim({-1.5, 1.5});</w:t>
+      </w:r>
+    </w:p>
+    <w:p>
+      <w:pPr>
+        <w:pStyle w:val="PreformattedText"/>
+        <w:bidi w:val="0"/>
+        <w:spacing w:before="0" w:after="0"/>
+        <w:jc w:val="start"/>
+        <w:rPr>
+          <w:b w:val="false"/>
+          <w:bCs w:val="false"/>
+          <w:sz w:val="24"/>
+          <w:szCs w:val="24"/>
+          <w:u w:val="none"/>
+        </w:rPr>
+      </w:pPr>
+      <w:r>
+        <w:rPr>
+          <w:b w:val="false"/>
+          <w:bCs w:val="false"/>
+          <w:sz w:val="24"/>
+          <w:szCs w:val="24"/>
+          <w:u w:val="none"/>
+        </w:rPr>
+        <w:tab/>
+        <w:t>matplot::xlabel("n");</w:t>
+      </w:r>
+    </w:p>
+    <w:p>
+      <w:pPr>
+        <w:pStyle w:val="PreformattedText"/>
+        <w:bidi w:val="0"/>
+        <w:spacing w:before="0" w:after="0"/>
+        <w:jc w:val="start"/>
+        <w:rPr>
+          <w:b w:val="false"/>
+          <w:bCs w:val="false"/>
+          <w:sz w:val="24"/>
+          <w:szCs w:val="24"/>
+          <w:u w:val="none"/>
+        </w:rPr>
+      </w:pPr>
+      <w:r>
+        <w:rPr>
+          <w:b w:val="false"/>
+          <w:bCs w:val="false"/>
+          <w:sz w:val="24"/>
+          <w:szCs w:val="24"/>
+          <w:u w:val="none"/>
+        </w:rPr>
+        <w:tab/>
+        <w:t>matplot::ylabel("x[n]");</w:t>
+      </w:r>
+    </w:p>
+    <w:p>
+      <w:pPr>
+        <w:pStyle w:val="PreformattedText"/>
+        <w:bidi w:val="0"/>
+        <w:spacing w:before="0" w:after="0"/>
+        <w:jc w:val="start"/>
+        <w:rPr>
+          <w:b w:val="false"/>
+          <w:bCs w:val="false"/>
+          <w:sz w:val="24"/>
+          <w:szCs w:val="24"/>
+          <w:u w:val="none"/>
+        </w:rPr>
+      </w:pPr>
+      <w:r>
+        <w:rPr>
+          <w:b w:val="false"/>
+          <w:bCs w:val="false"/>
+          <w:sz w:val="24"/>
+          <w:szCs w:val="24"/>
+          <w:u w:val="none"/>
+        </w:rPr>
+        <w:tab/>
+        <w:t>matplot::grid(matplot::on);</w:t>
+      </w:r>
+    </w:p>
+    <w:p>
+      <w:pPr>
+        <w:pStyle w:val="PreformattedText"/>
+        <w:bidi w:val="0"/>
+        <w:spacing w:before="0" w:after="0"/>
+        <w:jc w:val="start"/>
+        <w:rPr>
+          <w:b w:val="false"/>
+          <w:bCs w:val="false"/>
+          <w:sz w:val="24"/>
+          <w:szCs w:val="24"/>
+          <w:u w:val="none"/>
+        </w:rPr>
+      </w:pPr>
+      <w:r>
+        <w:rPr>
+          <w:b w:val="false"/>
+          <w:bCs w:val="false"/>
+          <w:sz w:val="24"/>
+          <w:szCs w:val="24"/>
+          <w:u w:val="none"/>
+        </w:rPr>
+        <w:tab/>
+        <w:t>matplot::show();</w:t>
+      </w:r>
+    </w:p>
+    <w:p>
+      <w:pPr>
+        <w:pStyle w:val="PreformattedText"/>
+        <w:bidi w:val="0"/>
+        <w:spacing w:before="0" w:after="0"/>
+        <w:jc w:val="start"/>
+        <w:rPr>
+          <w:b w:val="false"/>
+          <w:bCs w:val="false"/>
+          <w:sz w:val="24"/>
+          <w:szCs w:val="24"/>
+          <w:u w:val="none"/>
+        </w:rPr>
+      </w:pPr>
+      <w:r>
+        <w:rPr>
+          <w:b w:val="false"/>
+          <w:bCs w:val="false"/>
+          <w:sz w:val="24"/>
+          <w:szCs w:val="24"/>
+          <w:u w:val="none"/>
+        </w:rPr>
+      </w:r>
+    </w:p>
+    <w:p>
+      <w:pPr>
+        <w:pStyle w:val="PreformattedText"/>
+        <w:bidi w:val="0"/>
+        <w:spacing w:before="0" w:after="0"/>
+        <w:jc w:val="start"/>
+        <w:rPr>
+          <w:b w:val="false"/>
+          <w:bCs w:val="false"/>
+          <w:sz w:val="24"/>
+          <w:szCs w:val="24"/>
+          <w:u w:val="none"/>
+        </w:rPr>
+      </w:pPr>
+      <w:r>
+        <w:rPr>
+          <w:b w:val="false"/>
+          <w:bCs w:val="false"/>
+          <w:sz w:val="24"/>
+          <w:szCs w:val="24"/>
+          <w:u w:val="none"/>
+        </w:rPr>
+        <w:tab/>
+        <w:t>return 0;</w:t>
+      </w:r>
+    </w:p>
+    <w:p>
+      <w:pPr>
+        <w:pStyle w:val="PreformattedText"/>
+        <w:bidi w:val="0"/>
+        <w:spacing w:before="0" w:after="0"/>
+        <w:jc w:val="start"/>
+        <w:rPr>
+          <w:b w:val="false"/>
+          <w:bCs w:val="false"/>
+          <w:sz w:val="24"/>
+          <w:szCs w:val="24"/>
+          <w:u w:val="none"/>
+        </w:rPr>
+      </w:pPr>
+      <w:r>
+        <w:rPr>
+          <w:b w:val="false"/>
+          <w:bCs w:val="false"/>
+          <w:sz w:val="24"/>
+          <w:szCs w:val="24"/>
+          <w:u w:val="none"/>
+        </w:rPr>
+        <w:t>}</w:t>
+      </w:r>
+    </w:p>
+    <w:p>
+      <w:pPr>
+        <w:pStyle w:val="PreformattedText"/>
+        <w:bidi w:val="0"/>
+        <w:spacing w:before="0" w:after="0"/>
+        <w:jc w:val="start"/>
+        <w:rPr>
+          <w:b w:val="false"/>
+          <w:bCs w:val="false"/>
+          <w:sz w:val="24"/>
+          <w:szCs w:val="24"/>
+          <w:u w:val="none"/>
+        </w:rPr>
+      </w:pPr>
+      <w:r>
+        <w:rPr>
+          <w:b w:val="false"/>
+          <w:bCs w:val="false"/>
+          <w:sz w:val="24"/>
+          <w:szCs w:val="24"/>
+          <w:u w:val="none"/>
+        </w:rPr>
+      </w:r>
+    </w:p>
+    <w:p>
+      <w:pPr>
+        <w:pStyle w:val="PreformattedText"/>
+        <w:bidi w:val="0"/>
+        <w:spacing w:before="0" w:after="0"/>
+        <w:jc w:val="start"/>
+        <w:rPr>
+          <w:b w:val="false"/>
+          <w:bCs w:val="false"/>
+          <w:sz w:val="24"/>
+          <w:szCs w:val="24"/>
+          <w:u w:val="none"/>
+        </w:rPr>
+      </w:pPr>
+      <w:r>
+        <w:rPr>
+          <w:b w:val="false"/>
+          <w:bCs w:val="false"/>
+          <w:sz w:val="24"/>
+          <w:szCs w:val="24"/>
+          <w:u w:val="none"/>
+        </w:rPr>
+        <w:t>double impulse (double n, double delay) {</w:t>
+      </w:r>
+    </w:p>
+    <w:p>
+      <w:pPr>
+        <w:pStyle w:val="PreformattedText"/>
+        <w:bidi w:val="0"/>
+        <w:spacing w:before="0" w:after="0"/>
+        <w:jc w:val="start"/>
+        <w:rPr>
+          <w:b w:val="false"/>
+          <w:bCs w:val="false"/>
+          <w:sz w:val="24"/>
+          <w:szCs w:val="24"/>
+          <w:u w:val="none"/>
+        </w:rPr>
+      </w:pPr>
+      <w:r>
+        <w:rPr>
+          <w:b w:val="false"/>
+          <w:bCs w:val="false"/>
+          <w:sz w:val="24"/>
+          <w:szCs w:val="24"/>
+          <w:u w:val="none"/>
+        </w:rPr>
+        <w:tab/>
+        <w:t>if (std::abs(n - delay) &lt; 1e-9) {</w:t>
+      </w:r>
+    </w:p>
+    <w:p>
+      <w:pPr>
+        <w:pStyle w:val="PreformattedText"/>
+        <w:bidi w:val="0"/>
+        <w:spacing w:before="0" w:after="0"/>
+        <w:jc w:val="start"/>
+        <w:rPr>
+          <w:b w:val="false"/>
+          <w:bCs w:val="false"/>
+          <w:sz w:val="24"/>
+          <w:szCs w:val="24"/>
+          <w:u w:val="none"/>
+        </w:rPr>
+      </w:pPr>
+      <w:r>
+        <w:rPr>
+          <w:b w:val="false"/>
+          <w:bCs w:val="false"/>
+          <w:sz w:val="24"/>
+          <w:szCs w:val="24"/>
+          <w:u w:val="none"/>
+        </w:rPr>
+        <w:tab/>
+        <w:tab/>
+        <w:t>return 1.0;</w:t>
+      </w:r>
+    </w:p>
+    <w:p>
+      <w:pPr>
+        <w:pStyle w:val="PreformattedText"/>
+        <w:bidi w:val="0"/>
+        <w:spacing w:before="0" w:after="0"/>
+        <w:jc w:val="start"/>
+        <w:rPr>
+          <w:b w:val="false"/>
+          <w:bCs w:val="false"/>
+          <w:sz w:val="24"/>
+          <w:szCs w:val="24"/>
+          <w:u w:val="none"/>
+        </w:rPr>
+      </w:pPr>
+      <w:r>
+        <w:rPr>
+          <w:b w:val="false"/>
+          <w:bCs w:val="false"/>
+          <w:sz w:val="24"/>
+          <w:szCs w:val="24"/>
+          <w:u w:val="none"/>
+        </w:rPr>
+        <w:tab/>
+        <w:t>}</w:t>
+      </w:r>
+    </w:p>
+    <w:p>
+      <w:pPr>
+        <w:pStyle w:val="PreformattedText"/>
+        <w:bidi w:val="0"/>
+        <w:spacing w:before="0" w:after="0"/>
+        <w:jc w:val="start"/>
+        <w:rPr>
+          <w:b w:val="false"/>
+          <w:bCs w:val="false"/>
+          <w:sz w:val="24"/>
+          <w:szCs w:val="24"/>
+          <w:u w:val="none"/>
+        </w:rPr>
+      </w:pPr>
+      <w:r>
+        <w:rPr>
+          <w:b w:val="false"/>
+          <w:bCs w:val="false"/>
+          <w:sz w:val="24"/>
+          <w:szCs w:val="24"/>
+          <w:u w:val="none"/>
+        </w:rPr>
+        <w:tab/>
+        <w:t>return 0.0;</w:t>
+      </w:r>
+    </w:p>
+    <w:p>
+      <w:pPr>
+        <w:pStyle w:val="PreformattedText"/>
+        <w:bidi w:val="0"/>
+        <w:spacing w:before="0" w:after="0"/>
+        <w:jc w:val="start"/>
+        <w:rPr>
+          <w:b w:val="false"/>
+          <w:bCs w:val="false"/>
+          <w:sz w:val="24"/>
+          <w:szCs w:val="24"/>
+          <w:u w:val="none"/>
+        </w:rPr>
+      </w:pPr>
+      <w:r>
+        <w:rPr>
+          <w:b w:val="false"/>
+          <w:bCs w:val="false"/>
+          <w:sz w:val="24"/>
+          <w:szCs w:val="24"/>
+          <w:u w:val="none"/>
+        </w:rPr>
+        <w:t>}</w:t>
+      </w:r>
+    </w:p>
+    <w:p>
+      <w:pPr>
+        <w:pStyle w:val="PreformattedText"/>
+        <w:bidi w:val="0"/>
+        <w:spacing w:before="0" w:after="0"/>
+        <w:jc w:val="start"/>
+        <w:rPr>
+          <w:b w:val="false"/>
+          <w:bCs w:val="false"/>
+          <w:sz w:val="24"/>
+          <w:szCs w:val="24"/>
+          <w:u w:val="none"/>
+        </w:rPr>
+      </w:pPr>
+      <w:r>
+        <w:rPr>
+          <w:b w:val="false"/>
+          <w:bCs w:val="false"/>
+          <w:sz w:val="24"/>
+          <w:szCs w:val="24"/>
+          <w:u w:val="none"/>
+        </w:rPr>
+      </w:r>
+    </w:p>
+    <w:p>
+      <w:pPr>
+        <w:pStyle w:val="PreformattedText"/>
+        <w:bidi w:val="0"/>
+        <w:spacing w:before="0" w:after="0"/>
+        <w:jc w:val="start"/>
+        <w:rPr>
+          <w:b w:val="false"/>
+          <w:bCs w:val="false"/>
+          <w:sz w:val="24"/>
+          <w:szCs w:val="24"/>
+          <w:u w:val="none"/>
+        </w:rPr>
+      </w:pPr>
+      <w:r>
+        <w:rPr>
+          <w:b w:val="false"/>
+          <w:bCs w:val="false"/>
+          <w:sz w:val="24"/>
+          <w:szCs w:val="24"/>
+          <w:u w:val="none"/>
+        </w:rPr>
+        <w:t>double step(double n, double delay) {</w:t>
+      </w:r>
+    </w:p>
+    <w:p>
+      <w:pPr>
+        <w:pStyle w:val="PreformattedText"/>
+        <w:bidi w:val="0"/>
+        <w:spacing w:before="0" w:after="0"/>
+        <w:jc w:val="start"/>
+        <w:rPr>
+          <w:b w:val="false"/>
+          <w:bCs w:val="false"/>
+          <w:sz w:val="24"/>
+          <w:szCs w:val="24"/>
+          <w:u w:val="none"/>
+        </w:rPr>
+      </w:pPr>
+      <w:r>
+        <w:rPr>
+          <w:b w:val="false"/>
+          <w:bCs w:val="false"/>
+          <w:sz w:val="24"/>
+          <w:szCs w:val="24"/>
+          <w:u w:val="none"/>
+        </w:rPr>
+        <w:tab/>
+        <w:t>if (n &gt;= delay) return 1.0;</w:t>
+      </w:r>
+    </w:p>
+    <w:p>
+      <w:pPr>
+        <w:pStyle w:val="PreformattedText"/>
+        <w:bidi w:val="0"/>
+        <w:spacing w:before="0" w:after="0"/>
+        <w:jc w:val="start"/>
+        <w:rPr>
+          <w:b w:val="false"/>
+          <w:bCs w:val="false"/>
+          <w:sz w:val="24"/>
+          <w:szCs w:val="24"/>
+          <w:u w:val="none"/>
+        </w:rPr>
+      </w:pPr>
+      <w:r>
+        <w:rPr>
+          <w:b w:val="false"/>
+          <w:bCs w:val="false"/>
+          <w:sz w:val="24"/>
+          <w:szCs w:val="24"/>
+          <w:u w:val="none"/>
+        </w:rPr>
+        <w:tab/>
+        <w:t>return 0.0;</w:t>
+      </w:r>
+    </w:p>
+    <w:p>
+      <w:pPr>
+        <w:pStyle w:val="PreformattedText"/>
+        <w:bidi w:val="0"/>
+        <w:spacing w:before="0" w:after="0"/>
+        <w:jc w:val="start"/>
+        <w:rPr>
+          <w:b w:val="false"/>
+          <w:bCs w:val="false"/>
+          <w:sz w:val="24"/>
+          <w:szCs w:val="24"/>
+          <w:u w:val="none"/>
+        </w:rPr>
+      </w:pPr>
+      <w:r>
+        <w:rPr>
+          <w:b w:val="false"/>
+          <w:bCs w:val="false"/>
+          <w:sz w:val="24"/>
+          <w:szCs w:val="24"/>
+          <w:u w:val="none"/>
+        </w:rPr>
+        <w:t>}</w:t>
+      </w:r>
+    </w:p>
+    <w:p>
+      <w:pPr>
+        <w:pStyle w:val="PreformattedText"/>
+        <w:bidi w:val="0"/>
+        <w:spacing w:before="0" w:after="0"/>
+        <w:jc w:val="start"/>
+        <w:rPr>
+          <w:b w:val="false"/>
+          <w:bCs w:val="false"/>
+          <w:sz w:val="24"/>
+          <w:szCs w:val="24"/>
+          <w:u w:val="none"/>
+        </w:rPr>
+      </w:pPr>
+      <w:r>
+        <w:rPr>
+          <w:b w:val="false"/>
+          <w:bCs w:val="false"/>
+          <w:sz w:val="24"/>
+          <w:szCs w:val="24"/>
+          <w:u w:val="none"/>
+        </w:rPr>
+      </w:r>
+    </w:p>
+    <w:p>
+      <w:pPr>
+        <w:pStyle w:val="PreformattedText"/>
+        <w:bidi w:val="0"/>
+        <w:spacing w:before="0" w:after="0"/>
+        <w:jc w:val="start"/>
+        <w:rPr>
+          <w:b w:val="false"/>
+          <w:bCs w:val="false"/>
+          <w:sz w:val="24"/>
+          <w:szCs w:val="24"/>
+          <w:u w:val="none"/>
+        </w:rPr>
+      </w:pPr>
+      <w:r>
+        <w:rPr>
+          <w:b w:val="false"/>
+          <w:bCs w:val="false"/>
+          <w:sz w:val="24"/>
+          <w:szCs w:val="24"/>
+          <w:u w:val="none"/>
+        </w:rPr>
+        <w:t>double dis_exp (double n, double a) {</w:t>
+      </w:r>
+    </w:p>
+    <w:p>
+      <w:pPr>
+        <w:pStyle w:val="PreformattedText"/>
+        <w:bidi w:val="0"/>
+        <w:spacing w:before="0" w:after="0"/>
+        <w:jc w:val="start"/>
+        <w:rPr>
+          <w:b w:val="false"/>
+          <w:bCs w:val="false"/>
+          <w:sz w:val="24"/>
+          <w:szCs w:val="24"/>
+          <w:u w:val="none"/>
+        </w:rPr>
+      </w:pPr>
+      <w:r>
+        <w:rPr>
+          <w:b w:val="false"/>
+          <w:bCs w:val="false"/>
+          <w:sz w:val="24"/>
+          <w:szCs w:val="24"/>
+          <w:u w:val="none"/>
+        </w:rPr>
+        <w:tab/>
+        <w:t>if (n &gt;=0) return std::pow(a, n);</w:t>
+      </w:r>
+    </w:p>
+    <w:p>
+      <w:pPr>
+        <w:pStyle w:val="PreformattedText"/>
+        <w:bidi w:val="0"/>
+        <w:spacing w:before="0" w:after="0"/>
+        <w:jc w:val="start"/>
+        <w:rPr>
+          <w:b w:val="false"/>
+          <w:bCs w:val="false"/>
+          <w:sz w:val="24"/>
+          <w:szCs w:val="24"/>
+          <w:u w:val="none"/>
+        </w:rPr>
+      </w:pPr>
+      <w:r>
+        <w:rPr>
+          <w:b w:val="false"/>
+          <w:bCs w:val="false"/>
+          <w:sz w:val="24"/>
+          <w:szCs w:val="24"/>
+          <w:u w:val="none"/>
+        </w:rPr>
+        <w:tab/>
+        <w:t>return 0.0;</w:t>
+      </w:r>
+    </w:p>
+    <w:p>
+      <w:pPr>
+        <w:pStyle w:val="PreformattedText"/>
+        <w:bidi w:val="0"/>
+        <w:spacing w:before="0" w:after="0"/>
+        <w:jc w:val="start"/>
+        <w:rPr>
+          <w:b w:val="false"/>
+          <w:bCs w:val="false"/>
+          <w:sz w:val="24"/>
+          <w:szCs w:val="24"/>
+          <w:u w:val="none"/>
+        </w:rPr>
+      </w:pPr>
+      <w:r>
+        <w:rPr>
+          <w:b w:val="false"/>
+          <w:bCs w:val="false"/>
+          <w:sz w:val="24"/>
+          <w:szCs w:val="24"/>
+          <w:u w:val="none"/>
+        </w:rPr>
+        <w:t>}</w:t>
+      </w:r>
+    </w:p>
+    <w:p>
+      <w:pPr>
+        <w:pStyle w:val="PreformattedText"/>
+        <w:bidi w:val="0"/>
+        <w:spacing w:before="0" w:after="0"/>
+        <w:jc w:val="start"/>
+        <w:rPr>
+          <w:b w:val="false"/>
+          <w:bCs w:val="false"/>
+          <w:sz w:val="24"/>
+          <w:szCs w:val="24"/>
+          <w:u w:val="none"/>
+        </w:rPr>
+      </w:pPr>
+      <w:r>
+        <w:rPr>
+          <w:b w:val="false"/>
+          <w:bCs w:val="false"/>
+          <w:sz w:val="24"/>
+          <w:szCs w:val="24"/>
+          <w:u w:val="none"/>
+        </w:rPr>
+      </w:r>
+    </w:p>
+    <w:p>
+      <w:pPr>
+        <w:pStyle w:val="PreformattedText"/>
+        <w:bidi w:val="0"/>
+        <w:spacing w:before="0" w:after="0"/>
+        <w:jc w:val="start"/>
+        <w:rPr>
+          <w:b w:val="false"/>
+          <w:bCs w:val="false"/>
+          <w:sz w:val="24"/>
+          <w:szCs w:val="24"/>
+          <w:u w:val="none"/>
+        </w:rPr>
+      </w:pPr>
+      <w:r>
+        <w:rPr>
+          <w:b w:val="false"/>
+          <w:bCs w:val="false"/>
+          <w:sz w:val="24"/>
+          <w:szCs w:val="24"/>
+          <w:u w:val="none"/>
+        </w:rPr>
+        <w:t>double dis_cos (double n, double L, double omega) {</w:t>
+      </w:r>
+    </w:p>
+    <w:p>
+      <w:pPr>
+        <w:pStyle w:val="PreformattedText"/>
+        <w:bidi w:val="0"/>
+        <w:spacing w:before="0" w:after="0"/>
+        <w:jc w:val="start"/>
+        <w:rPr>
+          <w:b w:val="false"/>
+          <w:bCs w:val="false"/>
+          <w:sz w:val="24"/>
+          <w:szCs w:val="24"/>
+          <w:u w:val="none"/>
+        </w:rPr>
+      </w:pPr>
+      <w:r>
+        <w:rPr>
+          <w:b w:val="false"/>
+          <w:bCs w:val="false"/>
+          <w:sz w:val="24"/>
+          <w:szCs w:val="24"/>
+          <w:u w:val="none"/>
+        </w:rPr>
+        <w:tab/>
+        <w:t>return std::cos(omega * n) * L;</w:t>
+      </w:r>
+    </w:p>
+    <w:p>
+      <w:pPr>
+        <w:pStyle w:val="PreformattedText"/>
+        <w:bidi w:val="0"/>
+        <w:spacing w:before="0" w:after="0"/>
+        <w:jc w:val="start"/>
+        <w:rPr>
+          <w:b w:val="false"/>
+          <w:bCs w:val="false"/>
+          <w:sz w:val="24"/>
+          <w:szCs w:val="24"/>
+          <w:u w:val="none"/>
+        </w:rPr>
+      </w:pPr>
+      <w:r>
+        <w:rPr>
+          <w:b w:val="false"/>
+          <w:bCs w:val="false"/>
+          <w:sz w:val="24"/>
+          <w:szCs w:val="24"/>
+          <w:u w:val="none"/>
+        </w:rPr>
+        <w:t xml:space="preserve">} </w:t>
       </w:r>
     </w:p>
     <w:sectPr>
